--- a/laporan/laporan_kp.docx
+++ b/laporan/laporan_kp.docx
@@ -88,7 +88,7 @@
           <w:noProof/>
         </w:rPr>
         <w:drawing>
-          <wp:inline distT="0" distB="0" distL="0" distR="0" wp14:anchorId="0AD5C763" wp14:editId="464ED75D">
+          <wp:inline distT="0" distB="0" distL="0" distR="0" wp14:anchorId="52A28C2D" wp14:editId="40E88EA4">
             <wp:extent cx="1762622" cy="2108793"/>
             <wp:effectExtent l="0" t="0" r="0" b="0"/>
             <wp:docPr id="6" name="image1.png" descr="UIN Raden Mas Said Surakarta | Berita"/>
@@ -300,7 +300,7 @@
         </w:rPr>
       </w:pPr>
       <w:bookmarkStart w:id="1" w:name="_heading=h.a2zr7sgor9em" w:colFirst="0" w:colLast="0"/>
-      <w:bookmarkStart w:id="2" w:name="_Toc242263559"/>
+      <w:bookmarkStart w:id="2" w:name="_Toc242264787"/>
       <w:bookmarkEnd w:id="1"/>
       <w:r>
         <w:rPr>
@@ -626,7 +626,7 @@
         </w:rPr>
       </w:pPr>
       <w:bookmarkStart w:id="4" w:name="_heading=h.4gg6fxqx12xs" w:colFirst="0" w:colLast="0"/>
-      <w:bookmarkStart w:id="5" w:name="_Toc242263560"/>
+      <w:bookmarkStart w:id="5" w:name="_Toc242264788"/>
       <w:bookmarkEnd w:id="4"/>
       <w:r>
         <w:rPr>
@@ -1008,7 +1008,7 @@
       <w:pPr>
         <w:pStyle w:val="Heading1"/>
       </w:pPr>
-      <w:bookmarkStart w:id="7" w:name="_Toc242263561"/>
+      <w:bookmarkStart w:id="7" w:name="_Toc242264789"/>
       <w:r>
         <w:t>KATA PENGANTAR</w:t>
       </w:r>
@@ -1078,7 +1078,7 @@
       <w:pPr>
         <w:pStyle w:val="Heading1"/>
       </w:pPr>
-      <w:bookmarkStart w:id="8" w:name="_Toc242263562"/>
+      <w:bookmarkStart w:id="8" w:name="_Toc242264790"/>
       <w:r>
         <w:t>ABSTRAK</w:t>
       </w:r>
@@ -1172,7 +1172,7 @@
       <w:pPr>
         <w:pStyle w:val="Heading1"/>
       </w:pPr>
-      <w:bookmarkStart w:id="9" w:name="_Toc242263563"/>
+      <w:bookmarkStart w:id="9" w:name="_Toc242264791"/>
       <w:r>
         <w:t>ABSTRACT</w:t>
       </w:r>
@@ -1263,7 +1263,7 @@
       <w:pPr>
         <w:pStyle w:val="Heading1"/>
       </w:pPr>
-      <w:bookmarkStart w:id="10" w:name="_Toc242263564"/>
+      <w:bookmarkStart w:id="10" w:name="_Toc242264792"/>
       <w:r>
         <w:t>DAFTAR ISI</w:t>
       </w:r>
@@ -1292,7 +1292,7 @@
       <w:r>
         <w:fldChar w:fldCharType="separate"/>
       </w:r>
-      <w:hyperlink w:anchor="_Toc242263559" w:history="1">
+      <w:hyperlink w:anchor="_Toc242264787" w:history="1">
         <w:r>
           <w:rPr>
             <w:rStyle w:val="Hyperlink"/>
@@ -1319,7 +1319,7 @@
             <w:noProof/>
             <w:webHidden/>
           </w:rPr>
-          <w:instrText xml:space="preserve"> PAGEREF _Toc242263559 \h </w:instrText>
+          <w:instrText xml:space="preserve"> PAGEREF _Toc242264787 \h </w:instrText>
         </w:r>
         <w:r>
           <w:rPr>
@@ -1364,7 +1364,7 @@
           <w14:ligatures w14:val="standardContextual"/>
         </w:rPr>
       </w:pPr>
-      <w:hyperlink w:anchor="_Toc242263560" w:history="1">
+      <w:hyperlink w:anchor="_Toc242264788" w:history="1">
         <w:r>
           <w:rPr>
             <w:rStyle w:val="Hyperlink"/>
@@ -1391,7 +1391,7 @@
             <w:noProof/>
             <w:webHidden/>
           </w:rPr>
-          <w:instrText xml:space="preserve"> PAGEREF _Toc242263560 \h </w:instrText>
+          <w:instrText xml:space="preserve"> PAGEREF _Toc242264788 \h </w:instrText>
         </w:r>
         <w:r>
           <w:rPr>
@@ -1436,7 +1436,7 @@
           <w14:ligatures w14:val="standardContextual"/>
         </w:rPr>
       </w:pPr>
-      <w:hyperlink w:anchor="_Toc242263561" w:history="1">
+      <w:hyperlink w:anchor="_Toc242264789" w:history="1">
         <w:r>
           <w:rPr>
             <w:rStyle w:val="Hyperlink"/>
@@ -1463,7 +1463,7 @@
             <w:noProof/>
             <w:webHidden/>
           </w:rPr>
-          <w:instrText xml:space="preserve"> PAGEREF _Toc242263561 \h </w:instrText>
+          <w:instrText xml:space="preserve"> PAGEREF _Toc242264789 \h </w:instrText>
         </w:r>
         <w:r>
           <w:rPr>
@@ -1508,7 +1508,7 @@
           <w14:ligatures w14:val="standardContextual"/>
         </w:rPr>
       </w:pPr>
-      <w:hyperlink w:anchor="_Toc242263562" w:history="1">
+      <w:hyperlink w:anchor="_Toc242264790" w:history="1">
         <w:r>
           <w:rPr>
             <w:rStyle w:val="Hyperlink"/>
@@ -1535,7 +1535,7 @@
             <w:noProof/>
             <w:webHidden/>
           </w:rPr>
-          <w:instrText xml:space="preserve"> PAGEREF _Toc242263562 \h </w:instrText>
+          <w:instrText xml:space="preserve"> PAGEREF _Toc242264790 \h </w:instrText>
         </w:r>
         <w:r>
           <w:rPr>
@@ -1580,7 +1580,7 @@
           <w14:ligatures w14:val="standardContextual"/>
         </w:rPr>
       </w:pPr>
-      <w:hyperlink w:anchor="_Toc242263563" w:history="1">
+      <w:hyperlink w:anchor="_Toc242264791" w:history="1">
         <w:r>
           <w:rPr>
             <w:rStyle w:val="Hyperlink"/>
@@ -1607,7 +1607,7 @@
             <w:noProof/>
             <w:webHidden/>
           </w:rPr>
-          <w:instrText xml:space="preserve"> PAGEREF _Toc242263563 \h </w:instrText>
+          <w:instrText xml:space="preserve"> PAGEREF _Toc242264791 \h </w:instrText>
         </w:r>
         <w:r>
           <w:rPr>
@@ -1652,7 +1652,7 @@
           <w14:ligatures w14:val="standardContextual"/>
         </w:rPr>
       </w:pPr>
-      <w:hyperlink w:anchor="_Toc242263564" w:history="1">
+      <w:hyperlink w:anchor="_Toc242264792" w:history="1">
         <w:r>
           <w:rPr>
             <w:rStyle w:val="Hyperlink"/>
@@ -1679,7 +1679,7 @@
             <w:noProof/>
             <w:webHidden/>
           </w:rPr>
-          <w:instrText xml:space="preserve"> PAGEREF _Toc242263564 \h </w:instrText>
+          <w:instrText xml:space="preserve"> PAGEREF _Toc242264792 \h </w:instrText>
         </w:r>
         <w:r>
           <w:rPr>
@@ -1724,7 +1724,7 @@
           <w14:ligatures w14:val="standardContextual"/>
         </w:rPr>
       </w:pPr>
-      <w:hyperlink w:anchor="_Toc242263565" w:history="1">
+      <w:hyperlink w:anchor="_Toc242264793" w:history="1">
         <w:r>
           <w:rPr>
             <w:rStyle w:val="Hyperlink"/>
@@ -1751,7 +1751,7 @@
             <w:noProof/>
             <w:webHidden/>
           </w:rPr>
-          <w:instrText xml:space="preserve"> PAGEREF _Toc242263565 \h </w:instrText>
+          <w:instrText xml:space="preserve"> PAGEREF _Toc242264793 \h </w:instrText>
         </w:r>
         <w:r>
           <w:rPr>
@@ -1796,7 +1796,7 @@
           <w14:ligatures w14:val="standardContextual"/>
         </w:rPr>
       </w:pPr>
-      <w:hyperlink w:anchor="_Toc242263566" w:history="1">
+      <w:hyperlink w:anchor="_Toc242264794" w:history="1">
         <w:r>
           <w:rPr>
             <w:rStyle w:val="Hyperlink"/>
@@ -1823,7 +1823,7 @@
             <w:noProof/>
             <w:webHidden/>
           </w:rPr>
-          <w:instrText xml:space="preserve"> PAGEREF _Toc242263566 \h </w:instrText>
+          <w:instrText xml:space="preserve"> PAGEREF _Toc242264794 \h </w:instrText>
         </w:r>
         <w:r>
           <w:rPr>
@@ -1868,7 +1868,7 @@
           <w14:ligatures w14:val="standardContextual"/>
         </w:rPr>
       </w:pPr>
-      <w:hyperlink w:anchor="_Toc242263567" w:history="1">
+      <w:hyperlink w:anchor="_Toc242264795" w:history="1">
         <w:r>
           <w:rPr>
             <w:rStyle w:val="Hyperlink"/>
@@ -1895,7 +1895,7 @@
             <w:noProof/>
             <w:webHidden/>
           </w:rPr>
-          <w:instrText xml:space="preserve"> PAGEREF _Toc242263567 \h </w:instrText>
+          <w:instrText xml:space="preserve"> PAGEREF _Toc242264795 \h </w:instrText>
         </w:r>
         <w:r>
           <w:rPr>
@@ -1940,7 +1940,7 @@
           <w14:ligatures w14:val="standardContextual"/>
         </w:rPr>
       </w:pPr>
-      <w:hyperlink w:anchor="_Toc242263568" w:history="1">
+      <w:hyperlink w:anchor="_Toc242264796" w:history="1">
         <w:r>
           <w:rPr>
             <w:rStyle w:val="Hyperlink"/>
@@ -1967,7 +1967,7 @@
             <w:noProof/>
             <w:webHidden/>
           </w:rPr>
-          <w:instrText xml:space="preserve"> PAGEREF _Toc242263568 \h </w:instrText>
+          <w:instrText xml:space="preserve"> PAGEREF _Toc242264796 \h </w:instrText>
         </w:r>
         <w:r>
           <w:rPr>
@@ -2012,7 +2012,7 @@
           <w14:ligatures w14:val="standardContextual"/>
         </w:rPr>
       </w:pPr>
-      <w:hyperlink w:anchor="_Toc242263569" w:history="1">
+      <w:hyperlink w:anchor="_Toc242264797" w:history="1">
         <w:r>
           <w:rPr>
             <w:rStyle w:val="Hyperlink"/>
@@ -2039,7 +2039,7 @@
             <w:noProof/>
             <w:webHidden/>
           </w:rPr>
-          <w:instrText xml:space="preserve"> PAGEREF _Toc242263569 \h </w:instrText>
+          <w:instrText xml:space="preserve"> PAGEREF _Toc242264797 \h </w:instrText>
         </w:r>
         <w:r>
           <w:rPr>
@@ -2085,7 +2085,7 @@
           <w14:ligatures w14:val="standardContextual"/>
         </w:rPr>
       </w:pPr>
-      <w:hyperlink w:anchor="_Toc242263570" w:history="1">
+      <w:hyperlink w:anchor="_Toc242264798" w:history="1">
         <w:r>
           <w:rPr>
             <w:rStyle w:val="Hyperlink"/>
@@ -2129,7 +2129,7 @@
             <w:noProof/>
             <w:webHidden/>
           </w:rPr>
-          <w:instrText xml:space="preserve"> PAGEREF _Toc242263570 \h </w:instrText>
+          <w:instrText xml:space="preserve"> PAGEREF _Toc242264798 \h </w:instrText>
         </w:r>
         <w:r>
           <w:rPr>
@@ -2175,7 +2175,7 @@
           <w14:ligatures w14:val="standardContextual"/>
         </w:rPr>
       </w:pPr>
-      <w:hyperlink w:anchor="_Toc242263571" w:history="1">
+      <w:hyperlink w:anchor="_Toc242264799" w:history="1">
         <w:r>
           <w:rPr>
             <w:rStyle w:val="Hyperlink"/>
@@ -2219,7 +2219,7 @@
             <w:noProof/>
             <w:webHidden/>
           </w:rPr>
-          <w:instrText xml:space="preserve"> PAGEREF _Toc242263571 \h </w:instrText>
+          <w:instrText xml:space="preserve"> PAGEREF _Toc242264799 \h </w:instrText>
         </w:r>
         <w:r>
           <w:rPr>
@@ -2265,7 +2265,7 @@
           <w14:ligatures w14:val="standardContextual"/>
         </w:rPr>
       </w:pPr>
-      <w:hyperlink w:anchor="_Toc242263572" w:history="1">
+      <w:hyperlink w:anchor="_Toc242264800" w:history="1">
         <w:r>
           <w:rPr>
             <w:rStyle w:val="Hyperlink"/>
@@ -2309,7 +2309,7 @@
             <w:noProof/>
             <w:webHidden/>
           </w:rPr>
-          <w:instrText xml:space="preserve"> PAGEREF _Toc242263572 \h </w:instrText>
+          <w:instrText xml:space="preserve"> PAGEREF _Toc242264800 \h </w:instrText>
         </w:r>
         <w:r>
           <w:rPr>
@@ -2355,7 +2355,7 @@
           <w14:ligatures w14:val="standardContextual"/>
         </w:rPr>
       </w:pPr>
-      <w:hyperlink w:anchor="_Toc242263573" w:history="1">
+      <w:hyperlink w:anchor="_Toc242264801" w:history="1">
         <w:r>
           <w:rPr>
             <w:rStyle w:val="Hyperlink"/>
@@ -2399,7 +2399,7 @@
             <w:noProof/>
             <w:webHidden/>
           </w:rPr>
-          <w:instrText xml:space="preserve"> PAGEREF _Toc242263573 \h </w:instrText>
+          <w:instrText xml:space="preserve"> PAGEREF _Toc242264801 \h </w:instrText>
         </w:r>
         <w:r>
           <w:rPr>
@@ -2444,7 +2444,7 @@
           <w14:ligatures w14:val="standardContextual"/>
         </w:rPr>
       </w:pPr>
-      <w:hyperlink w:anchor="_Toc242263574" w:history="1">
+      <w:hyperlink w:anchor="_Toc242264802" w:history="1">
         <w:r>
           <w:rPr>
             <w:rStyle w:val="Hyperlink"/>
@@ -2471,7 +2471,7 @@
             <w:noProof/>
             <w:webHidden/>
           </w:rPr>
-          <w:instrText xml:space="preserve"> PAGEREF _Toc242263574 \h </w:instrText>
+          <w:instrText xml:space="preserve"> PAGEREF _Toc242264802 \h </w:instrText>
         </w:r>
         <w:r>
           <w:rPr>
@@ -2517,7 +2517,7 @@
           <w14:ligatures w14:val="standardContextual"/>
         </w:rPr>
       </w:pPr>
-      <w:hyperlink w:anchor="_Toc242263575" w:history="1">
+      <w:hyperlink w:anchor="_Toc242264803" w:history="1">
         <w:r>
           <w:rPr>
             <w:rStyle w:val="Hyperlink"/>
@@ -2561,7 +2561,7 @@
             <w:noProof/>
             <w:webHidden/>
           </w:rPr>
-          <w:instrText xml:space="preserve"> PAGEREF _Toc242263575 \h </w:instrText>
+          <w:instrText xml:space="preserve"> PAGEREF _Toc242264803 \h </w:instrText>
         </w:r>
         <w:r>
           <w:rPr>
@@ -2607,7 +2607,7 @@
           <w14:ligatures w14:val="standardContextual"/>
         </w:rPr>
       </w:pPr>
-      <w:hyperlink w:anchor="_Toc242263576" w:history="1">
+      <w:hyperlink w:anchor="_Toc242264804" w:history="1">
         <w:r>
           <w:rPr>
             <w:rStyle w:val="Hyperlink"/>
@@ -2651,7 +2651,7 @@
             <w:noProof/>
             <w:webHidden/>
           </w:rPr>
-          <w:instrText xml:space="preserve"> PAGEREF _Toc242263576 \h </w:instrText>
+          <w:instrText xml:space="preserve"> PAGEREF _Toc242264804 \h </w:instrText>
         </w:r>
         <w:r>
           <w:rPr>
@@ -2697,7 +2697,7 @@
           <w14:ligatures w14:val="standardContextual"/>
         </w:rPr>
       </w:pPr>
-      <w:hyperlink w:anchor="_Toc242263577" w:history="1">
+      <w:hyperlink w:anchor="_Toc242264805" w:history="1">
         <w:r>
           <w:rPr>
             <w:rStyle w:val="Hyperlink"/>
@@ -2741,7 +2741,7 @@
             <w:noProof/>
             <w:webHidden/>
           </w:rPr>
-          <w:instrText xml:space="preserve"> PAGEREF _Toc242263577 \h </w:instrText>
+          <w:instrText xml:space="preserve"> PAGEREF _Toc242264805 \h </w:instrText>
         </w:r>
         <w:r>
           <w:rPr>
@@ -2787,7 +2787,7 @@
           <w14:ligatures w14:val="standardContextual"/>
         </w:rPr>
       </w:pPr>
-      <w:hyperlink w:anchor="_Toc242263578" w:history="1">
+      <w:hyperlink w:anchor="_Toc242264806" w:history="1">
         <w:r>
           <w:rPr>
             <w:rStyle w:val="Hyperlink"/>
@@ -2831,7 +2831,7 @@
             <w:noProof/>
             <w:webHidden/>
           </w:rPr>
-          <w:instrText xml:space="preserve"> PAGEREF _Toc242263578 \h </w:instrText>
+          <w:instrText xml:space="preserve"> PAGEREF _Toc242264806 \h </w:instrText>
         </w:r>
         <w:r>
           <w:rPr>
@@ -2877,7 +2877,7 @@
           <w14:ligatures w14:val="standardContextual"/>
         </w:rPr>
       </w:pPr>
-      <w:hyperlink w:anchor="_Toc242263579" w:history="1">
+      <w:hyperlink w:anchor="_Toc242264807" w:history="1">
         <w:r>
           <w:rPr>
             <w:rStyle w:val="Hyperlink"/>
@@ -2921,7 +2921,7 @@
             <w:noProof/>
             <w:webHidden/>
           </w:rPr>
-          <w:instrText xml:space="preserve"> PAGEREF _Toc242263579 \h </w:instrText>
+          <w:instrText xml:space="preserve"> PAGEREF _Toc242264807 \h </w:instrText>
         </w:r>
         <w:r>
           <w:rPr>
@@ -2967,7 +2967,7 @@
           <w14:ligatures w14:val="standardContextual"/>
         </w:rPr>
       </w:pPr>
-      <w:hyperlink w:anchor="_Toc242263580" w:history="1">
+      <w:hyperlink w:anchor="_Toc242264808" w:history="1">
         <w:r>
           <w:rPr>
             <w:rStyle w:val="Hyperlink"/>
@@ -3011,7 +3011,7 @@
             <w:noProof/>
             <w:webHidden/>
           </w:rPr>
-          <w:instrText xml:space="preserve"> PAGEREF _Toc242263580 \h </w:instrText>
+          <w:instrText xml:space="preserve"> PAGEREF _Toc242264808 \h </w:instrText>
         </w:r>
         <w:r>
           <w:rPr>
@@ -3057,7 +3057,7 @@
           <w14:ligatures w14:val="standardContextual"/>
         </w:rPr>
       </w:pPr>
-      <w:hyperlink w:anchor="_Toc242263581" w:history="1">
+      <w:hyperlink w:anchor="_Toc242264809" w:history="1">
         <w:r>
           <w:rPr>
             <w:rStyle w:val="Hyperlink"/>
@@ -3101,7 +3101,7 @@
             <w:noProof/>
             <w:webHidden/>
           </w:rPr>
-          <w:instrText xml:space="preserve"> PAGEREF _Toc242263581 \h </w:instrText>
+          <w:instrText xml:space="preserve"> PAGEREF _Toc242264809 \h </w:instrText>
         </w:r>
         <w:r>
           <w:rPr>
@@ -3147,7 +3147,7 @@
           <w14:ligatures w14:val="standardContextual"/>
         </w:rPr>
       </w:pPr>
-      <w:hyperlink w:anchor="_Toc242263582" w:history="1">
+      <w:hyperlink w:anchor="_Toc242264810" w:history="1">
         <w:r>
           <w:rPr>
             <w:rStyle w:val="Hyperlink"/>
@@ -3191,7 +3191,7 @@
             <w:noProof/>
             <w:webHidden/>
           </w:rPr>
-          <w:instrText xml:space="preserve"> PAGEREF _Toc242263582 \h </w:instrText>
+          <w:instrText xml:space="preserve"> PAGEREF _Toc242264810 \h </w:instrText>
         </w:r>
         <w:r>
           <w:rPr>
@@ -3236,7 +3236,7 @@
           <w14:ligatures w14:val="standardContextual"/>
         </w:rPr>
       </w:pPr>
-      <w:hyperlink w:anchor="_Toc242263583" w:history="1">
+      <w:hyperlink w:anchor="_Toc242264811" w:history="1">
         <w:r>
           <w:rPr>
             <w:rStyle w:val="Hyperlink"/>
@@ -3263,7 +3263,7 @@
             <w:noProof/>
             <w:webHidden/>
           </w:rPr>
-          <w:instrText xml:space="preserve"> PAGEREF _Toc242263583 \h </w:instrText>
+          <w:instrText xml:space="preserve"> PAGEREF _Toc242264811 \h </w:instrText>
         </w:r>
         <w:r>
           <w:rPr>
@@ -3309,7 +3309,7 @@
           <w14:ligatures w14:val="standardContextual"/>
         </w:rPr>
       </w:pPr>
-      <w:hyperlink w:anchor="_Toc242263584" w:history="1">
+      <w:hyperlink w:anchor="_Toc242264812" w:history="1">
         <w:r>
           <w:rPr>
             <w:rStyle w:val="Hyperlink"/>
@@ -3353,7 +3353,7 @@
             <w:noProof/>
             <w:webHidden/>
           </w:rPr>
-          <w:instrText xml:space="preserve"> PAGEREF _Toc242263584 \h </w:instrText>
+          <w:instrText xml:space="preserve"> PAGEREF _Toc242264812 \h </w:instrText>
         </w:r>
         <w:r>
           <w:rPr>
@@ -3399,7 +3399,7 @@
           <w14:ligatures w14:val="standardContextual"/>
         </w:rPr>
       </w:pPr>
-      <w:hyperlink w:anchor="_Toc242263585" w:history="1">
+      <w:hyperlink w:anchor="_Toc242264813" w:history="1">
         <w:r>
           <w:rPr>
             <w:rStyle w:val="Hyperlink"/>
@@ -3443,7 +3443,7 @@
             <w:noProof/>
             <w:webHidden/>
           </w:rPr>
-          <w:instrText xml:space="preserve"> PAGEREF _Toc242263585 \h </w:instrText>
+          <w:instrText xml:space="preserve"> PAGEREF _Toc242264813 \h </w:instrText>
         </w:r>
         <w:r>
           <w:rPr>
@@ -3489,7 +3489,7 @@
           <w14:ligatures w14:val="standardContextual"/>
         </w:rPr>
       </w:pPr>
-      <w:hyperlink w:anchor="_Toc242263586" w:history="1">
+      <w:hyperlink w:anchor="_Toc242264814" w:history="1">
         <w:r>
           <w:rPr>
             <w:rStyle w:val="Hyperlink"/>
@@ -3533,7 +3533,7 @@
             <w:noProof/>
             <w:webHidden/>
           </w:rPr>
-          <w:instrText xml:space="preserve"> PAGEREF _Toc242263586 \h </w:instrText>
+          <w:instrText xml:space="preserve"> PAGEREF _Toc242264814 \h </w:instrText>
         </w:r>
         <w:r>
           <w:rPr>
@@ -3579,7 +3579,7 @@
           <w14:ligatures w14:val="standardContextual"/>
         </w:rPr>
       </w:pPr>
-      <w:hyperlink w:anchor="_Toc242263587" w:history="1">
+      <w:hyperlink w:anchor="_Toc242264815" w:history="1">
         <w:r>
           <w:rPr>
             <w:rStyle w:val="Hyperlink"/>
@@ -3623,7 +3623,7 @@
             <w:noProof/>
             <w:webHidden/>
           </w:rPr>
-          <w:instrText xml:space="preserve"> PAGEREF _Toc242263587 \h </w:instrText>
+          <w:instrText xml:space="preserve"> PAGEREF _Toc242264815 \h </w:instrText>
         </w:r>
         <w:r>
           <w:rPr>
@@ -3669,7 +3669,7 @@
           <w14:ligatures w14:val="standardContextual"/>
         </w:rPr>
       </w:pPr>
-      <w:hyperlink w:anchor="_Toc242263588" w:history="1">
+      <w:hyperlink w:anchor="_Toc242264816" w:history="1">
         <w:r>
           <w:rPr>
             <w:rStyle w:val="Hyperlink"/>
@@ -3713,7 +3713,7 @@
             <w:noProof/>
             <w:webHidden/>
           </w:rPr>
-          <w:instrText xml:space="preserve"> PAGEREF _Toc242263588 \h </w:instrText>
+          <w:instrText xml:space="preserve"> PAGEREF _Toc242264816 \h </w:instrText>
         </w:r>
         <w:r>
           <w:rPr>
@@ -3759,7 +3759,7 @@
           <w14:ligatures w14:val="standardContextual"/>
         </w:rPr>
       </w:pPr>
-      <w:hyperlink w:anchor="_Toc242263589" w:history="1">
+      <w:hyperlink w:anchor="_Toc242264817" w:history="1">
         <w:r>
           <w:rPr>
             <w:rStyle w:val="Hyperlink"/>
@@ -3803,7 +3803,7 @@
             <w:noProof/>
             <w:webHidden/>
           </w:rPr>
-          <w:instrText xml:space="preserve"> PAGEREF _Toc242263589 \h </w:instrText>
+          <w:instrText xml:space="preserve"> PAGEREF _Toc242264817 \h </w:instrText>
         </w:r>
         <w:r>
           <w:rPr>
@@ -3848,7 +3848,7 @@
           <w14:ligatures w14:val="standardContextual"/>
         </w:rPr>
       </w:pPr>
-      <w:hyperlink w:anchor="_Toc242263590" w:history="1">
+      <w:hyperlink w:anchor="_Toc242264818" w:history="1">
         <w:r>
           <w:rPr>
             <w:rStyle w:val="Hyperlink"/>
@@ -3875,7 +3875,7 @@
             <w:noProof/>
             <w:webHidden/>
           </w:rPr>
-          <w:instrText xml:space="preserve"> PAGEREF _Toc242263590 \h </w:instrText>
+          <w:instrText xml:space="preserve"> PAGEREF _Toc242264818 \h </w:instrText>
         </w:r>
         <w:r>
           <w:rPr>
@@ -3921,7 +3921,7 @@
           <w14:ligatures w14:val="standardContextual"/>
         </w:rPr>
       </w:pPr>
-      <w:hyperlink w:anchor="_Toc242263591" w:history="1">
+      <w:hyperlink w:anchor="_Toc242264819" w:history="1">
         <w:r>
           <w:rPr>
             <w:rStyle w:val="Hyperlink"/>
@@ -3965,7 +3965,7 @@
             <w:noProof/>
             <w:webHidden/>
           </w:rPr>
-          <w:instrText xml:space="preserve"> PAGEREF _Toc242263591 \h </w:instrText>
+          <w:instrText xml:space="preserve"> PAGEREF _Toc242264819 \h </w:instrText>
         </w:r>
         <w:r>
           <w:rPr>
@@ -4011,7 +4011,7 @@
           <w14:ligatures w14:val="standardContextual"/>
         </w:rPr>
       </w:pPr>
-      <w:hyperlink w:anchor="_Toc242263592" w:history="1">
+      <w:hyperlink w:anchor="_Toc242264820" w:history="1">
         <w:r>
           <w:rPr>
             <w:rStyle w:val="Hyperlink"/>
@@ -4055,7 +4055,7 @@
             <w:noProof/>
             <w:webHidden/>
           </w:rPr>
-          <w:instrText xml:space="preserve"> PAGEREF _Toc242263592 \h </w:instrText>
+          <w:instrText xml:space="preserve"> PAGEREF _Toc242264820 \h </w:instrText>
         </w:r>
         <w:r>
           <w:rPr>
@@ -4101,7 +4101,7 @@
           <w14:ligatures w14:val="standardContextual"/>
         </w:rPr>
       </w:pPr>
-      <w:hyperlink w:anchor="_Toc242263593" w:history="1">
+      <w:hyperlink w:anchor="_Toc242264821" w:history="1">
         <w:r>
           <w:rPr>
             <w:rStyle w:val="Hyperlink"/>
@@ -4145,7 +4145,7 @@
             <w:noProof/>
             <w:webHidden/>
           </w:rPr>
-          <w:instrText xml:space="preserve"> PAGEREF _Toc242263593 \h </w:instrText>
+          <w:instrText xml:space="preserve"> PAGEREF _Toc242264821 \h </w:instrText>
         </w:r>
         <w:r>
           <w:rPr>
@@ -4191,7 +4191,7 @@
           <w14:ligatures w14:val="standardContextual"/>
         </w:rPr>
       </w:pPr>
-      <w:hyperlink w:anchor="_Toc242263594" w:history="1">
+      <w:hyperlink w:anchor="_Toc242264822" w:history="1">
         <w:r>
           <w:rPr>
             <w:rStyle w:val="Hyperlink"/>
@@ -4235,7 +4235,7 @@
             <w:noProof/>
             <w:webHidden/>
           </w:rPr>
-          <w:instrText xml:space="preserve"> PAGEREF _Toc242263594 \h </w:instrText>
+          <w:instrText xml:space="preserve"> PAGEREF _Toc242264822 \h </w:instrText>
         </w:r>
         <w:r>
           <w:rPr>
@@ -4281,7 +4281,7 @@
           <w14:ligatures w14:val="standardContextual"/>
         </w:rPr>
       </w:pPr>
-      <w:hyperlink w:anchor="_Toc242263595" w:history="1">
+      <w:hyperlink w:anchor="_Toc242264823" w:history="1">
         <w:r>
           <w:rPr>
             <w:rStyle w:val="Hyperlink"/>
@@ -4325,7 +4325,7 @@
             <w:noProof/>
             <w:webHidden/>
           </w:rPr>
-          <w:instrText xml:space="preserve"> PAGEREF _Toc242263595 \h </w:instrText>
+          <w:instrText xml:space="preserve"> PAGEREF _Toc242264823 \h </w:instrText>
         </w:r>
         <w:r>
           <w:rPr>
@@ -4371,7 +4371,7 @@
           <w14:ligatures w14:val="standardContextual"/>
         </w:rPr>
       </w:pPr>
-      <w:hyperlink w:anchor="_Toc242263596" w:history="1">
+      <w:hyperlink w:anchor="_Toc242264824" w:history="1">
         <w:r>
           <w:rPr>
             <w:rStyle w:val="Hyperlink"/>
@@ -4415,7 +4415,7 @@
             <w:noProof/>
             <w:webHidden/>
           </w:rPr>
-          <w:instrText xml:space="preserve"> PAGEREF _Toc242263596 \h </w:instrText>
+          <w:instrText xml:space="preserve"> PAGEREF _Toc242264824 \h </w:instrText>
         </w:r>
         <w:r>
           <w:rPr>
@@ -4461,7 +4461,7 @@
           <w14:ligatures w14:val="standardContextual"/>
         </w:rPr>
       </w:pPr>
-      <w:hyperlink w:anchor="_Toc242263597" w:history="1">
+      <w:hyperlink w:anchor="_Toc242264825" w:history="1">
         <w:r>
           <w:rPr>
             <w:rStyle w:val="Hyperlink"/>
@@ -4505,7 +4505,7 @@
             <w:noProof/>
             <w:webHidden/>
           </w:rPr>
-          <w:instrText xml:space="preserve"> PAGEREF _Toc242263597 \h </w:instrText>
+          <w:instrText xml:space="preserve"> PAGEREF _Toc242264825 \h </w:instrText>
         </w:r>
         <w:r>
           <w:rPr>
@@ -4551,7 +4551,7 @@
           <w14:ligatures w14:val="standardContextual"/>
         </w:rPr>
       </w:pPr>
-      <w:hyperlink w:anchor="_Toc242263598" w:history="1">
+      <w:hyperlink w:anchor="_Toc242264826" w:history="1">
         <w:r>
           <w:rPr>
             <w:rStyle w:val="Hyperlink"/>
@@ -4595,7 +4595,7 @@
             <w:noProof/>
             <w:webHidden/>
           </w:rPr>
-          <w:instrText xml:space="preserve"> PAGEREF _Toc242263598 \h </w:instrText>
+          <w:instrText xml:space="preserve"> PAGEREF _Toc242264826 \h </w:instrText>
         </w:r>
         <w:r>
           <w:rPr>
@@ -4641,7 +4641,7 @@
           <w14:ligatures w14:val="standardContextual"/>
         </w:rPr>
       </w:pPr>
-      <w:hyperlink w:anchor="_Toc242263599" w:history="1">
+      <w:hyperlink w:anchor="_Toc242264827" w:history="1">
         <w:r>
           <w:rPr>
             <w:rStyle w:val="Hyperlink"/>
@@ -4685,7 +4685,7 @@
             <w:noProof/>
             <w:webHidden/>
           </w:rPr>
-          <w:instrText xml:space="preserve"> PAGEREF _Toc242263599 \h </w:instrText>
+          <w:instrText xml:space="preserve"> PAGEREF _Toc242264827 \h </w:instrText>
         </w:r>
         <w:r>
           <w:rPr>
@@ -4731,7 +4731,7 @@
           <w14:ligatures w14:val="standardContextual"/>
         </w:rPr>
       </w:pPr>
-      <w:hyperlink w:anchor="_Toc242263600" w:history="1">
+      <w:hyperlink w:anchor="_Toc242264828" w:history="1">
         <w:r>
           <w:rPr>
             <w:rStyle w:val="Hyperlink"/>
@@ -4775,7 +4775,7 @@
             <w:noProof/>
             <w:webHidden/>
           </w:rPr>
-          <w:instrText xml:space="preserve"> PAGEREF _Toc242263600 \h </w:instrText>
+          <w:instrText xml:space="preserve"> PAGEREF _Toc242264828 \h </w:instrText>
         </w:r>
         <w:r>
           <w:rPr>
@@ -4821,7 +4821,7 @@
           <w14:ligatures w14:val="standardContextual"/>
         </w:rPr>
       </w:pPr>
-      <w:hyperlink w:anchor="_Toc242263601" w:history="1">
+      <w:hyperlink w:anchor="_Toc242264829" w:history="1">
         <w:r>
           <w:rPr>
             <w:rStyle w:val="Hyperlink"/>
@@ -4865,7 +4865,7 @@
             <w:noProof/>
             <w:webHidden/>
           </w:rPr>
-          <w:instrText xml:space="preserve"> PAGEREF _Toc242263601 \h </w:instrText>
+          <w:instrText xml:space="preserve"> PAGEREF _Toc242264829 \h </w:instrText>
         </w:r>
         <w:r>
           <w:rPr>
@@ -4910,7 +4910,7 @@
           <w14:ligatures w14:val="standardContextual"/>
         </w:rPr>
       </w:pPr>
-      <w:hyperlink w:anchor="_Toc242263602" w:history="1">
+      <w:hyperlink w:anchor="_Toc242264830" w:history="1">
         <w:r>
           <w:rPr>
             <w:rStyle w:val="Hyperlink"/>
@@ -4937,7 +4937,7 @@
             <w:noProof/>
             <w:webHidden/>
           </w:rPr>
-          <w:instrText xml:space="preserve"> PAGEREF _Toc242263602 \h </w:instrText>
+          <w:instrText xml:space="preserve"> PAGEREF _Toc242264830 \h </w:instrText>
         </w:r>
         <w:r>
           <w:rPr>
@@ -4983,7 +4983,7 @@
           <w14:ligatures w14:val="standardContextual"/>
         </w:rPr>
       </w:pPr>
-      <w:hyperlink w:anchor="_Toc242263603" w:history="1">
+      <w:hyperlink w:anchor="_Toc242264831" w:history="1">
         <w:r>
           <w:rPr>
             <w:rStyle w:val="Hyperlink"/>
@@ -5027,7 +5027,7 @@
             <w:noProof/>
             <w:webHidden/>
           </w:rPr>
-          <w:instrText xml:space="preserve"> PAGEREF _Toc242263603 \h </w:instrText>
+          <w:instrText xml:space="preserve"> PAGEREF _Toc242264831 \h </w:instrText>
         </w:r>
         <w:r>
           <w:rPr>
@@ -5073,7 +5073,7 @@
           <w14:ligatures w14:val="standardContextual"/>
         </w:rPr>
       </w:pPr>
-      <w:hyperlink w:anchor="_Toc242263604" w:history="1">
+      <w:hyperlink w:anchor="_Toc242264832" w:history="1">
         <w:r>
           <w:rPr>
             <w:rStyle w:val="Hyperlink"/>
@@ -5117,7 +5117,7 @@
             <w:noProof/>
             <w:webHidden/>
           </w:rPr>
-          <w:instrText xml:space="preserve"> PAGEREF _Toc242263604 \h </w:instrText>
+          <w:instrText xml:space="preserve"> PAGEREF _Toc242264832 \h </w:instrText>
         </w:r>
         <w:r>
           <w:rPr>
@@ -5162,7 +5162,7 @@
           <w14:ligatures w14:val="standardContextual"/>
         </w:rPr>
       </w:pPr>
-      <w:hyperlink w:anchor="_Toc242263605" w:history="1">
+      <w:hyperlink w:anchor="_Toc242264833" w:history="1">
         <w:r>
           <w:rPr>
             <w:rStyle w:val="Hyperlink"/>
@@ -5189,7 +5189,7 @@
             <w:noProof/>
             <w:webHidden/>
           </w:rPr>
-          <w:instrText xml:space="preserve"> PAGEREF _Toc242263605 \h </w:instrText>
+          <w:instrText xml:space="preserve"> PAGEREF _Toc242264833 \h </w:instrText>
         </w:r>
         <w:r>
           <w:rPr>
@@ -5234,7 +5234,7 @@
           <w14:ligatures w14:val="standardContextual"/>
         </w:rPr>
       </w:pPr>
-      <w:hyperlink w:anchor="_Toc242263606" w:history="1">
+      <w:hyperlink w:anchor="_Toc242264834" w:history="1">
         <w:r>
           <w:rPr>
             <w:rStyle w:val="Hyperlink"/>
@@ -5261,7 +5261,7 @@
             <w:noProof/>
             <w:webHidden/>
           </w:rPr>
-          <w:instrText xml:space="preserve"> PAGEREF _Toc242263606 \h </w:instrText>
+          <w:instrText xml:space="preserve"> PAGEREF _Toc242264834 \h </w:instrText>
         </w:r>
         <w:r>
           <w:rPr>
@@ -5306,7 +5306,7 @@
           <w14:ligatures w14:val="standardContextual"/>
         </w:rPr>
       </w:pPr>
-      <w:hyperlink w:anchor="_Toc242263607" w:history="1">
+      <w:hyperlink w:anchor="_Toc242264835" w:history="1">
         <w:r>
           <w:rPr>
             <w:rStyle w:val="Hyperlink"/>
@@ -5333,7 +5333,7 @@
             <w:noProof/>
             <w:webHidden/>
           </w:rPr>
-          <w:instrText xml:space="preserve"> PAGEREF _Toc242263607 \h </w:instrText>
+          <w:instrText xml:space="preserve"> PAGEREF _Toc242264835 \h </w:instrText>
         </w:r>
         <w:r>
           <w:rPr>
@@ -5378,13 +5378,13 @@
           <w14:ligatures w14:val="standardContextual"/>
         </w:rPr>
       </w:pPr>
-      <w:hyperlink w:anchor="_Toc242263608" w:history="1">
+      <w:hyperlink w:anchor="_Toc242264836" w:history="1">
         <w:r>
           <w:rPr>
             <w:rStyle w:val="Hyperlink"/>
             <w:noProof/>
           </w:rPr>
-          <w:t>Lampiran 2. Struktur Repositori dan Berkas Kode Program</w:t>
+          <w:t>Lampiran 2. Struktur Repositori Daring GitHub dan Tata Kelola Berkas</w:t>
         </w:r>
         <w:r>
           <w:rPr>
@@ -5405,7 +5405,7 @@
             <w:noProof/>
             <w:webHidden/>
           </w:rPr>
-          <w:instrText xml:space="preserve"> PAGEREF _Toc242263608 \h </w:instrText>
+          <w:instrText xml:space="preserve"> PAGEREF _Toc242264836 \h </w:instrText>
         </w:r>
         <w:r>
           <w:rPr>
@@ -5450,7 +5450,7 @@
           <w14:ligatures w14:val="standardContextual"/>
         </w:rPr>
       </w:pPr>
-      <w:hyperlink w:anchor="_Toc242263609" w:history="1">
+      <w:hyperlink w:anchor="_Toc242264837" w:history="1">
         <w:r>
           <w:rPr>
             <w:rStyle w:val="Hyperlink"/>
@@ -5492,7 +5492,7 @@
             <w:noProof/>
             <w:webHidden/>
           </w:rPr>
-          <w:instrText xml:space="preserve"> PAGEREF _Toc242263609 \h </w:instrText>
+          <w:instrText xml:space="preserve"> PAGEREF _Toc242264837 \h </w:instrText>
         </w:r>
         <w:r>
           <w:rPr>
@@ -5537,7 +5537,7 @@
           <w14:ligatures w14:val="standardContextual"/>
         </w:rPr>
       </w:pPr>
-      <w:hyperlink w:anchor="_Toc242263610" w:history="1">
+      <w:hyperlink w:anchor="_Toc242264838" w:history="1">
         <w:r>
           <w:rPr>
             <w:rStyle w:val="Hyperlink"/>
@@ -5564,7 +5564,7 @@
             <w:noProof/>
             <w:webHidden/>
           </w:rPr>
-          <w:instrText xml:space="preserve"> PAGEREF _Toc242263610 \h </w:instrText>
+          <w:instrText xml:space="preserve"> PAGEREF _Toc242264838 \h </w:instrText>
         </w:r>
         <w:r>
           <w:rPr>
@@ -5584,7 +5584,7 @@
             <w:noProof/>
             <w:webHidden/>
           </w:rPr>
-          <w:t>48</w:t>
+          <w:t>49</w:t>
         </w:r>
         <w:r>
           <w:rPr>
@@ -5609,7 +5609,7 @@
           <w14:ligatures w14:val="standardContextual"/>
         </w:rPr>
       </w:pPr>
-      <w:hyperlink w:anchor="_Toc242263611" w:history="1">
+      <w:hyperlink w:anchor="_Toc242264839" w:history="1">
         <w:r>
           <w:rPr>
             <w:rStyle w:val="Hyperlink"/>
@@ -5636,7 +5636,7 @@
             <w:noProof/>
             <w:webHidden/>
           </w:rPr>
-          <w:instrText xml:space="preserve"> PAGEREF _Toc242263611 \h </w:instrText>
+          <w:instrText xml:space="preserve"> PAGEREF _Toc242264839 \h </w:instrText>
         </w:r>
         <w:r>
           <w:rPr>
@@ -5656,7 +5656,7 @@
             <w:noProof/>
             <w:webHidden/>
           </w:rPr>
-          <w:t>48</w:t>
+          <w:t>49</w:t>
         </w:r>
         <w:r>
           <w:rPr>
@@ -5681,7 +5681,7 @@
           <w14:ligatures w14:val="standardContextual"/>
         </w:rPr>
       </w:pPr>
-      <w:hyperlink w:anchor="_Toc242263612" w:history="1">
+      <w:hyperlink w:anchor="_Toc242264840" w:history="1">
         <w:r>
           <w:rPr>
             <w:rStyle w:val="Hyperlink"/>
@@ -5708,7 +5708,7 @@
             <w:noProof/>
             <w:webHidden/>
           </w:rPr>
-          <w:instrText xml:space="preserve"> PAGEREF _Toc242263612 \h </w:instrText>
+          <w:instrText xml:space="preserve"> PAGEREF _Toc242264840 \h </w:instrText>
         </w:r>
         <w:r>
           <w:rPr>
@@ -5728,7 +5728,7 @@
             <w:noProof/>
             <w:webHidden/>
           </w:rPr>
-          <w:t>49</w:t>
+          <w:t>50</w:t>
         </w:r>
         <w:r>
           <w:rPr>
@@ -5753,7 +5753,7 @@
           <w14:ligatures w14:val="standardContextual"/>
         </w:rPr>
       </w:pPr>
-      <w:hyperlink w:anchor="_Toc242263613" w:history="1">
+      <w:hyperlink w:anchor="_Toc242264841" w:history="1">
         <w:r>
           <w:rPr>
             <w:rStyle w:val="Hyperlink"/>
@@ -5780,7 +5780,7 @@
             <w:noProof/>
             <w:webHidden/>
           </w:rPr>
-          <w:instrText xml:space="preserve"> PAGEREF _Toc242263613 \h </w:instrText>
+          <w:instrText xml:space="preserve"> PAGEREF _Toc242264841 \h </w:instrText>
         </w:r>
         <w:r>
           <w:rPr>
@@ -5800,7 +5800,7 @@
             <w:noProof/>
             <w:webHidden/>
           </w:rPr>
-          <w:t>50</w:t>
+          <w:t>51</w:t>
         </w:r>
         <w:r>
           <w:rPr>
@@ -5825,7 +5825,7 @@
           <w14:ligatures w14:val="standardContextual"/>
         </w:rPr>
       </w:pPr>
-      <w:hyperlink w:anchor="_Toc242263614" w:history="1">
+      <w:hyperlink w:anchor="_Toc242264842" w:history="1">
         <w:r>
           <w:rPr>
             <w:rStyle w:val="Hyperlink"/>
@@ -5852,7 +5852,7 @@
             <w:noProof/>
             <w:webHidden/>
           </w:rPr>
-          <w:instrText xml:space="preserve"> PAGEREF _Toc242263614 \h </w:instrText>
+          <w:instrText xml:space="preserve"> PAGEREF _Toc242264842 \h </w:instrText>
         </w:r>
         <w:r>
           <w:rPr>
@@ -5872,7 +5872,7 @@
             <w:noProof/>
             <w:webHidden/>
           </w:rPr>
-          <w:t>51</w:t>
+          <w:t>52</w:t>
         </w:r>
         <w:r>
           <w:rPr>
@@ -5897,7 +5897,7 @@
           <w14:ligatures w14:val="standardContextual"/>
         </w:rPr>
       </w:pPr>
-      <w:hyperlink w:anchor="_Toc242263615" w:history="1">
+      <w:hyperlink w:anchor="_Toc242264843" w:history="1">
         <w:r>
           <w:rPr>
             <w:rStyle w:val="Hyperlink"/>
@@ -5924,7 +5924,7 @@
             <w:noProof/>
             <w:webHidden/>
           </w:rPr>
-          <w:instrText xml:space="preserve"> PAGEREF _Toc242263615 \h </w:instrText>
+          <w:instrText xml:space="preserve"> PAGEREF _Toc242264843 \h </w:instrText>
         </w:r>
         <w:r>
           <w:rPr>
@@ -5944,7 +5944,7 @@
             <w:noProof/>
             <w:webHidden/>
           </w:rPr>
-          <w:t>52</w:t>
+          <w:t>53</w:t>
         </w:r>
         <w:r>
           <w:rPr>
@@ -5974,7 +5974,7 @@
       <w:pPr>
         <w:pStyle w:val="Heading1"/>
       </w:pPr>
-      <w:bookmarkStart w:id="11" w:name="_Toc242263565"/>
+      <w:bookmarkStart w:id="11" w:name="_Toc242264793"/>
       <w:r>
         <w:t>DAFTAR GAMBAR</w:t>
       </w:r>
@@ -6003,7 +6003,7 @@
       <w:r>
         <w:fldChar w:fldCharType="separate"/>
       </w:r>
-      <w:hyperlink w:anchor="_Toc242263616" w:history="1">
+      <w:hyperlink w:anchor="_Toc242264844" w:history="1">
         <w:r>
           <w:rPr>
             <w:rStyle w:val="Hyperlink"/>
@@ -6030,7 +6030,7 @@
             <w:noProof/>
             <w:webHidden/>
           </w:rPr>
-          <w:instrText xml:space="preserve"> PAGEREF _Toc242263616 \h </w:instrText>
+          <w:instrText xml:space="preserve"> PAGEREF _Toc242264844 \h </w:instrText>
         </w:r>
         <w:r>
           <w:rPr>
@@ -6075,7 +6075,7 @@
           <w14:ligatures w14:val="standardContextual"/>
         </w:rPr>
       </w:pPr>
-      <w:hyperlink w:anchor="_Toc242263617" w:history="1">
+      <w:hyperlink w:anchor="_Toc242264845" w:history="1">
         <w:r>
           <w:rPr>
             <w:rStyle w:val="Hyperlink"/>
@@ -6102,7 +6102,7 @@
             <w:noProof/>
             <w:webHidden/>
           </w:rPr>
-          <w:instrText xml:space="preserve"> PAGEREF _Toc242263617 \h </w:instrText>
+          <w:instrText xml:space="preserve"> PAGEREF _Toc242264845 \h </w:instrText>
         </w:r>
         <w:r>
           <w:rPr>
@@ -6147,7 +6147,7 @@
           <w14:ligatures w14:val="standardContextual"/>
         </w:rPr>
       </w:pPr>
-      <w:hyperlink w:anchor="_Toc242263618" w:history="1">
+      <w:hyperlink w:anchor="_Toc242264846" w:history="1">
         <w:r>
           <w:rPr>
             <w:rStyle w:val="Hyperlink"/>
@@ -6174,7 +6174,7 @@
             <w:noProof/>
             <w:webHidden/>
           </w:rPr>
-          <w:instrText xml:space="preserve"> PAGEREF _Toc242263618 \h </w:instrText>
+          <w:instrText xml:space="preserve"> PAGEREF _Toc242264846 \h </w:instrText>
         </w:r>
         <w:r>
           <w:rPr>
@@ -6219,7 +6219,7 @@
           <w14:ligatures w14:val="standardContextual"/>
         </w:rPr>
       </w:pPr>
-      <w:hyperlink w:anchor="_Toc242263619" w:history="1">
+      <w:hyperlink w:anchor="_Toc242264847" w:history="1">
         <w:r>
           <w:rPr>
             <w:rStyle w:val="Hyperlink"/>
@@ -6246,7 +6246,7 @@
             <w:noProof/>
             <w:webHidden/>
           </w:rPr>
-          <w:instrText xml:space="preserve"> PAGEREF _Toc242263619 \h </w:instrText>
+          <w:instrText xml:space="preserve"> PAGEREF _Toc242264847 \h </w:instrText>
         </w:r>
         <w:r>
           <w:rPr>
@@ -6291,7 +6291,7 @@
           <w14:ligatures w14:val="standardContextual"/>
         </w:rPr>
       </w:pPr>
-      <w:hyperlink w:anchor="_Toc242263620" w:history="1">
+      <w:hyperlink w:anchor="_Toc242264848" w:history="1">
         <w:r>
           <w:rPr>
             <w:rStyle w:val="Hyperlink"/>
@@ -6318,7 +6318,7 @@
             <w:noProof/>
             <w:webHidden/>
           </w:rPr>
-          <w:instrText xml:space="preserve"> PAGEREF _Toc242263620 \h </w:instrText>
+          <w:instrText xml:space="preserve"> PAGEREF _Toc242264848 \h </w:instrText>
         </w:r>
         <w:r>
           <w:rPr>
@@ -6363,7 +6363,7 @@
           <w14:ligatures w14:val="standardContextual"/>
         </w:rPr>
       </w:pPr>
-      <w:hyperlink w:anchor="_Toc242263621" w:history="1">
+      <w:hyperlink w:anchor="_Toc242264849" w:history="1">
         <w:r>
           <w:rPr>
             <w:rStyle w:val="Hyperlink"/>
@@ -6390,7 +6390,7 @@
             <w:noProof/>
             <w:webHidden/>
           </w:rPr>
-          <w:instrText xml:space="preserve"> PAGEREF _Toc242263621 \h </w:instrText>
+          <w:instrText xml:space="preserve"> PAGEREF _Toc242264849 \h </w:instrText>
         </w:r>
         <w:r>
           <w:rPr>
@@ -6435,7 +6435,7 @@
           <w14:ligatures w14:val="standardContextual"/>
         </w:rPr>
       </w:pPr>
-      <w:hyperlink w:anchor="_Toc242263622" w:history="1">
+      <w:hyperlink w:anchor="_Toc242264850" w:history="1">
         <w:r>
           <w:rPr>
             <w:rStyle w:val="Hyperlink"/>
@@ -6462,7 +6462,7 @@
             <w:noProof/>
             <w:webHidden/>
           </w:rPr>
-          <w:instrText xml:space="preserve"> PAGEREF _Toc242263622 \h </w:instrText>
+          <w:instrText xml:space="preserve"> PAGEREF _Toc242264850 \h </w:instrText>
         </w:r>
         <w:r>
           <w:rPr>
@@ -6507,7 +6507,7 @@
           <w14:ligatures w14:val="standardContextual"/>
         </w:rPr>
       </w:pPr>
-      <w:hyperlink w:anchor="_Toc242263623" w:history="1">
+      <w:hyperlink w:anchor="_Toc242264851" w:history="1">
         <w:r>
           <w:rPr>
             <w:rStyle w:val="Hyperlink"/>
@@ -6534,7 +6534,7 @@
             <w:noProof/>
             <w:webHidden/>
           </w:rPr>
-          <w:instrText xml:space="preserve"> PAGEREF _Toc242263623 \h </w:instrText>
+          <w:instrText xml:space="preserve"> PAGEREF _Toc242264851 \h </w:instrText>
         </w:r>
         <w:r>
           <w:rPr>
@@ -6579,7 +6579,7 @@
           <w14:ligatures w14:val="standardContextual"/>
         </w:rPr>
       </w:pPr>
-      <w:hyperlink w:anchor="_Toc242263624" w:history="1">
+      <w:hyperlink w:anchor="_Toc242264852" w:history="1">
         <w:r>
           <w:rPr>
             <w:rStyle w:val="Hyperlink"/>
@@ -6606,7 +6606,7 @@
             <w:noProof/>
             <w:webHidden/>
           </w:rPr>
-          <w:instrText xml:space="preserve"> PAGEREF _Toc242263624 \h </w:instrText>
+          <w:instrText xml:space="preserve"> PAGEREF _Toc242264852 \h </w:instrText>
         </w:r>
         <w:r>
           <w:rPr>
@@ -6651,7 +6651,7 @@
           <w14:ligatures w14:val="standardContextual"/>
         </w:rPr>
       </w:pPr>
-      <w:hyperlink w:anchor="_Toc242263625" w:history="1">
+      <w:hyperlink w:anchor="_Toc242264853" w:history="1">
         <w:r>
           <w:rPr>
             <w:rStyle w:val="Hyperlink"/>
@@ -6678,7 +6678,7 @@
             <w:noProof/>
             <w:webHidden/>
           </w:rPr>
-          <w:instrText xml:space="preserve"> PAGEREF _Toc242263625 \h </w:instrText>
+          <w:instrText xml:space="preserve"> PAGEREF _Toc242264853 \h </w:instrText>
         </w:r>
         <w:r>
           <w:rPr>
@@ -6723,7 +6723,7 @@
           <w14:ligatures w14:val="standardContextual"/>
         </w:rPr>
       </w:pPr>
-      <w:hyperlink w:anchor="_Toc242263626" w:history="1">
+      <w:hyperlink w:anchor="_Toc242264854" w:history="1">
         <w:r>
           <w:rPr>
             <w:rStyle w:val="Hyperlink"/>
@@ -6765,7 +6765,7 @@
             <w:noProof/>
             <w:webHidden/>
           </w:rPr>
-          <w:instrText xml:space="preserve"> PAGEREF _Toc242263626 \h </w:instrText>
+          <w:instrText xml:space="preserve"> PAGEREF _Toc242264854 \h </w:instrText>
         </w:r>
         <w:r>
           <w:rPr>
@@ -6810,7 +6810,7 @@
           <w14:ligatures w14:val="standardContextual"/>
         </w:rPr>
       </w:pPr>
-      <w:hyperlink w:anchor="_Toc242263627" w:history="1">
+      <w:hyperlink w:anchor="_Toc242264855" w:history="1">
         <w:r>
           <w:rPr>
             <w:rStyle w:val="Hyperlink"/>
@@ -6837,7 +6837,7 @@
             <w:noProof/>
             <w:webHidden/>
           </w:rPr>
-          <w:instrText xml:space="preserve"> PAGEREF _Toc242263627 \h </w:instrText>
+          <w:instrText xml:space="preserve"> PAGEREF _Toc242264855 \h </w:instrText>
         </w:r>
         <w:r>
           <w:rPr>
@@ -6857,7 +6857,7 @@
             <w:noProof/>
             <w:webHidden/>
           </w:rPr>
-          <w:t>50</w:t>
+          <w:t>51</w:t>
         </w:r>
         <w:r>
           <w:rPr>
@@ -6882,7 +6882,7 @@
           <w14:ligatures w14:val="standardContextual"/>
         </w:rPr>
       </w:pPr>
-      <w:hyperlink w:anchor="_Toc242263628" w:history="1">
+      <w:hyperlink w:anchor="_Toc242264856" w:history="1">
         <w:r>
           <w:rPr>
             <w:rStyle w:val="Hyperlink"/>
@@ -6909,7 +6909,7 @@
             <w:noProof/>
             <w:webHidden/>
           </w:rPr>
-          <w:instrText xml:space="preserve"> PAGEREF _Toc242263628 \h </w:instrText>
+          <w:instrText xml:space="preserve"> PAGEREF _Toc242264856 \h </w:instrText>
         </w:r>
         <w:r>
           <w:rPr>
@@ -6929,7 +6929,7 @@
             <w:noProof/>
             <w:webHidden/>
           </w:rPr>
-          <w:t>51</w:t>
+          <w:t>52</w:t>
         </w:r>
         <w:r>
           <w:rPr>
@@ -6959,7 +6959,7 @@
       <w:pPr>
         <w:pStyle w:val="Heading1"/>
       </w:pPr>
-      <w:bookmarkStart w:id="12" w:name="_Toc242263566"/>
+      <w:bookmarkStart w:id="12" w:name="_Toc242264794"/>
       <w:r>
         <w:t>DAFTAR TABEL</w:t>
       </w:r>
@@ -6988,7 +6988,7 @@
       <w:r>
         <w:fldChar w:fldCharType="separate"/>
       </w:r>
-      <w:hyperlink w:anchor="_Toc242263629" w:history="1">
+      <w:hyperlink w:anchor="_Toc242264857" w:history="1">
         <w:r>
           <w:rPr>
             <w:rStyle w:val="Hyperlink"/>
@@ -7015,7 +7015,7 @@
             <w:noProof/>
             <w:webHidden/>
           </w:rPr>
-          <w:instrText xml:space="preserve"> PAGEREF _Toc242263629 \h </w:instrText>
+          <w:instrText xml:space="preserve"> PAGEREF _Toc242264857 \h </w:instrText>
         </w:r>
         <w:r>
           <w:rPr>
@@ -7060,7 +7060,7 @@
           <w14:ligatures w14:val="standardContextual"/>
         </w:rPr>
       </w:pPr>
-      <w:hyperlink w:anchor="_Toc242263630" w:history="1">
+      <w:hyperlink w:anchor="_Toc242264858" w:history="1">
         <w:r>
           <w:rPr>
             <w:rStyle w:val="Hyperlink"/>
@@ -7087,7 +7087,7 @@
             <w:noProof/>
             <w:webHidden/>
           </w:rPr>
-          <w:instrText xml:space="preserve"> PAGEREF _Toc242263630 \h </w:instrText>
+          <w:instrText xml:space="preserve"> PAGEREF _Toc242264858 \h </w:instrText>
         </w:r>
         <w:r>
           <w:rPr>
@@ -7132,7 +7132,7 @@
           <w14:ligatures w14:val="standardContextual"/>
         </w:rPr>
       </w:pPr>
-      <w:hyperlink w:anchor="_Toc242263631" w:history="1">
+      <w:hyperlink w:anchor="_Toc242264859" w:history="1">
         <w:r>
           <w:rPr>
             <w:rStyle w:val="Hyperlink"/>
@@ -7159,7 +7159,7 @@
             <w:noProof/>
             <w:webHidden/>
           </w:rPr>
-          <w:instrText xml:space="preserve"> PAGEREF _Toc242263631 \h </w:instrText>
+          <w:instrText xml:space="preserve"> PAGEREF _Toc242264859 \h </w:instrText>
         </w:r>
         <w:r>
           <w:rPr>
@@ -7204,7 +7204,7 @@
           <w14:ligatures w14:val="standardContextual"/>
         </w:rPr>
       </w:pPr>
-      <w:hyperlink w:anchor="_Toc242263632" w:history="1">
+      <w:hyperlink w:anchor="_Toc242264860" w:history="1">
         <w:r>
           <w:rPr>
             <w:rStyle w:val="Hyperlink"/>
@@ -7231,7 +7231,7 @@
             <w:noProof/>
             <w:webHidden/>
           </w:rPr>
-          <w:instrText xml:space="preserve"> PAGEREF _Toc242263632 \h </w:instrText>
+          <w:instrText xml:space="preserve"> PAGEREF _Toc242264860 \h </w:instrText>
         </w:r>
         <w:r>
           <w:rPr>
@@ -7276,7 +7276,7 @@
           <w14:ligatures w14:val="standardContextual"/>
         </w:rPr>
       </w:pPr>
-      <w:hyperlink w:anchor="_Toc242263633" w:history="1">
+      <w:hyperlink w:anchor="_Toc242264861" w:history="1">
         <w:r>
           <w:rPr>
             <w:rStyle w:val="Hyperlink"/>
@@ -7303,7 +7303,7 @@
             <w:noProof/>
             <w:webHidden/>
           </w:rPr>
-          <w:instrText xml:space="preserve"> PAGEREF _Toc242263633 \h </w:instrText>
+          <w:instrText xml:space="preserve"> PAGEREF _Toc242264861 \h </w:instrText>
         </w:r>
         <w:r>
           <w:rPr>
@@ -7348,7 +7348,7 @@
           <w14:ligatures w14:val="standardContextual"/>
         </w:rPr>
       </w:pPr>
-      <w:hyperlink w:anchor="_Toc242263634" w:history="1">
+      <w:hyperlink w:anchor="_Toc242264862" w:history="1">
         <w:r>
           <w:rPr>
             <w:rStyle w:val="Hyperlink"/>
@@ -7375,7 +7375,7 @@
             <w:noProof/>
             <w:webHidden/>
           </w:rPr>
-          <w:instrText xml:space="preserve"> PAGEREF _Toc242263634 \h </w:instrText>
+          <w:instrText xml:space="preserve"> PAGEREF _Toc242264862 \h </w:instrText>
         </w:r>
         <w:r>
           <w:rPr>
@@ -7420,7 +7420,7 @@
           <w14:ligatures w14:val="standardContextual"/>
         </w:rPr>
       </w:pPr>
-      <w:hyperlink w:anchor="_Toc242263635" w:history="1">
+      <w:hyperlink w:anchor="_Toc242264863" w:history="1">
         <w:r>
           <w:rPr>
             <w:rStyle w:val="Hyperlink"/>
@@ -7447,7 +7447,7 @@
             <w:noProof/>
             <w:webHidden/>
           </w:rPr>
-          <w:instrText xml:space="preserve"> PAGEREF _Toc242263635 \h </w:instrText>
+          <w:instrText xml:space="preserve"> PAGEREF _Toc242264863 \h </w:instrText>
         </w:r>
         <w:r>
           <w:rPr>
@@ -7492,7 +7492,7 @@
           <w14:ligatures w14:val="standardContextual"/>
         </w:rPr>
       </w:pPr>
-      <w:hyperlink w:anchor="_Toc242263636" w:history="1">
+      <w:hyperlink w:anchor="_Toc242264864" w:history="1">
         <w:r>
           <w:rPr>
             <w:rStyle w:val="Hyperlink"/>
@@ -7519,7 +7519,7 @@
             <w:noProof/>
             <w:webHidden/>
           </w:rPr>
-          <w:instrText xml:space="preserve"> PAGEREF _Toc242263636 \h </w:instrText>
+          <w:instrText xml:space="preserve"> PAGEREF _Toc242264864 \h </w:instrText>
         </w:r>
         <w:r>
           <w:rPr>
@@ -7564,7 +7564,7 @@
           <w14:ligatures w14:val="standardContextual"/>
         </w:rPr>
       </w:pPr>
-      <w:hyperlink w:anchor="_Toc242263637" w:history="1">
+      <w:hyperlink w:anchor="_Toc242264865" w:history="1">
         <w:r>
           <w:rPr>
             <w:rStyle w:val="Hyperlink"/>
@@ -7591,7 +7591,7 @@
             <w:noProof/>
             <w:webHidden/>
           </w:rPr>
-          <w:instrText xml:space="preserve"> PAGEREF _Toc242263637 \h </w:instrText>
+          <w:instrText xml:space="preserve"> PAGEREF _Toc242264865 \h </w:instrText>
         </w:r>
         <w:r>
           <w:rPr>
@@ -7636,7 +7636,7 @@
           <w14:ligatures w14:val="standardContextual"/>
         </w:rPr>
       </w:pPr>
-      <w:hyperlink w:anchor="_Toc242263638" w:history="1">
+      <w:hyperlink w:anchor="_Toc242264866" w:history="1">
         <w:r>
           <w:rPr>
             <w:rStyle w:val="Hyperlink"/>
@@ -7663,7 +7663,7 @@
             <w:noProof/>
             <w:webHidden/>
           </w:rPr>
-          <w:instrText xml:space="preserve"> PAGEREF _Toc242263638 \h </w:instrText>
+          <w:instrText xml:space="preserve"> PAGEREF _Toc242264866 \h </w:instrText>
         </w:r>
         <w:r>
           <w:rPr>
@@ -7708,7 +7708,7 @@
           <w14:ligatures w14:val="standardContextual"/>
         </w:rPr>
       </w:pPr>
-      <w:hyperlink w:anchor="_Toc242263639" w:history="1">
+      <w:hyperlink w:anchor="_Toc242264867" w:history="1">
         <w:r>
           <w:rPr>
             <w:rStyle w:val="Hyperlink"/>
@@ -7735,7 +7735,7 @@
             <w:noProof/>
             <w:webHidden/>
           </w:rPr>
-          <w:instrText xml:space="preserve"> PAGEREF _Toc242263639 \h </w:instrText>
+          <w:instrText xml:space="preserve"> PAGEREF _Toc242264867 \h </w:instrText>
         </w:r>
         <w:r>
           <w:rPr>
@@ -7780,7 +7780,7 @@
           <w14:ligatures w14:val="standardContextual"/>
         </w:rPr>
       </w:pPr>
-      <w:hyperlink w:anchor="_Toc242263640" w:history="1">
+      <w:hyperlink w:anchor="_Toc242264868" w:history="1">
         <w:r>
           <w:rPr>
             <w:rStyle w:val="Hyperlink"/>
@@ -7807,7 +7807,7 @@
             <w:noProof/>
             <w:webHidden/>
           </w:rPr>
-          <w:instrText xml:space="preserve"> PAGEREF _Toc242263640 \h </w:instrText>
+          <w:instrText xml:space="preserve"> PAGEREF _Toc242264868 \h </w:instrText>
         </w:r>
         <w:r>
           <w:rPr>
@@ -7852,7 +7852,7 @@
           <w14:ligatures w14:val="standardContextual"/>
         </w:rPr>
       </w:pPr>
-      <w:hyperlink w:anchor="_Toc242263641" w:history="1">
+      <w:hyperlink w:anchor="_Toc242264869" w:history="1">
         <w:r>
           <w:rPr>
             <w:rStyle w:val="Hyperlink"/>
@@ -7879,7 +7879,7 @@
             <w:noProof/>
             <w:webHidden/>
           </w:rPr>
-          <w:instrText xml:space="preserve"> PAGEREF _Toc242263641 \h </w:instrText>
+          <w:instrText xml:space="preserve"> PAGEREF _Toc242264869 \h </w:instrText>
         </w:r>
         <w:r>
           <w:rPr>
@@ -7924,7 +7924,7 @@
           <w14:ligatures w14:val="standardContextual"/>
         </w:rPr>
       </w:pPr>
-      <w:hyperlink w:anchor="_Toc242263642" w:history="1">
+      <w:hyperlink w:anchor="_Toc242264870" w:history="1">
         <w:r>
           <w:rPr>
             <w:rStyle w:val="Hyperlink"/>
@@ -7951,7 +7951,7 @@
             <w:noProof/>
             <w:webHidden/>
           </w:rPr>
-          <w:instrText xml:space="preserve"> PAGEREF _Toc242263642 \h </w:instrText>
+          <w:instrText xml:space="preserve"> PAGEREF _Toc242264870 \h </w:instrText>
         </w:r>
         <w:r>
           <w:rPr>
@@ -7971,7 +7971,7 @@
             <w:noProof/>
             <w:webHidden/>
           </w:rPr>
-          <w:t>48</w:t>
+          <w:t>49</w:t>
         </w:r>
         <w:r>
           <w:rPr>
@@ -7996,7 +7996,7 @@
           <w14:ligatures w14:val="standardContextual"/>
         </w:rPr>
       </w:pPr>
-      <w:hyperlink w:anchor="_Toc242263643" w:history="1">
+      <w:hyperlink w:anchor="_Toc242264871" w:history="1">
         <w:r>
           <w:rPr>
             <w:rStyle w:val="Hyperlink"/>
@@ -8023,7 +8023,7 @@
             <w:noProof/>
             <w:webHidden/>
           </w:rPr>
-          <w:instrText xml:space="preserve"> PAGEREF _Toc242263643 \h </w:instrText>
+          <w:instrText xml:space="preserve"> PAGEREF _Toc242264871 \h </w:instrText>
         </w:r>
         <w:r>
           <w:rPr>
@@ -8043,7 +8043,7 @@
             <w:noProof/>
             <w:webHidden/>
           </w:rPr>
-          <w:t>51</w:t>
+          <w:t>52</w:t>
         </w:r>
         <w:r>
           <w:rPr>
@@ -8073,7 +8073,7 @@
       <w:pPr>
         <w:pStyle w:val="Heading1"/>
       </w:pPr>
-      <w:bookmarkStart w:id="13" w:name="_Toc242263567"/>
+      <w:bookmarkStart w:id="13" w:name="_Toc242264795"/>
       <w:r>
         <w:t>DAFTAR LAMPIRAN</w:t>
       </w:r>
@@ -8102,7 +8102,7 @@
       <w:r>
         <w:fldChar w:fldCharType="separate"/>
       </w:r>
-      <w:hyperlink w:anchor="_Toc242263644" w:history="1">
+      <w:hyperlink w:anchor="_Toc242264872" w:history="1">
         <w:r>
           <w:rPr>
             <w:rStyle w:val="Hyperlink"/>
@@ -8129,7 +8129,7 @@
             <w:noProof/>
             <w:webHidden/>
           </w:rPr>
-          <w:instrText xml:space="preserve"> PAGEREF _Toc242263644 \h </w:instrText>
+          <w:instrText xml:space="preserve"> PAGEREF _Toc242264872 \h </w:instrText>
         </w:r>
         <w:r>
           <w:rPr>
@@ -8174,13 +8174,13 @@
           <w14:ligatures w14:val="standardContextual"/>
         </w:rPr>
       </w:pPr>
-      <w:hyperlink w:anchor="_Toc242263645" w:history="1">
+      <w:hyperlink w:anchor="_Toc242264873" w:history="1">
         <w:r>
           <w:rPr>
             <w:rStyle w:val="Hyperlink"/>
             <w:noProof/>
           </w:rPr>
-          <w:t>Lampiran 2. Struktur Repositori dan Berkas Kode Program</w:t>
+          <w:t>Lampiran 2. Struktur Repositori Daring GitHub dan Tata Kelola Berkas</w:t>
         </w:r>
         <w:r>
           <w:rPr>
@@ -8201,7 +8201,7 @@
             <w:noProof/>
             <w:webHidden/>
           </w:rPr>
-          <w:instrText xml:space="preserve"> PAGEREF _Toc242263645 \h </w:instrText>
+          <w:instrText xml:space="preserve"> PAGEREF _Toc242264873 \h </w:instrText>
         </w:r>
         <w:r>
           <w:rPr>
@@ -8246,7 +8246,7 @@
           <w14:ligatures w14:val="standardContextual"/>
         </w:rPr>
       </w:pPr>
-      <w:hyperlink w:anchor="_Toc242263646" w:history="1">
+      <w:hyperlink w:anchor="_Toc242264874" w:history="1">
         <w:r>
           <w:rPr>
             <w:rStyle w:val="Hyperlink"/>
@@ -8288,7 +8288,7 @@
             <w:noProof/>
             <w:webHidden/>
           </w:rPr>
-          <w:instrText xml:space="preserve"> PAGEREF _Toc242263646 \h </w:instrText>
+          <w:instrText xml:space="preserve"> PAGEREF _Toc242264874 \h </w:instrText>
         </w:r>
         <w:r>
           <w:rPr>
@@ -8333,7 +8333,7 @@
           <w14:ligatures w14:val="standardContextual"/>
         </w:rPr>
       </w:pPr>
-      <w:hyperlink w:anchor="_Toc242263647" w:history="1">
+      <w:hyperlink w:anchor="_Toc242264875" w:history="1">
         <w:r>
           <w:rPr>
             <w:rStyle w:val="Hyperlink"/>
@@ -8360,7 +8360,7 @@
             <w:noProof/>
             <w:webHidden/>
           </w:rPr>
-          <w:instrText xml:space="preserve"> PAGEREF _Toc242263647 \h </w:instrText>
+          <w:instrText xml:space="preserve"> PAGEREF _Toc242264875 \h </w:instrText>
         </w:r>
         <w:r>
           <w:rPr>
@@ -8380,7 +8380,7 @@
             <w:noProof/>
             <w:webHidden/>
           </w:rPr>
-          <w:t>48</w:t>
+          <w:t>49</w:t>
         </w:r>
         <w:r>
           <w:rPr>
@@ -8405,7 +8405,7 @@
           <w14:ligatures w14:val="standardContextual"/>
         </w:rPr>
       </w:pPr>
-      <w:hyperlink w:anchor="_Toc242263648" w:history="1">
+      <w:hyperlink w:anchor="_Toc242264876" w:history="1">
         <w:r>
           <w:rPr>
             <w:rStyle w:val="Hyperlink"/>
@@ -8432,7 +8432,7 @@
             <w:noProof/>
             <w:webHidden/>
           </w:rPr>
-          <w:instrText xml:space="preserve"> PAGEREF _Toc242263648 \h </w:instrText>
+          <w:instrText xml:space="preserve"> PAGEREF _Toc242264876 \h </w:instrText>
         </w:r>
         <w:r>
           <w:rPr>
@@ -8452,7 +8452,7 @@
             <w:noProof/>
             <w:webHidden/>
           </w:rPr>
-          <w:t>48</w:t>
+          <w:t>49</w:t>
         </w:r>
         <w:r>
           <w:rPr>
@@ -8477,7 +8477,7 @@
           <w14:ligatures w14:val="standardContextual"/>
         </w:rPr>
       </w:pPr>
-      <w:hyperlink w:anchor="_Toc242263649" w:history="1">
+      <w:hyperlink w:anchor="_Toc242264877" w:history="1">
         <w:r>
           <w:rPr>
             <w:rStyle w:val="Hyperlink"/>
@@ -8504,7 +8504,7 @@
             <w:noProof/>
             <w:webHidden/>
           </w:rPr>
-          <w:instrText xml:space="preserve"> PAGEREF _Toc242263649 \h </w:instrText>
+          <w:instrText xml:space="preserve"> PAGEREF _Toc242264877 \h </w:instrText>
         </w:r>
         <w:r>
           <w:rPr>
@@ -8524,7 +8524,7 @@
             <w:noProof/>
             <w:webHidden/>
           </w:rPr>
-          <w:t>49</w:t>
+          <w:t>50</w:t>
         </w:r>
         <w:r>
           <w:rPr>
@@ -8549,7 +8549,7 @@
           <w14:ligatures w14:val="standardContextual"/>
         </w:rPr>
       </w:pPr>
-      <w:hyperlink w:anchor="_Toc242263650" w:history="1">
+      <w:hyperlink w:anchor="_Toc242264878" w:history="1">
         <w:r>
           <w:rPr>
             <w:rStyle w:val="Hyperlink"/>
@@ -8576,7 +8576,7 @@
             <w:noProof/>
             <w:webHidden/>
           </w:rPr>
-          <w:instrText xml:space="preserve"> PAGEREF _Toc242263650 \h </w:instrText>
+          <w:instrText xml:space="preserve"> PAGEREF _Toc242264878 \h </w:instrText>
         </w:r>
         <w:r>
           <w:rPr>
@@ -8596,7 +8596,7 @@
             <w:noProof/>
             <w:webHidden/>
           </w:rPr>
-          <w:t>50</w:t>
+          <w:t>51</w:t>
         </w:r>
         <w:r>
           <w:rPr>
@@ -8621,7 +8621,7 @@
           <w14:ligatures w14:val="standardContextual"/>
         </w:rPr>
       </w:pPr>
-      <w:hyperlink w:anchor="_Toc242263651" w:history="1">
+      <w:hyperlink w:anchor="_Toc242264879" w:history="1">
         <w:r>
           <w:rPr>
             <w:rStyle w:val="Hyperlink"/>
@@ -8648,7 +8648,7 @@
             <w:noProof/>
             <w:webHidden/>
           </w:rPr>
-          <w:instrText xml:space="preserve"> PAGEREF _Toc242263651 \h </w:instrText>
+          <w:instrText xml:space="preserve"> PAGEREF _Toc242264879 \h </w:instrText>
         </w:r>
         <w:r>
           <w:rPr>
@@ -8668,7 +8668,7 @@
             <w:noProof/>
             <w:webHidden/>
           </w:rPr>
-          <w:t>51</w:t>
+          <w:t>52</w:t>
         </w:r>
         <w:r>
           <w:rPr>
@@ -8693,7 +8693,7 @@
           <w14:ligatures w14:val="standardContextual"/>
         </w:rPr>
       </w:pPr>
-      <w:hyperlink w:anchor="_Toc242263652" w:history="1">
+      <w:hyperlink w:anchor="_Toc242264880" w:history="1">
         <w:r>
           <w:rPr>
             <w:rStyle w:val="Hyperlink"/>
@@ -8720,7 +8720,7 @@
             <w:noProof/>
             <w:webHidden/>
           </w:rPr>
-          <w:instrText xml:space="preserve"> PAGEREF _Toc242263652 \h </w:instrText>
+          <w:instrText xml:space="preserve"> PAGEREF _Toc242264880 \h </w:instrText>
         </w:r>
         <w:r>
           <w:rPr>
@@ -8740,7 +8740,7 @@
             <w:noProof/>
             <w:webHidden/>
           </w:rPr>
-          <w:t>52</w:t>
+          <w:t>53</w:t>
         </w:r>
         <w:r>
           <w:rPr>
@@ -8770,7 +8770,7 @@
       <w:pPr>
         <w:pStyle w:val="Heading1"/>
       </w:pPr>
-      <w:bookmarkStart w:id="14" w:name="_Toc242263568"/>
+      <w:bookmarkStart w:id="14" w:name="_Toc242264796"/>
       <w:r>
         <w:t>DAFTAR ISTILAH</w:t>
       </w:r>
@@ -8897,7 +8897,7 @@
       <w:pPr>
         <w:pStyle w:val="Heading1"/>
       </w:pPr>
-      <w:bookmarkStart w:id="15" w:name="_Toc242263569"/>
+      <w:bookmarkStart w:id="15" w:name="_Toc242264797"/>
       <w:r>
         <w:t xml:space="preserve">BAB I </w:t>
       </w:r>
@@ -8911,7 +8911,7 @@
       <w:pPr>
         <w:pStyle w:val="Heading2"/>
       </w:pPr>
-      <w:bookmarkStart w:id="16" w:name="_Toc242263570"/>
+      <w:bookmarkStart w:id="16" w:name="_Toc242264798"/>
       <w:r>
         <w:t>1.1</w:t>
       </w:r>
@@ -9006,7 +9006,7 @@
       <w:pPr>
         <w:pStyle w:val="Heading2"/>
       </w:pPr>
-      <w:bookmarkStart w:id="17" w:name="_Toc242263571"/>
+      <w:bookmarkStart w:id="17" w:name="_Toc242264799"/>
       <w:r>
         <w:t>1.2</w:t>
       </w:r>
@@ -9117,7 +9117,7 @@
       <w:pPr>
         <w:pStyle w:val="Heading2"/>
       </w:pPr>
-      <w:bookmarkStart w:id="18" w:name="_Toc242263572"/>
+      <w:bookmarkStart w:id="18" w:name="_Toc242264800"/>
       <w:r>
         <w:t>1.3</w:t>
       </w:r>
@@ -9161,7 +9161,7 @@
       <w:pPr>
         <w:pStyle w:val="Heading2"/>
       </w:pPr>
-      <w:bookmarkStart w:id="19" w:name="_Toc242263573"/>
+      <w:bookmarkStart w:id="19" w:name="_Toc242264801"/>
       <w:r>
         <w:t>1.4</w:t>
       </w:r>
@@ -9190,7 +9190,7 @@
       <w:pPr>
         <w:pStyle w:val="Heading1"/>
       </w:pPr>
-      <w:bookmarkStart w:id="20" w:name="_Toc242263574"/>
+      <w:bookmarkStart w:id="20" w:name="_Toc242264802"/>
       <w:r>
         <w:t xml:space="preserve">BAB II </w:t>
       </w:r>
@@ -9214,7 +9214,7 @@
       <w:pPr>
         <w:pStyle w:val="Heading2"/>
       </w:pPr>
-      <w:bookmarkStart w:id="21" w:name="_Toc242263575"/>
+      <w:bookmarkStart w:id="21" w:name="_Toc242264803"/>
       <w:r>
         <w:t>2.1</w:t>
       </w:r>
@@ -9254,7 +9254,7 @@
       <w:pPr>
         <w:pStyle w:val="Heading2"/>
       </w:pPr>
-      <w:bookmarkStart w:id="22" w:name="_Toc242263576"/>
+      <w:bookmarkStart w:id="22" w:name="_Toc242264804"/>
       <w:r>
         <w:t>2.2</w:t>
       </w:r>
@@ -9288,7 +9288,7 @@
       <w:pPr>
         <w:pStyle w:val="Heading2"/>
       </w:pPr>
-      <w:bookmarkStart w:id="23" w:name="_Toc242263577"/>
+      <w:bookmarkStart w:id="23" w:name="_Toc242264805"/>
       <w:r>
         <w:t>2.3</w:t>
       </w:r>
@@ -9334,7 +9334,7 @@
       <w:pPr>
         <w:pStyle w:val="Heading2"/>
       </w:pPr>
-      <w:bookmarkStart w:id="24" w:name="_Toc242263578"/>
+      <w:bookmarkStart w:id="24" w:name="_Toc242264806"/>
       <w:r>
         <w:t>2.4</w:t>
       </w:r>
@@ -9424,7 +9424,7 @@
       <w:pPr>
         <w:pStyle w:val="Heading2"/>
       </w:pPr>
-      <w:bookmarkStart w:id="25" w:name="_Toc242263579"/>
+      <w:bookmarkStart w:id="25" w:name="_Toc242264807"/>
       <w:r>
         <w:t>2.5</w:t>
       </w:r>
@@ -9461,7 +9461,7 @@
       <w:pPr>
         <w:pStyle w:val="Heading2"/>
       </w:pPr>
-      <w:bookmarkStart w:id="26" w:name="_Toc242263580"/>
+      <w:bookmarkStart w:id="26" w:name="_Toc242264808"/>
       <w:r>
         <w:t>2.6</w:t>
       </w:r>
@@ -9540,7 +9540,7 @@
       <w:pPr>
         <w:pStyle w:val="Heading2"/>
       </w:pPr>
-      <w:bookmarkStart w:id="27" w:name="_Toc242263581"/>
+      <w:bookmarkStart w:id="27" w:name="_Toc242264809"/>
       <w:r>
         <w:t>2.7</w:t>
       </w:r>
@@ -9589,7 +9589,7 @@
       <w:pPr>
         <w:pStyle w:val="Heading2"/>
       </w:pPr>
-      <w:bookmarkStart w:id="28" w:name="_Toc242263582"/>
+      <w:bookmarkStart w:id="28" w:name="_Toc242264810"/>
       <w:r>
         <w:t>2.8</w:t>
       </w:r>
@@ -9640,7 +9640,7 @@
       <w:pPr>
         <w:pStyle w:val="Heading1"/>
       </w:pPr>
-      <w:bookmarkStart w:id="29" w:name="_Toc242263583"/>
+      <w:bookmarkStart w:id="29" w:name="_Toc242264811"/>
       <w:r>
         <w:t xml:space="preserve">BAB III </w:t>
       </w:r>
@@ -9654,7 +9654,7 @@
       <w:pPr>
         <w:pStyle w:val="Heading2"/>
       </w:pPr>
-      <w:bookmarkStart w:id="30" w:name="_Toc242263584"/>
+      <w:bookmarkStart w:id="30" w:name="_Toc242264812"/>
       <w:r>
         <w:t>3.1</w:t>
       </w:r>
@@ -9678,7 +9678,7 @@
       <w:pPr>
         <w:pStyle w:val="Heading2"/>
       </w:pPr>
-      <w:bookmarkStart w:id="31" w:name="_Toc242263585"/>
+      <w:bookmarkStart w:id="31" w:name="_Toc242264813"/>
       <w:r>
         <w:t>3.2</w:t>
       </w:r>
@@ -9703,7 +9703,7 @@
         <w:pStyle w:val="Heading3"/>
         <w:ind w:left="850" w:hanging="850"/>
       </w:pPr>
-      <w:bookmarkStart w:id="32" w:name="_Toc242263586"/>
+      <w:bookmarkStart w:id="32" w:name="_Toc242264814"/>
       <w:r>
         <w:t>3.2.1</w:t>
       </w:r>
@@ -9728,7 +9728,7 @@
         <w:pStyle w:val="Heading3"/>
         <w:ind w:left="850" w:hanging="850"/>
       </w:pPr>
-      <w:bookmarkStart w:id="33" w:name="_Toc242263587"/>
+      <w:bookmarkStart w:id="33" w:name="_Toc242264815"/>
       <w:r>
         <w:t>3.2.2</w:t>
       </w:r>
@@ -9753,7 +9753,7 @@
         <w:pStyle w:val="KeteranganTabel"/>
         <w:spacing w:line="240" w:lineRule="auto"/>
       </w:pPr>
-      <w:bookmarkStart w:id="34" w:name="_Toc242263629"/>
+      <w:bookmarkStart w:id="34" w:name="_Toc242264857"/>
       <w:r>
         <w:t>Tabel 3.1 Metode Pengumpulan Data</w:t>
       </w:r>
@@ -10113,7 +10113,7 @@
       <w:pPr>
         <w:pStyle w:val="Heading2"/>
       </w:pPr>
-      <w:bookmarkStart w:id="35" w:name="_Toc242263588"/>
+      <w:bookmarkStart w:id="35" w:name="_Toc242264816"/>
       <w:r>
         <w:t>3.3</w:t>
       </w:r>
@@ -10138,7 +10138,7 @@
         <w:pStyle w:val="KeteranganTabel"/>
         <w:spacing w:line="240" w:lineRule="auto"/>
       </w:pPr>
-      <w:bookmarkStart w:id="36" w:name="_Toc242263630"/>
+      <w:bookmarkStart w:id="36" w:name="_Toc242264858"/>
       <w:r>
         <w:t>Tabel 3.2 Metode Analisis Data</w:t>
       </w:r>
@@ -10682,7 +10682,7 @@
       <w:pPr>
         <w:pStyle w:val="Heading2"/>
       </w:pPr>
-      <w:bookmarkStart w:id="37" w:name="_Toc242263589"/>
+      <w:bookmarkStart w:id="37" w:name="_Toc242264817"/>
       <w:r>
         <w:t>3.4</w:t>
       </w:r>
@@ -10718,7 +10718,7 @@
         <w:pStyle w:val="KeteranganTabel"/>
         <w:spacing w:line="240" w:lineRule="auto"/>
       </w:pPr>
-      <w:bookmarkStart w:id="38" w:name="_Toc242263631"/>
+      <w:bookmarkStart w:id="38" w:name="_Toc242264859"/>
       <w:r>
         <w:t>Tabel 3.3 Jadwal Pelaksanaan Kegiatan KP Tahun 2026</w:t>
       </w:r>
@@ -11244,7 +11244,7 @@
           <w:noProof/>
         </w:rPr>
         <w:drawing>
-          <wp:inline distT="0" distB="0" distL="0" distR="0" wp14:anchorId="59A8DFAD" wp14:editId="3E99E855">
+          <wp:inline distT="0" distB="0" distL="0" distR="0" wp14:anchorId="34B4F076" wp14:editId="1C79B244">
             <wp:extent cx="4680000" cy="4319215"/>
             <wp:effectExtent l="0" t="0" r="0" b="0"/>
             <wp:docPr id="7" name="Picture 7"/>
@@ -11285,7 +11285,7 @@
         <w:pStyle w:val="KeteranganGambar"/>
         <w:spacing w:after="40" w:line="240" w:lineRule="auto"/>
       </w:pPr>
-      <w:bookmarkStart w:id="39" w:name="_Toc242263616"/>
+      <w:bookmarkStart w:id="39" w:name="_Toc242264844"/>
       <w:r>
         <w:t>Gambar 3.1 Diagram Alir Pelaksanaan KP</w:t>
       </w:r>
@@ -11319,7 +11319,7 @@
           <w:noProof/>
         </w:rPr>
         <w:drawing>
-          <wp:inline distT="0" distB="0" distL="0" distR="0" wp14:anchorId="3172E1B7" wp14:editId="1F4A0558">
+          <wp:inline distT="0" distB="0" distL="0" distR="0" wp14:anchorId="03B8948D" wp14:editId="5B27A164">
             <wp:extent cx="5040000" cy="3556062"/>
             <wp:effectExtent l="0" t="0" r="0" b="0"/>
             <wp:docPr id="8" name="Picture 8"/>
@@ -11360,7 +11360,7 @@
         <w:pStyle w:val="KeteranganGambar"/>
         <w:spacing w:after="40" w:line="240" w:lineRule="auto"/>
       </w:pPr>
-      <w:bookmarkStart w:id="40" w:name="_Toc242263617"/>
+      <w:bookmarkStart w:id="40" w:name="_Toc242264845"/>
       <w:r>
         <w:t>Gambar 3.2 Diagram Keputusan Anotasi Lima Kelas</w:t>
       </w:r>
@@ -11384,7 +11384,7 @@
           <w:noProof/>
         </w:rPr>
         <w:drawing>
-          <wp:inline distT="0" distB="0" distL="0" distR="0" wp14:anchorId="75BBCEF7" wp14:editId="40FFDD4E">
+          <wp:inline distT="0" distB="0" distL="0" distR="0" wp14:anchorId="1A674DB3" wp14:editId="081C93BD">
             <wp:extent cx="5040000" cy="4891946"/>
             <wp:effectExtent l="0" t="0" r="0" b="0"/>
             <wp:docPr id="9" name="Picture 9"/>
@@ -11425,7 +11425,7 @@
         <w:pStyle w:val="KeteranganGambar"/>
         <w:spacing w:after="40" w:line="240" w:lineRule="auto"/>
       </w:pPr>
-      <w:bookmarkStart w:id="41" w:name="_Toc242263618"/>
+      <w:bookmarkStart w:id="41" w:name="_Toc242264846"/>
       <w:r>
         <w:t>Gambar 3.3 Diagram Alur Penelitian</w:t>
       </w:r>
@@ -11462,7 +11462,7 @@
           <w:noProof/>
         </w:rPr>
         <w:drawing>
-          <wp:inline distT="0" distB="0" distL="0" distR="0" wp14:anchorId="32D9D1AD" wp14:editId="694DB99B">
+          <wp:inline distT="0" distB="0" distL="0" distR="0" wp14:anchorId="4B5C669E" wp14:editId="32D994A4">
             <wp:extent cx="5400000" cy="4890566"/>
             <wp:effectExtent l="0" t="0" r="0" b="0"/>
             <wp:docPr id="10" name="Picture 10"/>
@@ -11503,7 +11503,7 @@
         <w:pStyle w:val="KeteranganGambar"/>
         <w:spacing w:after="40" w:line="240" w:lineRule="auto"/>
       </w:pPr>
-      <w:bookmarkStart w:id="42" w:name="_Toc242263619"/>
+      <w:bookmarkStart w:id="42" w:name="_Toc242264847"/>
       <w:r>
         <w:t>Gambar 3.4 Diagram Pipeline Komprehensif dari Preprocessing hingga Evaluasi</w:t>
       </w:r>
@@ -11527,7 +11527,7 @@
       <w:pPr>
         <w:pStyle w:val="Heading1"/>
       </w:pPr>
-      <w:bookmarkStart w:id="43" w:name="_Toc242263590"/>
+      <w:bookmarkStart w:id="43" w:name="_Toc242264818"/>
       <w:r>
         <w:t xml:space="preserve">BAB IV </w:t>
       </w:r>
@@ -11541,7 +11541,7 @@
       <w:pPr>
         <w:pStyle w:val="Heading2"/>
       </w:pPr>
-      <w:bookmarkStart w:id="44" w:name="_Toc242263591"/>
+      <w:bookmarkStart w:id="44" w:name="_Toc242264819"/>
       <w:r>
         <w:t>4.1</w:t>
       </w:r>
@@ -11556,7 +11556,7 @@
         <w:pStyle w:val="Heading3"/>
         <w:ind w:left="850" w:hanging="850"/>
       </w:pPr>
-      <w:bookmarkStart w:id="45" w:name="_Toc242263592"/>
+      <w:bookmarkStart w:id="45" w:name="_Toc242264820"/>
       <w:r>
         <w:t>4.1.1</w:t>
       </w:r>
@@ -11581,7 +11581,7 @@
         <w:pStyle w:val="KeteranganTabel"/>
         <w:spacing w:line="240" w:lineRule="auto"/>
       </w:pPr>
-      <w:bookmarkStart w:id="46" w:name="_Toc242263632"/>
+      <w:bookmarkStart w:id="46" w:name="_Toc242264860"/>
       <w:r>
         <w:t>Tabel 4.1 Hasil Penyaringan Korpus</w:t>
       </w:r>
@@ -11926,7 +11926,7 @@
         <w:pStyle w:val="Heading3"/>
         <w:ind w:left="850" w:hanging="850"/>
       </w:pPr>
-      <w:bookmarkStart w:id="47" w:name="_Toc242263593"/>
+      <w:bookmarkStart w:id="47" w:name="_Toc242264821"/>
       <w:r>
         <w:t>4.1.2</w:t>
       </w:r>
@@ -11960,7 +11960,7 @@
         <w:pStyle w:val="KeteranganTabel"/>
         <w:spacing w:line="240" w:lineRule="auto"/>
       </w:pPr>
-      <w:bookmarkStart w:id="48" w:name="_Toc242263633"/>
+      <w:bookmarkStart w:id="48" w:name="_Toc242264861"/>
       <w:r>
         <w:t>Tabel 4.2 Sebaran Partisi Korpus</w:t>
       </w:r>
@@ -12344,7 +12344,7 @@
         <w:pStyle w:val="KeteranganTabel"/>
         <w:spacing w:line="240" w:lineRule="auto"/>
       </w:pPr>
-      <w:bookmarkStart w:id="49" w:name="_Toc242263634"/>
+      <w:bookmarkStart w:id="49" w:name="_Toc242264862"/>
       <w:r>
         <w:t>Tabel 4.3 Perbandingan Pemilahan Relevansi Gemma dan Jev</w:t>
       </w:r>
@@ -12902,7 +12902,7 @@
         <w:pStyle w:val="Heading3"/>
         <w:ind w:left="850" w:hanging="850"/>
       </w:pPr>
-      <w:bookmarkStart w:id="50" w:name="_Toc242263594"/>
+      <w:bookmarkStart w:id="50" w:name="_Toc242264822"/>
       <w:r>
         <w:t>4.1.3</w:t>
       </w:r>
@@ -12927,7 +12927,7 @@
         <w:pStyle w:val="KeteranganTabel"/>
         <w:spacing w:line="240" w:lineRule="auto"/>
       </w:pPr>
-      <w:bookmarkStart w:id="51" w:name="_Toc242263635"/>
+      <w:bookmarkStart w:id="51" w:name="_Toc242264863"/>
       <w:r>
         <w:t>Tabel 4.4 Hasil Audit Mutu Label</w:t>
       </w:r>
@@ -13252,7 +13252,7 @@
         <w:pStyle w:val="Heading3"/>
         <w:ind w:left="850" w:hanging="850"/>
       </w:pPr>
-      <w:bookmarkStart w:id="52" w:name="_Toc242263595"/>
+      <w:bookmarkStart w:id="52" w:name="_Toc242264823"/>
       <w:r>
         <w:t>4.1.4</w:t>
       </w:r>
@@ -13277,7 +13277,7 @@
         <w:pStyle w:val="KeteranganTabel"/>
         <w:spacing w:line="240" w:lineRule="auto"/>
       </w:pPr>
-      <w:bookmarkStart w:id="53" w:name="_Toc242263636"/>
+      <w:bookmarkStart w:id="53" w:name="_Toc242264864"/>
       <w:r>
         <w:t>Tabel 4.5 Hasil Studi Ablasi pada Korpus Penelitian</w:t>
       </w:r>
@@ -13888,7 +13888,7 @@
           <w:noProof/>
         </w:rPr>
         <w:drawing>
-          <wp:inline distT="0" distB="0" distL="0" distR="0" wp14:anchorId="65D64E64" wp14:editId="698A3F6C">
+          <wp:inline distT="0" distB="0" distL="0" distR="0" wp14:anchorId="602817DD" wp14:editId="7D2873A4">
             <wp:extent cx="3960000" cy="2388571"/>
             <wp:effectExtent l="0" t="0" r="0" b="0"/>
             <wp:docPr id="11" name="Picture 11"/>
@@ -13929,7 +13929,7 @@
         <w:pStyle w:val="KeteranganGambar"/>
         <w:spacing w:after="40" w:line="240" w:lineRule="auto"/>
       </w:pPr>
-      <w:bookmarkStart w:id="54" w:name="_Toc242263620"/>
+      <w:bookmarkStart w:id="54" w:name="_Toc242264848"/>
       <w:r>
         <w:t>Gambar 4.1 Matriks Konfusi Studi Ablasi</w:t>
       </w:r>
@@ -13949,7 +13949,7 @@
         <w:pStyle w:val="Heading3"/>
         <w:ind w:left="850" w:hanging="850"/>
       </w:pPr>
-      <w:bookmarkStart w:id="55" w:name="_Toc242263596"/>
+      <w:bookmarkStart w:id="55" w:name="_Toc242264824"/>
       <w:r>
         <w:t>4.1.5</w:t>
       </w:r>
@@ -13974,7 +13974,7 @@
         <w:pStyle w:val="KeteranganTabel"/>
         <w:spacing w:line="240" w:lineRule="auto"/>
       </w:pPr>
-      <w:bookmarkStart w:id="56" w:name="_Toc242263637"/>
+      <w:bookmarkStart w:id="56" w:name="_Toc242264865"/>
       <w:r>
         <w:t>Tabel 4.6 Hasil Pengukuran terhadap Data Uji Manusia</w:t>
       </w:r>
@@ -14600,7 +14600,7 @@
         <w:pStyle w:val="KeteranganTabel"/>
         <w:spacing w:line="240" w:lineRule="auto"/>
       </w:pPr>
-      <w:bookmarkStart w:id="57" w:name="_Toc242263638"/>
+      <w:bookmarkStart w:id="57" w:name="_Toc242264866"/>
       <w:r>
         <w:t>Tabel 4.7 Metrik per Kelas pada Data Uji Manusia</w:t>
       </w:r>
@@ -16027,7 +16027,7 @@
         <w:pStyle w:val="KeteranganTabel"/>
         <w:spacing w:line="240" w:lineRule="auto"/>
       </w:pPr>
-      <w:bookmarkStart w:id="58" w:name="_Toc242263639"/>
+      <w:bookmarkStart w:id="58" w:name="_Toc242264867"/>
       <w:r>
         <w:t>Tabel 4.8 Pola Kesalahan Terbanyak pada Data Uji</w:t>
       </w:r>
@@ -16396,7 +16396,7 @@
           <w:noProof/>
         </w:rPr>
         <w:drawing>
-          <wp:inline distT="0" distB="0" distL="0" distR="0" wp14:anchorId="77AFFE0E" wp14:editId="35B24789">
+          <wp:inline distT="0" distB="0" distL="0" distR="0" wp14:anchorId="13E94C2C" wp14:editId="781BF58B">
             <wp:extent cx="4680000" cy="2817811"/>
             <wp:effectExtent l="0" t="0" r="0" b="0"/>
             <wp:docPr id="12" name="Picture 12"/>
@@ -16437,7 +16437,7 @@
         <w:pStyle w:val="KeteranganGambar"/>
         <w:spacing w:after="40" w:line="240" w:lineRule="auto"/>
       </w:pPr>
-      <w:bookmarkStart w:id="59" w:name="_Toc242263621"/>
+      <w:bookmarkStart w:id="59" w:name="_Toc242264849"/>
       <w:r>
         <w:t>Gambar 4.2 Diagram Pengujian Anotator</w:t>
       </w:r>
@@ -16473,7 +16473,7 @@
         <w:pStyle w:val="Heading3"/>
         <w:ind w:left="850" w:hanging="850"/>
       </w:pPr>
-      <w:bookmarkStart w:id="60" w:name="_Toc242263597"/>
+      <w:bookmarkStart w:id="60" w:name="_Toc242264825"/>
       <w:r>
         <w:t>4.1.6</w:t>
       </w:r>
@@ -16505,7 +16505,7 @@
           <w:noProof/>
         </w:rPr>
         <w:drawing>
-          <wp:inline distT="0" distB="0" distL="0" distR="0" wp14:anchorId="136F34B4" wp14:editId="2C45A061">
+          <wp:inline distT="0" distB="0" distL="0" distR="0" wp14:anchorId="63A7D339" wp14:editId="385F2A1E">
             <wp:extent cx="5400000" cy="1100000"/>
             <wp:effectExtent l="0" t="0" r="0" b="0"/>
             <wp:docPr id="13" name="Picture 13"/>
@@ -16546,7 +16546,7 @@
         <w:pStyle w:val="KeteranganGambar"/>
         <w:spacing w:after="40" w:line="240" w:lineRule="auto"/>
       </w:pPr>
-      <w:bookmarkStart w:id="61" w:name="_Toc242263622"/>
+      <w:bookmarkStart w:id="61" w:name="_Toc242264850"/>
       <w:r>
         <w:t>Gambar 4.3 Awan Kata Khas Tiap Kelas Sentimen</w:t>
       </w:r>
@@ -16580,7 +16580,7 @@
           <w:noProof/>
         </w:rPr>
         <w:drawing>
-          <wp:inline distT="0" distB="0" distL="0" distR="0" wp14:anchorId="06266B8E" wp14:editId="0AF8D08D">
+          <wp:inline distT="0" distB="0" distL="0" distR="0" wp14:anchorId="35DF96C4" wp14:editId="5DA7BD2F">
             <wp:extent cx="4680000" cy="2860000"/>
             <wp:effectExtent l="0" t="0" r="0" b="0"/>
             <wp:docPr id="14" name="Picture 14"/>
@@ -16621,7 +16621,7 @@
         <w:pStyle w:val="KeteranganGambar"/>
         <w:spacing w:after="40" w:line="240" w:lineRule="auto"/>
       </w:pPr>
-      <w:bookmarkStart w:id="62" w:name="_Toc242263623"/>
+      <w:bookmarkStart w:id="62" w:name="_Toc242264851"/>
       <w:r>
         <w:t>Gambar 4.4 Awan Kata pada Baris yang Salah Dinilai</w:t>
       </w:r>
@@ -16641,7 +16641,7 @@
         <w:pStyle w:val="Heading3"/>
         <w:ind w:left="850" w:hanging="850"/>
       </w:pPr>
-      <w:bookmarkStart w:id="63" w:name="_Toc242263598"/>
+      <w:bookmarkStart w:id="63" w:name="_Toc242264826"/>
       <w:r>
         <w:t>4.1.7</w:t>
       </w:r>
@@ -16666,7 +16666,7 @@
         <w:pStyle w:val="KeteranganTabel"/>
         <w:spacing w:line="240" w:lineRule="auto"/>
       </w:pPr>
-      <w:bookmarkStart w:id="64" w:name="_Toc242263640"/>
+      <w:bookmarkStart w:id="64" w:name="_Toc242264868"/>
       <w:r>
         <w:t>Tabel 4.9 Sebaran Tematik Opini Publik Berbasis Kalimat</w:t>
       </w:r>
@@ -17651,7 +17651,7 @@
         <w:pStyle w:val="Heading3"/>
         <w:ind w:left="850" w:hanging="850"/>
       </w:pPr>
-      <w:bookmarkStart w:id="65" w:name="_Toc242263599"/>
+      <w:bookmarkStart w:id="65" w:name="_Toc242264827"/>
       <w:r>
         <w:t>4.1.8</w:t>
       </w:r>
@@ -17698,7 +17698,7 @@
           <w:noProof/>
         </w:rPr>
         <w:drawing>
-          <wp:inline distT="0" distB="0" distL="0" distR="0" wp14:anchorId="066559EA" wp14:editId="79370B52">
+          <wp:inline distT="0" distB="0" distL="0" distR="0" wp14:anchorId="0711A811" wp14:editId="4B694E8B">
             <wp:extent cx="3960000" cy="3482679"/>
             <wp:effectExtent l="0" t="0" r="0" b="0"/>
             <wp:docPr id="15" name="Picture 15"/>
@@ -17739,7 +17739,7 @@
         <w:pStyle w:val="KeteranganGambar"/>
         <w:spacing w:after="40" w:line="240" w:lineRule="auto"/>
       </w:pPr>
-      <w:bookmarkStart w:id="66" w:name="_Toc242263624"/>
+      <w:bookmarkStart w:id="66" w:name="_Toc242264852"/>
       <w:r>
         <w:t>Gambar 4.5 Peta Atensi Antar Lapisan</w:t>
       </w:r>
@@ -17810,7 +17810,7 @@
           <w:noProof/>
         </w:rPr>
         <w:drawing>
-          <wp:inline distT="0" distB="0" distL="0" distR="0" wp14:anchorId="4FBA3429" wp14:editId="356FEDF9">
+          <wp:inline distT="0" distB="0" distL="0" distR="0" wp14:anchorId="21F71772" wp14:editId="1F4B27F0">
             <wp:extent cx="4680000" cy="4212000"/>
             <wp:effectExtent l="0" t="0" r="0" b="0"/>
             <wp:docPr id="16" name="Picture 16"/>
@@ -17851,7 +17851,7 @@
         <w:pStyle w:val="KeteranganGambar"/>
         <w:spacing w:after="40" w:line="240" w:lineRule="auto"/>
       </w:pPr>
-      <w:bookmarkStart w:id="67" w:name="_Toc242263625"/>
+      <w:bookmarkStart w:id="67" w:name="_Toc242264853"/>
       <w:r>
         <w:t>Gambar 4.6 Profil Atensi Satu Teks Contoh</w:t>
       </w:r>
@@ -17875,7 +17875,7 @@
           <w:noProof/>
         </w:rPr>
         <w:drawing>
-          <wp:inline distT="0" distB="0" distL="0" distR="0" wp14:anchorId="22094492" wp14:editId="58986A15">
+          <wp:inline distT="0" distB="0" distL="0" distR="0" wp14:anchorId="2147EC85" wp14:editId="5F4964FC">
             <wp:extent cx="4680000" cy="1560000"/>
             <wp:effectExtent l="0" t="0" r="0" b="0"/>
             <wp:docPr id="17" name="Picture 17"/>
@@ -17916,7 +17916,7 @@
         <w:pStyle w:val="KeteranganGambar"/>
         <w:spacing w:after="40" w:line="240" w:lineRule="auto"/>
       </w:pPr>
-      <w:bookmarkStart w:id="68" w:name="_Toc242263626"/>
+      <w:bookmarkStart w:id="68" w:name="_Toc242264854"/>
       <w:r>
         <w:t xml:space="preserve">Gambar 4.7 </w:t>
       </w:r>
@@ -17965,7 +17965,7 @@
         <w:pStyle w:val="Heading3"/>
         <w:ind w:left="850" w:hanging="850"/>
       </w:pPr>
-      <w:bookmarkStart w:id="69" w:name="_Toc242263600"/>
+      <w:bookmarkStart w:id="69" w:name="_Toc242264828"/>
       <w:r>
         <w:t>4.1.9</w:t>
       </w:r>
@@ -18104,7 +18104,7 @@
       <w:pPr>
         <w:pStyle w:val="Heading2"/>
       </w:pPr>
-      <w:bookmarkStart w:id="70" w:name="_Toc242263601"/>
+      <w:bookmarkStart w:id="70" w:name="_Toc242264829"/>
       <w:r>
         <w:t>4.2</w:t>
       </w:r>
@@ -18222,7 +18222,7 @@
         <w:pStyle w:val="KeteranganTabel"/>
         <w:spacing w:line="240" w:lineRule="auto"/>
       </w:pPr>
-      <w:bookmarkStart w:id="71" w:name="_Toc242263641"/>
+      <w:bookmarkStart w:id="71" w:name="_Toc242264869"/>
       <w:r>
         <w:t>Tabel 4.10 Pemetaan Isu Kritis Opini Publik dan Rekomendasi Kebijakan bagi BPS</w:t>
       </w:r>
@@ -18835,7 +18835,7 @@
       <w:pPr>
         <w:pStyle w:val="Heading1"/>
       </w:pPr>
-      <w:bookmarkStart w:id="72" w:name="_Toc242263602"/>
+      <w:bookmarkStart w:id="72" w:name="_Toc242264830"/>
       <w:r>
         <w:t xml:space="preserve">BAB V </w:t>
       </w:r>
@@ -18849,7 +18849,7 @@
       <w:pPr>
         <w:pStyle w:val="Heading2"/>
       </w:pPr>
-      <w:bookmarkStart w:id="73" w:name="_Toc242263603"/>
+      <w:bookmarkStart w:id="73" w:name="_Toc242264831"/>
       <w:r>
         <w:t>5.1</w:t>
       </w:r>
@@ -18978,7 +18978,7 @@
       <w:pPr>
         <w:pStyle w:val="Heading2"/>
       </w:pPr>
-      <w:bookmarkStart w:id="74" w:name="_Toc242263604"/>
+      <w:bookmarkStart w:id="74" w:name="_Toc242264832"/>
       <w:r>
         <w:t>5.2</w:t>
       </w:r>
@@ -19023,7 +19023,7 @@
       <w:pPr>
         <w:pStyle w:val="Heading1"/>
       </w:pPr>
-      <w:bookmarkStart w:id="75" w:name="_Toc242263605"/>
+      <w:bookmarkStart w:id="75" w:name="_Toc242264833"/>
       <w:r>
         <w:t>DAFTAR PUSTAKA</w:t>
       </w:r>
@@ -19435,7 +19435,7 @@
       <w:pPr>
         <w:pStyle w:val="Heading1"/>
       </w:pPr>
-      <w:bookmarkStart w:id="76" w:name="_Toc242263606"/>
+      <w:bookmarkStart w:id="76" w:name="_Toc242264834"/>
       <w:r>
         <w:t>LAMPIRAN</w:t>
       </w:r>
@@ -19446,8 +19446,8 @@
         <w:pStyle w:val="JudulLampiran"/>
         <w:spacing w:after="0"/>
       </w:pPr>
-      <w:bookmarkStart w:id="77" w:name="_Toc242263607"/>
-      <w:bookmarkStart w:id="78" w:name="_Toc242263644"/>
+      <w:bookmarkStart w:id="77" w:name="_Toc242264835"/>
+      <w:bookmarkStart w:id="78" w:name="_Toc242264872"/>
       <w:r>
         <w:rPr>
           <w:b w:val="0"/>
@@ -19464,7 +19464,7 @@
         <w:jc w:val="both"/>
       </w:pPr>
       <w:r>
-        <w:t>Pelaksanaan Kerja Praktik di Badan Pusat Statistik Kabupaten Sukoharjo berlangsung selama tiga bulan dan didokumentasikan secara terstruktur ke dalam tiga fase kegiatan utama:</w:t>
+        <w:t>Pelaksanaan Kerja Praktik di Badan Pusat Statistik Kabupaten Sukoharjo oleh Anwar Rohmadi berlangsung selama tiga bulan dan didokumentasikan secara terstruktur ke dalam tiga fase kegiatan utama:</w:t>
       </w:r>
     </w:p>
     <w:p>
@@ -19520,13 +19520,13 @@
         <w:pStyle w:val="JudulLampiran"/>
         <w:spacing w:after="0"/>
       </w:pPr>
-      <w:bookmarkStart w:id="79" w:name="_Toc242263608"/>
-      <w:bookmarkStart w:id="80" w:name="_Toc242263645"/>
+      <w:bookmarkStart w:id="79" w:name="_Toc242264836"/>
+      <w:bookmarkStart w:id="80" w:name="_Toc242264873"/>
       <w:r>
         <w:rPr>
           <w:b w:val="0"/>
         </w:rPr>
-        <w:t>Lampiran 2. Struktur Repositori dan Berkas Kode Program</w:t>
+        <w:t>Lampiran 2. Struktur Repositori Daring GitHub dan Tata Kelola Berkas</w:t>
       </w:r>
       <w:bookmarkEnd w:id="79"/>
       <w:bookmarkEnd w:id="80"/>
@@ -19538,7 +19538,10 @@
         <w:jc w:val="both"/>
       </w:pPr>
       <w:r>
-        <w:t>Arsitektur repositori perangkat lunak dikelompokkan secara modular untuk memastikan reproduksibilitas dan kemudahan pemeliharaan kode:</w:t>
+        <w:t>Seluruh kode sumber, korpus digital bersih, data uji acuan manusia, bobot konfigurasi model, artefak visual beresolusi tinggi, hingga aplikasi antarmuka pendukung keputusan pada penelitian ini dipublikasikan secara terbuka pada repositori GitHub resmi https://github.com/anwarrohmadi2006/Lampiran-Magang-BPS yang dikelola oleh Anwar Rohmadi. Repositori ini berfungsi sebagai repositori komputasi terpadu untuk memastikan keterbukaan sains dan reproduktibilitas penuh, sehingga pembaca dan dewan penguji dapat men</w:t>
+      </w:r>
+      <w:r>
+        <w:t>injau korpus data, mereplikasi skrip analisis, maupun menjalankan dashboard pendukung keputusan secara mandiri. Struktur tata kelola berkas pada repositori tersebut diselaraskan langsung dengan pembagian lampiran laporan ini melalui tujuh direktori utama:</w:t>
       </w:r>
     </w:p>
     <w:p>
@@ -19551,7 +19554,7 @@
         <w:jc w:val="both"/>
       </w:pPr>
       <w:r>
-        <w:t>Direktori scraper/: Memuat skrip schema.py untuk penegakan jendela waktu, serta berkas playstore.py, youtube.py, threads_cli.py, reddit.py, dan twitter.py untuk pengunduhan data mentah. Eksekusi alur pengumpulan dipandu oleh skrip pipeline_SE2026.py.</w:t>
+        <w:t>Direktori laporan/: Memuat naskah dokumen laporan resmi Laporan_KP_Analisis_Sentimen_SE2026.docx, salinan laporan_kp.docx, serta catatan audit penjamin mutu label korpus dan pedoman penetapan keputusan metodologi.</w:t>
       </w:r>
     </w:p>
     <w:p>
@@ -19564,16 +19567,7 @@
         <w:jc w:val="both"/>
       </w:pPr>
       <w:r>
-        <w:t xml:space="preserve">Direktori modeling/: Memuat modul pseudo_label.py untuk inferensi pelabelan otomatis berbasis </w:t>
-      </w:r>
-      <w:r>
-        <w:rPr>
-          <w:i/>
-        </w:rPr>
-        <w:t>prompt</w:t>
-      </w:r>
-      <w:r>
-        <w:t>, audit_label.py untuk penjaminan mutu label korpus, serta skrip pelatihan IndoBERT berbasis PyTorch.</w:t>
+        <w:t>Direktori data/: Memuat korpus bersih 8.352 baris (korpus_bersih_8352.csv), partisi data latih opini 5.808 baris (korpus_opini_5808.csv), partisi non-opini, partisi karantina, serta data uji acuan emas manusia 100 baris.</w:t>
       </w:r>
     </w:p>
     <w:p>
@@ -19586,7 +19580,7 @@
         <w:jc w:val="both"/>
       </w:pPr>
       <w:r>
-        <w:t>Direktori analisis/: Memuat 29 berkas skrip Python bernomor urut yang mereproduksi seluruh angka tabel, diagram alir, matriks konfusi, awan kata, dan uji signifikansi statistik laporan secara deterministik.</w:t>
+        <w:t>Direktori hasil_evaluasi/: Memuat berkas evaluasi resmi evaluasi_gold.json, lembar anotasi interaktif web, laporan audit label mandiri, gambar matriks konfusi, serta hasil pengukuran Cohen's Kappa antar-penilai.</w:t>
       </w:r>
     </w:p>
     <w:p>
@@ -19599,7 +19593,16 @@
         <w:jc w:val="both"/>
       </w:pPr>
       <w:r>
-        <w:t>Direktori final/: Menyimpan 28 artefak keluaran kanonik, mencakup korpus teks bersih, partisi data latih dan uji, bobot model final, laporan audit mutu mandiri, serta berkas laporan dokumen resmi.</w:t>
+        <w:t xml:space="preserve">Direktori model_dan_prediksi/: Memuat panduan teknis model, konfigurasi arsitektur config.json, kamus subkata vocab.txt, </w:t>
+      </w:r>
+      <w:r>
+        <w:rPr>
+          <w:i/>
+        </w:rPr>
+        <w:t>token</w:t>
+      </w:r>
+      <w:r>
+        <w:t xml:space="preserve"> khusus tokenizer, serta catatan rekaman prediksi kelima sistem pembanding pada data uji.</w:t>
       </w:r>
     </w:p>
     <w:p>
@@ -19612,7 +19615,33 @@
         <w:jc w:val="both"/>
       </w:pPr>
       <w:r>
-        <w:t>Direktori reports/: Menyimpan seluruh artefak visual beresolusi tinggi, berkas SVG diagram alir, serta registri log eksperimen komputasi.</w:t>
+        <w:t>Direktori artefak_visual/: Memuat diagram alur metodologi penelitian 300 DPI, berkas vektor SVG bagan pipeline, diagram evolusi ronde kalibrasi Jev, awan kata representasi leksikal, galeri peta atensi, dan visualisasi LIME.</w:t>
+      </w:r>
+    </w:p>
+    <w:p>
+      <w:pPr>
+        <w:numPr>
+          <w:ilvl w:val="0"/>
+          <w:numId w:val="26"/>
+        </w:numPr>
+        <w:spacing w:line="360" w:lineRule="auto"/>
+        <w:jc w:val="both"/>
+      </w:pPr>
+      <w:r>
+        <w:t>Direktori skrip/: Memuat skrip Python modular untuk eksekusi pra-pemrosesan korpus, audit mutu, perhitungan metrik dengan selang kepercayaan bootstrap, uji signifikansi statistik McNemar, serta penyusun dokumen laporan.</w:t>
+      </w:r>
+    </w:p>
+    <w:p>
+      <w:pPr>
+        <w:numPr>
+          <w:ilvl w:val="0"/>
+          <w:numId w:val="26"/>
+        </w:numPr>
+        <w:spacing w:line="360" w:lineRule="auto"/>
+        <w:jc w:val="both"/>
+      </w:pPr>
+      <w:r>
+        <w:t>Direktori dashboard_web/: Memuat aplikasi sistem pendukung keputusan (decision support system) interaktif berbasis web yang menyajikan analisis sentimen per aspek, tren persepsi publik, dan ringkasan eksekutif instansi.</w:t>
       </w:r>
     </w:p>
     <w:p>
@@ -19620,8 +19649,8 @@
         <w:pStyle w:val="JudulLampiran"/>
         <w:spacing w:after="0"/>
       </w:pPr>
-      <w:bookmarkStart w:id="81" w:name="_Toc242263609"/>
-      <w:bookmarkStart w:id="82" w:name="_Toc242263646"/>
+      <w:bookmarkStart w:id="81" w:name="_Toc242264837"/>
+      <w:bookmarkStart w:id="82" w:name="_Toc242264874"/>
       <w:r>
         <w:rPr>
           <w:b w:val="0"/>
@@ -20006,8 +20035,8 @@
         <w:pStyle w:val="JudulLampiran"/>
         <w:spacing w:after="0"/>
       </w:pPr>
-      <w:bookmarkStart w:id="83" w:name="_Toc242263610"/>
-      <w:bookmarkStart w:id="84" w:name="_Toc242263647"/>
+      <w:bookmarkStart w:id="83" w:name="_Toc242264838"/>
+      <w:bookmarkStart w:id="84" w:name="_Toc242264875"/>
       <w:r>
         <w:rPr>
           <w:b w:val="0"/>
@@ -20032,7 +20061,7 @@
         <w:pStyle w:val="KeteranganTabel"/>
         <w:spacing w:line="240" w:lineRule="auto"/>
       </w:pPr>
-      <w:bookmarkStart w:id="85" w:name="_Toc242263642"/>
+      <w:bookmarkStart w:id="85" w:name="_Toc242264870"/>
       <w:r>
         <w:t>Tabel L4.1 Ringkasan Jumlah Data per Tahap Penyaringan</w:t>
       </w:r>
@@ -20412,8 +20441,8 @@
         <w:pStyle w:val="JudulLampiran"/>
         <w:spacing w:after="0"/>
       </w:pPr>
-      <w:bookmarkStart w:id="86" w:name="_Toc242263611"/>
-      <w:bookmarkStart w:id="87" w:name="_Toc242263648"/>
+      <w:bookmarkStart w:id="86" w:name="_Toc242264839"/>
+      <w:bookmarkStart w:id="87" w:name="_Toc242264876"/>
       <w:r>
         <w:rPr>
           <w:b w:val="0"/>
@@ -20430,7 +20459,7 @@
         <w:jc w:val="both"/>
       </w:pPr>
       <w:r>
-        <w:t>Seluruh artefak keluaran dihimpun secara terstruktur pada direktori final dan reports, dengan penamaan kanonik yang bersih dari penanda versi pengembangan.</w:t>
+        <w:t>Seluruh artefak keluaran dihimpun secara terstruktur pada repositori GitHub resmi https://github.com/anwarrohmadi2006/Lampiran-Magang-BPS dengan penamaan berkas kanonik yang terpetakan langsung ke dalam direktori repositori:</w:t>
       </w:r>
     </w:p>
     <w:p>
@@ -20443,7 +20472,7 @@
         <w:jc w:val="both"/>
       </w:pPr>
       <w:r>
-        <w:t>final/korpus.csv: korpus teks bersih siap anotasi (8.352 baris)</w:t>
+        <w:t>data/korpus_bersih_8352.csv: korpus teks bersih siap anotasi pascadeduplikasi (8.352 baris)</w:t>
       </w:r>
     </w:p>
     <w:p>
@@ -20456,7 +20485,7 @@
         <w:jc w:val="both"/>
       </w:pPr>
       <w:r>
-        <w:t>final/korpus_opini.csv: partisi opini sebagai data latih IndoBERT berlabel Jev (5.808 baris)</w:t>
+        <w:t>data/korpus_opini_5808.csv: partisi opini sebagai data latih IndoBERT berlabel Jev (5.808 baris)</w:t>
       </w:r>
     </w:p>
     <w:p>
@@ -20469,7 +20498,7 @@
         <w:jc w:val="both"/>
       </w:pPr>
       <w:r>
-        <w:t>final/korpus_non_opini.csv: partisi non-opini (pertanyaan, sapaan, informasi)</w:t>
+        <w:t>data/korpus_non_opini_2119.csv: partisi non-opini yang memuat pertanyaan, sapaan, dan informasi</w:t>
       </w:r>
     </w:p>
     <w:p>
@@ -20482,7 +20511,7 @@
         <w:jc w:val="both"/>
       </w:pPr>
       <w:r>
-        <w:t>final/korpus_karantina.csv: partisi karantina di luar topik pendataan</w:t>
+        <w:t>data/korpus_karantina_423.csv: partisi karantina untuk teks di luar topik pendataan sensus</w:t>
       </w:r>
     </w:p>
     <w:p>
@@ -20495,7 +20524,7 @@
         <w:jc w:val="both"/>
       </w:pPr>
       <w:r>
-        <w:t>final/gold_uji.csv: data uji manusia seratus baris dengan penyamaran identitas</w:t>
+        <w:t>data/data_uji_manusia_100.csv: data uji acuan manusia seratus baris dengan penyamaran identitas</w:t>
       </w:r>
     </w:p>
     <w:p>
@@ -20508,7 +20537,7 @@
         <w:jc w:val="both"/>
       </w:pPr>
       <w:r>
-        <w:t>final/evaluasi_uji.json: hasil pengukuran performa lima sistem pada data uji</w:t>
+        <w:t>hasil_evaluasi/evaluasi_gold.json: hasil pengukuran performa lima sistem pada data uji acuan</w:t>
       </w:r>
     </w:p>
     <w:p>
@@ -20521,7 +20550,7 @@
         <w:jc w:val="both"/>
       </w:pPr>
       <w:r>
-        <w:t>final/prediksi_uji_prompt_v2.csv dan empat berkas sejenis: catatan prediksi tiap sistem</w:t>
+        <w:t>hasil_evaluasi/audit_label.html: laporan mandiri interaktif audit penjamin mutu label semu</w:t>
       </w:r>
     </w:p>
     <w:p>
@@ -20534,7 +20563,7 @@
         <w:jc w:val="both"/>
       </w:pPr>
       <w:r>
-        <w:t>final/audit_label.html: laporan mandiri audit penjamin mutu label semu</w:t>
+        <w:t>hasil_evaluasi/matriks_konfusi.png: visualisasi matriks konfusi model IndoBERT terbaik</w:t>
       </w:r>
     </w:p>
     <w:p>
@@ -20547,7 +20576,7 @@
         <w:jc w:val="both"/>
       </w:pPr>
       <w:r>
-        <w:t>final/atensi/: peta atensi multi-head model final beserta galeri visualisasinya</w:t>
+        <w:t>hasil_evaluasi/kappa_gold.json: hasil pengukuran reliabilitas kesepakatan antar-anotator manusia</w:t>
       </w:r>
     </w:p>
     <w:p>
@@ -20560,13 +20589,7 @@
         <w:jc w:val="both"/>
       </w:pPr>
       <w:r>
-        <w:t xml:space="preserve">final/lime/: penjelasan atribusi fitur lokal LIME pada tingkat </w:t>
-      </w:r>
-      <w:r>
-        <w:rPr>
-          <w:i/>
-        </w:rPr>
-        <w:t>token</w:t>
+        <w:t>model_dan_prediksi/config.json: konfigurasi arsitektur model klasifikasi IndoBERT</w:t>
       </w:r>
     </w:p>
     <w:p>
@@ -20579,7 +20602,16 @@
         <w:jc w:val="both"/>
       </w:pPr>
       <w:r>
-        <w:t>reports/modal/ablasi_jev/: hasil eksperimen enam skenario studi ablasi IndoBERT</w:t>
+        <w:t xml:space="preserve">model_dan_prediksi/vocab.txt: kosakata subkata tokenizer IndoBERT (30.521 </w:t>
+      </w:r>
+      <w:r>
+        <w:rPr>
+          <w:i/>
+        </w:rPr>
+        <w:t>token</w:t>
+      </w:r>
+      <w:r>
+        <w:t>)</w:t>
       </w:r>
     </w:p>
     <w:p>
@@ -20592,7 +20624,7 @@
         <w:jc w:val="both"/>
       </w:pPr>
       <w:r>
-        <w:t>reports/gambar/: awan kata visualisasi leksikal dan representasi grafis</w:t>
+        <w:t>model_dan_prediksi/prediksi_prompt_v2.csv: catatan inferensi sistem pembanding pada data uji</w:t>
       </w:r>
     </w:p>
     <w:p>
@@ -20605,7 +20637,7 @@
         <w:jc w:val="both"/>
       </w:pPr>
       <w:r>
-        <w:t>reports/diagram_alur_pelabelan.png: diagram pipeline utama dan pipeline ablation</w:t>
+        <w:t>artefak_visual/diagram_alur_penelitian.png: diagram alur metodologi penelitian 300 DPI</w:t>
       </w:r>
     </w:p>
     <w:p>
@@ -20618,7 +20650,7 @@
         <w:jc w:val="both"/>
       </w:pPr>
       <w:r>
-        <w:t>reports/eksperimen/: registri eksperimen dan riwayat log komputasi</w:t>
+        <w:t>artefak_visual/diagram_alur_pelabelan.png: diagram bagan pipeline pra-pemrosesan dan ablasi</w:t>
       </w:r>
     </w:p>
     <w:p>
@@ -20631,7 +20663,7 @@
         <w:jc w:val="both"/>
       </w:pPr>
       <w:r>
-        <w:t>reports/kesesuaian_template.md: catatan audit format terhadap pedoman resmi</w:t>
+        <w:t>artefak_visual/atensi/: peta atensi multi-head model final beserta galeri visualisasinya</w:t>
       </w:r>
     </w:p>
     <w:p>
@@ -20644,7 +20676,13 @@
         <w:jc w:val="both"/>
       </w:pPr>
       <w:r>
-        <w:t>reports/uji_routing.md: hasil pengujian pemilahan relevansi anotator</w:t>
+        <w:t xml:space="preserve">artefak_visual/lime/: penjelasan atribusi fitur lokal LIME pada tingkat </w:t>
+      </w:r>
+      <w:r>
+        <w:rPr>
+          <w:i/>
+        </w:rPr>
+        <w:t>token</w:t>
       </w:r>
     </w:p>
     <w:p>
@@ -20657,7 +20695,7 @@
         <w:jc w:val="both"/>
       </w:pPr>
       <w:r>
-        <w:t>final/STATUS_EKSPERIMEN.md: daftar berkas kanonik dan status integritas</w:t>
+        <w:t>skrip/: kumpulan skrip Python modular untuk pembersihan data, pengujian, dan visualisasi</w:t>
       </w:r>
     </w:p>
     <w:p>
@@ -20670,7 +20708,20 @@
         <w:jc w:val="both"/>
       </w:pPr>
       <w:r>
-        <w:t>final/manifest.json: daftar berkas kanonik beserta sidik jari SHA-256</w:t>
+        <w:t>dashboard_web/: aplikasi antarmuka sistem pendukung keputusan interaktif berbasis web</w:t>
+      </w:r>
+    </w:p>
+    <w:p>
+      <w:pPr>
+        <w:numPr>
+          <w:ilvl w:val="0"/>
+          <w:numId w:val="30"/>
+        </w:numPr>
+        <w:spacing w:line="360" w:lineRule="auto"/>
+        <w:jc w:val="both"/>
+      </w:pPr>
+      <w:r>
+        <w:t>laporan/: naskah dokumen resmi Laporan_KP_Analisis_Sentimen_SE2026.docx dan catatan metodologi</w:t>
       </w:r>
     </w:p>
     <w:p>
@@ -20678,8 +20729,8 @@
         <w:pStyle w:val="JudulLampiran"/>
         <w:spacing w:after="0"/>
       </w:pPr>
-      <w:bookmarkStart w:id="88" w:name="_Toc242263612"/>
-      <w:bookmarkStart w:id="89" w:name="_Toc242263649"/>
+      <w:bookmarkStart w:id="88" w:name="_Toc242264840"/>
+      <w:bookmarkStart w:id="89" w:name="_Toc242264877"/>
       <w:r>
         <w:rPr>
           <w:b w:val="0"/>
@@ -20699,7 +20750,7 @@
         <w:t>Anotasi manusia mengacu pada hierarki pohon keputusan baku lima kelas. Teks ditetapkan ke dalam kelas tidak relevan apabila secara substantif membicarakan topik di luar sensus dan BPS. Teks ditetapkan ke dalam kelas bukan opini apabila relevan dengan pendataan namun tidak memuat muatan evaluasi, mencakup sapaan, pertanyaan teknis, permohonan klarifikasi, laporan kondisi faktual, serta usulan perbaikan. Teks diklasifikasikan positif bila menyatakan pujian, rasa syukur, dukungan, atau manfaat nyata pendataan.</w:t>
       </w:r>
       <w:r>
-        <w:t xml:space="preserve"> Teks diklasifikasikan negatif bila memuat keluhan, kritik tajam, sindiran sinis, maupun kendala aplikasi yang dibungkus dalam bentuk pertanyaan. Teks diklasifikasikan netral apabila evaluasi bersifat datar atau memuat keseimbangan antara apresiasi dan catatan tanpa sisi yang dominan. Pedoman operasional komprehensif beserta contoh penerapannya terdokumentasi pada berkas reports/aturan_anotasi_gold.md.</w:t>
+        <w:t xml:space="preserve"> Teks diklasifikasikan negatif bila memuat keluhan, kritik tajam, sindiran sinis, maupun kendala aplikasi yang dibungkus dalam bentuk pertanyaan. Teks diklasifikasikan netral apabila evaluasi bersifat datar atau memuat keseimbangan antara apresiasi dan catatan tanpa sisi yang dominan. Pedoman operasional komprehensif beserta contoh penerapannya terdokumentasi pada berkas laporan/catatan_audit_dan_keputusan.md di repositori GitHub.</w:t>
       </w:r>
     </w:p>
     <w:p>
@@ -20707,8 +20758,8 @@
         <w:pStyle w:val="JudulLampiran"/>
         <w:spacing w:after="0"/>
       </w:pPr>
-      <w:bookmarkStart w:id="90" w:name="_Toc242263613"/>
-      <w:bookmarkStart w:id="91" w:name="_Toc242263650"/>
+      <w:bookmarkStart w:id="90" w:name="_Toc242264841"/>
+      <w:bookmarkStart w:id="91" w:name="_Toc242264878"/>
       <w:r>
         <w:rPr>
           <w:b w:val="0"/>
@@ -20746,7 +20797,7 @@
           <w:noProof/>
         </w:rPr>
         <w:drawing>
-          <wp:inline distT="0" distB="0" distL="0" distR="0" wp14:anchorId="6A2A87AF" wp14:editId="7CA43F87">
+          <wp:inline distT="0" distB="0" distL="0" distR="0" wp14:anchorId="1DB3FA01" wp14:editId="1C8AC5C4">
             <wp:extent cx="4680000" cy="4212000"/>
             <wp:effectExtent l="0" t="0" r="0" b="0"/>
             <wp:docPr id="18" name="Picture 18"/>
@@ -20787,7 +20838,7 @@
         <w:pStyle w:val="KeteranganGambar"/>
         <w:spacing w:after="40" w:line="240" w:lineRule="auto"/>
       </w:pPr>
-      <w:bookmarkStart w:id="92" w:name="_Toc242263627"/>
+      <w:bookmarkStart w:id="92" w:name="_Toc242264855"/>
       <w:r>
         <w:t>Gambar L.1 Profil Atensi Teks Keluhan Aplikasi</w:t>
       </w:r>
@@ -20811,7 +20862,7 @@
           <w:noProof/>
         </w:rPr>
         <w:drawing>
-          <wp:inline distT="0" distB="0" distL="0" distR="0" wp14:anchorId="44262105" wp14:editId="05CD83C7">
+          <wp:inline distT="0" distB="0" distL="0" distR="0" wp14:anchorId="12D1BC09" wp14:editId="132751DB">
             <wp:extent cx="4680000" cy="4212000"/>
             <wp:effectExtent l="0" t="0" r="0" b="0"/>
             <wp:docPr id="19" name="Picture 19"/>
@@ -20852,7 +20903,7 @@
         <w:pStyle w:val="KeteranganGambar"/>
         <w:spacing w:after="40" w:line="240" w:lineRule="auto"/>
       </w:pPr>
-      <w:bookmarkStart w:id="93" w:name="_Toc242263628"/>
+      <w:bookmarkStart w:id="93" w:name="_Toc242264856"/>
       <w:r>
         <w:t>Gambar L.2 Profil Atensi Teks Dukungan</w:t>
       </w:r>
@@ -20872,8 +20923,8 @@
         <w:pStyle w:val="JudulLampiran"/>
         <w:spacing w:after="0"/>
       </w:pPr>
-      <w:bookmarkStart w:id="94" w:name="_Toc242263614"/>
-      <w:bookmarkStart w:id="95" w:name="_Toc242263651"/>
+      <w:bookmarkStart w:id="94" w:name="_Toc242264842"/>
+      <w:bookmarkStart w:id="95" w:name="_Toc242264879"/>
       <w:r>
         <w:rPr>
           <w:b w:val="0"/>
@@ -20907,7 +20958,7 @@
         <w:pStyle w:val="KeteranganTabel"/>
         <w:spacing w:line="240" w:lineRule="auto"/>
       </w:pPr>
-      <w:bookmarkStart w:id="96" w:name="_Toc242263643"/>
+      <w:bookmarkStart w:id="96" w:name="_Toc242264871"/>
       <w:r>
         <w:t>Tabel L8.1 Rekapitulasi Tahapan Iterasi Kalibrasi Anotator Jev</w:t>
       </w:r>
@@ -21552,8 +21603,8 @@
         <w:pStyle w:val="JudulLampiran"/>
         <w:spacing w:after="0"/>
       </w:pPr>
-      <w:bookmarkStart w:id="97" w:name="_Toc242263615"/>
-      <w:bookmarkStart w:id="98" w:name="_Toc242263652"/>
+      <w:bookmarkStart w:id="97" w:name="_Toc242264843"/>
+      <w:bookmarkStart w:id="98" w:name="_Toc242264880"/>
       <w:r>
         <w:rPr>
           <w:b w:val="0"/>
@@ -21583,7 +21634,7 @@
         <w:jc w:val="both"/>
       </w:pPr>
       <w:r>
-        <w:t>Prosedur 1 (Penyaringan dan Normalisasi Korpus): Modul scraper/schema.py menegakkan batasan rentang waktu pengumpulan (15 Juni sampai 15 September 2026), memvalidasi bahasa Indonesia melalui pustaka identifikasi bahasa, menyaring kata kunci relevansi sensus ekonomi dan aplikasi Fasih, serta menjalankan deduplikasi berbasis sidik jari teks MD5 guna menghasilkan korpus bersih final 8.352 baris.</w:t>
+        <w:t>Prosedur 1 (Penyaringan dan Normalisasi Korpus): Modul skrip/01_penyusunan_korpus.py menegakkan batasan rentang waktu pengumpulan (15 Juni sampai 15 September 2026), memvalidasi bahasa Indonesia melalui pustaka identifikasi bahasa, menyaring kata kunci relevansi sensus ekonomi dan aplikasi Fasih, serta menjalankan deduplikasi berbasis sidik jari teks MD5 guna menghasilkan korpus bersih final 8.352 baris.</w:t>
       </w:r>
     </w:p>
     <w:p>
@@ -21596,7 +21647,7 @@
         <w:jc w:val="both"/>
       </w:pPr>
       <w:r>
-        <w:t xml:space="preserve">Prosedur 2 (Pengukuran Kinerja Multikelas dan Kalibrasi Keyakinan): Modul analisis/09_ukur_kinerja.py menghitung metrik presisi, </w:t>
+        <w:t xml:space="preserve">Prosedur 2 (Pengukuran Kinerja Multikelas dan Kalibrasi Keyakinan): Modul skrip/09_ukur_kinerja.py menghitung metrik presisi, </w:t>
       </w:r>
       <w:r>
         <w:rPr>
@@ -21618,7 +21669,7 @@
         <w:jc w:val="both"/>
       </w:pPr>
       <w:r>
-        <w:t>Prosedur 3 (Ekstraksi Bobot Peta Atensi Multi-Head): Modul analisis/21_peta_atensi.py mengekstraksi matriks perhatian antar-</w:t>
+        <w:t>Prosedur 3 (Ekstraksi Bobot Peta Atensi Multi-Head): Modul skrip/21_peta_atensi.py mengekstraksi matriks perhatian antar-</w:t>
       </w:r>
       <w:r>
         <w:rPr>
@@ -21738,16 +21789,16 @@
 <file path=word/numbering.xml><?xml version="1.0" encoding="utf-8"?>
 <w:numbering xmlns:wpc="http://schemas.microsoft.com/office/word/2010/wordprocessingCanvas" xmlns:cx="http://schemas.microsoft.com/office/drawing/2014/chartex" xmlns:cx1="http://schemas.microsoft.com/office/drawing/2015/9/8/chartex" xmlns:cx2="http://schemas.microsoft.com/office/drawing/2015/10/21/chartex" xmlns:cx3="http://schemas.microsoft.com/office/drawing/2016/5/9/chartex" xmlns:cx4="http://schemas.microsoft.com/office/drawing/2016/5/10/chartex" xmlns:cx5="http://schemas.microsoft.com/office/drawing/2016/5/11/chartex" xmlns:cx6="http://schemas.microsoft.com/office/drawing/2016/5/12/chartex" xmlns:cx7="http://schemas.microsoft.com/office/drawing/2016/5/13/chartex" xmlns:cx8="http://schemas.microsoft.com/office/drawing/2016/5/14/chartex" xmlns:mc="http://schemas.openxmlformats.org/markup-compatibility/2006" xmlns:aink="http://schemas.microsoft.com/office/drawing/2016/ink" xmlns:am3d="http://schemas.microsoft.com/office/drawing/2017/model3d" xmlns:o="urn:schemas-microsoft-com:office:office" xmlns:oel="http://schemas.microsoft.com/office/2019/extlst" xmlns:r="http://schemas.openxmlformats.org/officeDocument/2006/relationships" xmlns:m="http://schemas.openxmlformats.org/officeDocument/2006/math" xmlns:v="urn:schemas-microsoft-com:vml" xmlns:wp14="http://schemas.microsoft.com/office/word/2010/wordprocessingDrawing" xmlns:wp="http://schemas.openxmlformats.org/drawingml/2006/wordprocessingDrawing" xmlns:w10="urn:schemas-microsoft-com:office:word" xmlns:w="http://schemas.openxmlformats.org/wordprocessingml/2006/main" xmlns:w14="http://schemas.microsoft.com/office/word/2010/wordml" xmlns:w15="http://schemas.microsoft.com/office/word/2012/wordml" xmlns:w16cex="http://schemas.microsoft.com/office/word/2018/wordml/cex" xmlns:w16cid="http://schemas.microsoft.com/office/word/2016/wordml/cid" xmlns:w16="http://schemas.microsoft.com/office/word/2018/wordml" xmlns:w16du="http://schemas.microsoft.com/office/word/2023/wordml/word16du" xmlns:w16sdtdh="http://schemas.microsoft.com/office/word/2020/wordml/sdtdatahash" xmlns:w16sdtfl="http://schemas.microsoft.com/office/word/2024/wordml/sdtformatlock" xmlns:w16se="http://schemas.microsoft.com/office/word/2015/wordml/symex" xmlns:wpg="http://schemas.microsoft.com/office/word/2010/wordprocessingGroup" xmlns:wpi="http://schemas.microsoft.com/office/word/2010/wordprocessingInk" xmlns:wne="http://schemas.microsoft.com/office/word/2006/wordml" xmlns:wps="http://schemas.microsoft.com/office/word/2010/wordprocessingShape" mc:Ignorable="w14 w15 w16se w16cid w16 w16cex w16sdtdh w16sdtfl w16du wp14">
   <w:abstractNum w:abstractNumId="0" w15:restartNumberingAfterBreak="0">
-    <w:nsid w:val="03270DF6"/>
+    <w:nsid w:val="00876A3E"/>
     <w:multiLevelType w:val="multilevel"/>
-    <w:tmpl w:val="B2AC0B58"/>
+    <w:tmpl w:val="14568384"/>
     <w:lvl w:ilvl="0">
-      <w:start w:val="1"/>
+      <w:start w:val="4"/>
       <w:numFmt w:val="decimal"/>
-      <w:lvlText w:val="%1."/>
+      <w:lvlText w:val="%1"/>
       <w:lvlJc w:val="left"/>
       <w:pPr>
-        <w:ind w:left="786" w:hanging="360"/>
+        <w:ind w:left="360" w:hanging="360"/>
       </w:pPr>
       <w:rPr>
         <w:rFonts w:ascii="Times New Roman" w:hAnsi="Times New Roman" w:cs="Times New Roman"/>
@@ -21779,7 +21830,7 @@
       <w:lvlText w:val="%1.%2.%3"/>
       <w:lvlJc w:val="left"/>
       <w:pPr>
-        <w:ind w:left="1148" w:hanging="720"/>
+        <w:ind w:left="1574" w:hanging="720"/>
       </w:pPr>
       <w:rPr>
         <w:rFonts w:ascii="Times New Roman" w:hAnsi="Times New Roman" w:cs="Times New Roman"/>
@@ -21795,7 +21846,7 @@
       <w:lvlText w:val="%1.%2.%3.%4"/>
       <w:lvlJc w:val="left"/>
       <w:pPr>
-        <w:ind w:left="1149" w:hanging="720"/>
+        <w:ind w:left="2001" w:hanging="720"/>
       </w:pPr>
       <w:rPr>
         <w:rFonts w:ascii="Times New Roman" w:hAnsi="Times New Roman" w:cs="Times New Roman"/>
@@ -21811,7 +21862,7 @@
       <w:lvlText w:val="%1.%2.%3.%4.%5"/>
       <w:lvlJc w:val="left"/>
       <w:pPr>
-        <w:ind w:left="1510" w:hanging="1080"/>
+        <w:ind w:left="2788" w:hanging="1080"/>
       </w:pPr>
       <w:rPr>
         <w:rFonts w:ascii="Times New Roman" w:hAnsi="Times New Roman" w:cs="Times New Roman"/>
@@ -21827,7 +21878,7 @@
       <w:lvlText w:val="%1.%2.%3.%4.%5.%6"/>
       <w:lvlJc w:val="left"/>
       <w:pPr>
-        <w:ind w:left="1511" w:hanging="1080"/>
+        <w:ind w:left="3215" w:hanging="1080"/>
       </w:pPr>
       <w:rPr>
         <w:rFonts w:ascii="Times New Roman" w:hAnsi="Times New Roman" w:cs="Times New Roman"/>
@@ -21843,7 +21894,7 @@
       <w:lvlText w:val="%1.%2.%3.%4.%5.%6.%7"/>
       <w:lvlJc w:val="left"/>
       <w:pPr>
-        <w:ind w:left="1872" w:hanging="1440"/>
+        <w:ind w:left="4002" w:hanging="1440"/>
       </w:pPr>
       <w:rPr>
         <w:rFonts w:ascii="Times New Roman" w:hAnsi="Times New Roman" w:cs="Times New Roman"/>
@@ -21859,7 +21910,7 @@
       <w:lvlText w:val="%1.%2.%3.%4.%5.%6.%7.%8"/>
       <w:lvlJc w:val="left"/>
       <w:pPr>
-        <w:ind w:left="1873" w:hanging="1440"/>
+        <w:ind w:left="4429" w:hanging="1440"/>
       </w:pPr>
       <w:rPr>
         <w:rFonts w:ascii="Times New Roman" w:hAnsi="Times New Roman" w:cs="Times New Roman"/>
@@ -21875,7 +21926,7 @@
       <w:lvlText w:val="%1.%2.%3.%4.%5.%6.%7.%8.%9"/>
       <w:lvlJc w:val="left"/>
       <w:pPr>
-        <w:ind w:left="2234" w:hanging="1800"/>
+        <w:ind w:left="5216" w:hanging="1800"/>
       </w:pPr>
       <w:rPr>
         <w:rFonts w:ascii="Times New Roman" w:hAnsi="Times New Roman" w:cs="Times New Roman"/>
@@ -21887,13 +21938,106 @@
     </w:lvl>
   </w:abstractNum>
   <w:abstractNum w:abstractNumId="1" w15:restartNumberingAfterBreak="0">
-    <w:nsid w:val="082348EA"/>
+    <w:nsid w:val="022320EF"/>
     <w:multiLevelType w:val="multilevel"/>
-    <w:tmpl w:val="068C7560"/>
+    <w:tmpl w:val="3FB2E338"/>
     <w:lvl w:ilvl="0">
-      <w:start w:val="4"/>
+      <w:start w:val="1"/>
+      <w:numFmt w:val="lowerLetter"/>
+      <w:lvlText w:val="%1."/>
+      <w:lvlJc w:val="left"/>
+      <w:pPr>
+        <w:ind w:left="1080" w:hanging="360"/>
+      </w:pPr>
+      <w:rPr>
+        <w:rFonts w:ascii="Times New Roman" w:hAnsi="Times New Roman" w:cs="Times New Roman"/>
+        <w:b/>
+        <w:bCs/>
+        <w:sz w:val="24"/>
+        <w:szCs w:val="24"/>
+      </w:rPr>
+    </w:lvl>
+    <w:lvl w:ilvl="1">
+      <w:start w:val="1"/>
+      <w:numFmt w:val="lowerLetter"/>
+      <w:lvlText w:val="%2."/>
+      <w:lvlJc w:val="left"/>
+      <w:pPr>
+        <w:ind w:left="1800" w:hanging="360"/>
+      </w:pPr>
+    </w:lvl>
+    <w:lvl w:ilvl="2">
+      <w:start w:val="1"/>
+      <w:numFmt w:val="lowerRoman"/>
+      <w:lvlText w:val="%3."/>
+      <w:lvlJc w:val="right"/>
+      <w:pPr>
+        <w:ind w:left="2520" w:hanging="180"/>
+      </w:pPr>
+    </w:lvl>
+    <w:lvl w:ilvl="3">
+      <w:start w:val="1"/>
       <w:numFmt w:val="decimal"/>
-      <w:lvlText w:val="%1"/>
+      <w:lvlText w:val="%4."/>
+      <w:lvlJc w:val="left"/>
+      <w:pPr>
+        <w:ind w:left="3240" w:hanging="360"/>
+      </w:pPr>
+    </w:lvl>
+    <w:lvl w:ilvl="4">
+      <w:start w:val="1"/>
+      <w:numFmt w:val="lowerLetter"/>
+      <w:lvlText w:val="%5."/>
+      <w:lvlJc w:val="left"/>
+      <w:pPr>
+        <w:ind w:left="3960" w:hanging="360"/>
+      </w:pPr>
+    </w:lvl>
+    <w:lvl w:ilvl="5">
+      <w:start w:val="1"/>
+      <w:numFmt w:val="lowerRoman"/>
+      <w:lvlText w:val="%6."/>
+      <w:lvlJc w:val="right"/>
+      <w:pPr>
+        <w:ind w:left="4680" w:hanging="180"/>
+      </w:pPr>
+    </w:lvl>
+    <w:lvl w:ilvl="6">
+      <w:start w:val="1"/>
+      <w:numFmt w:val="decimal"/>
+      <w:lvlText w:val="%7."/>
+      <w:lvlJc w:val="left"/>
+      <w:pPr>
+        <w:ind w:left="5400" w:hanging="360"/>
+      </w:pPr>
+    </w:lvl>
+    <w:lvl w:ilvl="7">
+      <w:start w:val="1"/>
+      <w:numFmt w:val="lowerLetter"/>
+      <w:lvlText w:val="%8."/>
+      <w:lvlJc w:val="left"/>
+      <w:pPr>
+        <w:ind w:left="6120" w:hanging="360"/>
+      </w:pPr>
+    </w:lvl>
+    <w:lvl w:ilvl="8">
+      <w:start w:val="1"/>
+      <w:numFmt w:val="lowerRoman"/>
+      <w:lvlText w:val="%9."/>
+      <w:lvlJc w:val="right"/>
+      <w:pPr>
+        <w:ind w:left="6840" w:hanging="180"/>
+      </w:pPr>
+    </w:lvl>
+  </w:abstractNum>
+  <w:abstractNum w:abstractNumId="2" w15:restartNumberingAfterBreak="0">
+    <w:nsid w:val="0225734C"/>
+    <w:multiLevelType w:val="multilevel"/>
+    <w:tmpl w:val="D108AAA2"/>
+    <w:lvl w:ilvl="0">
+      <w:start w:val="1"/>
+      <w:numFmt w:val="lowerLetter"/>
+      <w:lvlText w:val="%1."/>
       <w:lvlJc w:val="left"/>
       <w:pPr>
         <w:ind w:left="360" w:hanging="360"/>
@@ -21912,7 +22056,7 @@
       <w:lvlText w:val="%1.%2"/>
       <w:lvlJc w:val="left"/>
       <w:pPr>
-        <w:ind w:left="787" w:hanging="360"/>
+        <w:ind w:left="720" w:hanging="360"/>
       </w:pPr>
       <w:rPr>
         <w:rFonts w:ascii="Times New Roman" w:hAnsi="Times New Roman" w:cs="Times New Roman"/>
@@ -21928,7 +22072,7 @@
       <w:lvlText w:val="%1.%2.%3"/>
       <w:lvlJc w:val="left"/>
       <w:pPr>
-        <w:ind w:left="1574" w:hanging="720"/>
+        <w:ind w:left="1440" w:hanging="720"/>
       </w:pPr>
       <w:rPr>
         <w:rFonts w:ascii="Times New Roman" w:hAnsi="Times New Roman" w:cs="Times New Roman"/>
@@ -21944,7 +22088,7 @@
       <w:lvlText w:val="%1.%2.%3.%4"/>
       <w:lvlJc w:val="left"/>
       <w:pPr>
-        <w:ind w:left="2001" w:hanging="720"/>
+        <w:ind w:left="1800" w:hanging="720"/>
       </w:pPr>
       <w:rPr>
         <w:rFonts w:ascii="Times New Roman" w:hAnsi="Times New Roman" w:cs="Times New Roman"/>
@@ -21960,7 +22104,7 @@
       <w:lvlText w:val="%1.%2.%3.%4.%5"/>
       <w:lvlJc w:val="left"/>
       <w:pPr>
-        <w:ind w:left="2788" w:hanging="1080"/>
+        <w:ind w:left="2520" w:hanging="1080"/>
       </w:pPr>
       <w:rPr>
         <w:rFonts w:ascii="Times New Roman" w:hAnsi="Times New Roman" w:cs="Times New Roman"/>
@@ -21976,7 +22120,7 @@
       <w:lvlText w:val="%1.%2.%3.%4.%5.%6"/>
       <w:lvlJc w:val="left"/>
       <w:pPr>
-        <w:ind w:left="3215" w:hanging="1080"/>
+        <w:ind w:left="2880" w:hanging="1080"/>
       </w:pPr>
       <w:rPr>
         <w:rFonts w:ascii="Times New Roman" w:hAnsi="Times New Roman" w:cs="Times New Roman"/>
@@ -21992,7 +22136,7 @@
       <w:lvlText w:val="%1.%2.%3.%4.%5.%6.%7"/>
       <w:lvlJc w:val="left"/>
       <w:pPr>
-        <w:ind w:left="4002" w:hanging="1440"/>
+        <w:ind w:left="3600" w:hanging="1440"/>
       </w:pPr>
       <w:rPr>
         <w:rFonts w:ascii="Times New Roman" w:hAnsi="Times New Roman" w:cs="Times New Roman"/>
@@ -22008,7 +22152,7 @@
       <w:lvlText w:val="%1.%2.%3.%4.%5.%6.%7.%8"/>
       <w:lvlJc w:val="left"/>
       <w:pPr>
-        <w:ind w:left="4429" w:hanging="1440"/>
+        <w:ind w:left="3960" w:hanging="1440"/>
       </w:pPr>
       <w:rPr>
         <w:rFonts w:ascii="Times New Roman" w:hAnsi="Times New Roman" w:cs="Times New Roman"/>
@@ -22024,7 +22168,7 @@
       <w:lvlText w:val="%1.%2.%3.%4.%5.%6.%7.%8.%9"/>
       <w:lvlJc w:val="left"/>
       <w:pPr>
-        <w:ind w:left="5216" w:hanging="1800"/>
+        <w:ind w:left="4680" w:hanging="1800"/>
       </w:pPr>
       <w:rPr>
         <w:rFonts w:ascii="Times New Roman" w:hAnsi="Times New Roman" w:cs="Times New Roman"/>
@@ -22035,10 +22179,10 @@
       </w:rPr>
     </w:lvl>
   </w:abstractNum>
-  <w:abstractNum w:abstractNumId="2" w15:restartNumberingAfterBreak="0">
-    <w:nsid w:val="097907A8"/>
+  <w:abstractNum w:abstractNumId="3" w15:restartNumberingAfterBreak="0">
+    <w:nsid w:val="1BC924D1"/>
     <w:multiLevelType w:val="multilevel"/>
-    <w:tmpl w:val="E34C5976"/>
+    <w:tmpl w:val="59EC1048"/>
     <w:lvl w:ilvl="0">
       <w:start w:val="1"/>
       <w:numFmt w:val="decimal"/>
@@ -22128,13 +22272,13 @@
       </w:pPr>
     </w:lvl>
   </w:abstractNum>
-  <w:abstractNum w:abstractNumId="3" w15:restartNumberingAfterBreak="0">
-    <w:nsid w:val="0AAC1453"/>
+  <w:abstractNum w:abstractNumId="4" w15:restartNumberingAfterBreak="0">
+    <w:nsid w:val="1BDC6D87"/>
     <w:multiLevelType w:val="multilevel"/>
-    <w:tmpl w:val="E5EE755E"/>
+    <w:tmpl w:val="2D52E944"/>
     <w:lvl w:ilvl="0">
       <w:start w:val="1"/>
-      <w:numFmt w:val="lowerLetter"/>
+      <w:numFmt w:val="decimal"/>
       <w:lvlText w:val="%1."/>
       <w:lvlJc w:val="left"/>
       <w:pPr>
@@ -22221,14 +22365,14 @@
       </w:pPr>
     </w:lvl>
   </w:abstractNum>
-  <w:abstractNum w:abstractNumId="4" w15:restartNumberingAfterBreak="0">
-    <w:nsid w:val="0FF67A60"/>
+  <w:abstractNum w:abstractNumId="5" w15:restartNumberingAfterBreak="0">
+    <w:nsid w:val="255C6473"/>
     <w:multiLevelType w:val="multilevel"/>
-    <w:tmpl w:val="1AB6F8CC"/>
+    <w:tmpl w:val="A4C45F8C"/>
     <w:lvl w:ilvl="0">
       <w:start w:val="1"/>
-      <w:numFmt w:val="decimal"/>
-      <w:lvlText w:val="1.%1."/>
+      <w:numFmt w:val="lowerLetter"/>
+      <w:lvlText w:val="%1."/>
       <w:lvlJc w:val="left"/>
       <w:pPr>
         <w:ind w:left="720" w:hanging="360"/>
@@ -22314,10 +22458,103 @@
       </w:pPr>
     </w:lvl>
   </w:abstractNum>
-  <w:abstractNum w:abstractNumId="5" w15:restartNumberingAfterBreak="0">
-    <w:nsid w:val="17037567"/>
+  <w:abstractNum w:abstractNumId="6" w15:restartNumberingAfterBreak="0">
+    <w:nsid w:val="27121346"/>
     <w:multiLevelType w:val="multilevel"/>
-    <w:tmpl w:val="8D20820E"/>
+    <w:tmpl w:val="29923FAC"/>
+    <w:lvl w:ilvl="0">
+      <w:start w:val="1"/>
+      <w:numFmt w:val="lowerLetter"/>
+      <w:lvlText w:val="%1."/>
+      <w:lvlJc w:val="left"/>
+      <w:pPr>
+        <w:ind w:left="720" w:hanging="360"/>
+      </w:pPr>
+      <w:rPr>
+        <w:rFonts w:ascii="Times New Roman" w:hAnsi="Times New Roman" w:cs="Times New Roman"/>
+        <w:b/>
+        <w:bCs/>
+        <w:sz w:val="24"/>
+        <w:szCs w:val="24"/>
+      </w:rPr>
+    </w:lvl>
+    <w:lvl w:ilvl="1">
+      <w:start w:val="1"/>
+      <w:numFmt w:val="lowerLetter"/>
+      <w:lvlText w:val="%2."/>
+      <w:lvlJc w:val="left"/>
+      <w:pPr>
+        <w:ind w:left="1440" w:hanging="360"/>
+      </w:pPr>
+    </w:lvl>
+    <w:lvl w:ilvl="2">
+      <w:start w:val="1"/>
+      <w:numFmt w:val="lowerRoman"/>
+      <w:lvlText w:val="%3."/>
+      <w:lvlJc w:val="right"/>
+      <w:pPr>
+        <w:ind w:left="2160" w:hanging="180"/>
+      </w:pPr>
+    </w:lvl>
+    <w:lvl w:ilvl="3">
+      <w:start w:val="1"/>
+      <w:numFmt w:val="decimal"/>
+      <w:lvlText w:val="%4."/>
+      <w:lvlJc w:val="left"/>
+      <w:pPr>
+        <w:ind w:left="2880" w:hanging="360"/>
+      </w:pPr>
+    </w:lvl>
+    <w:lvl w:ilvl="4">
+      <w:start w:val="1"/>
+      <w:numFmt w:val="lowerLetter"/>
+      <w:lvlText w:val="%5."/>
+      <w:lvlJc w:val="left"/>
+      <w:pPr>
+        <w:ind w:left="3600" w:hanging="360"/>
+      </w:pPr>
+    </w:lvl>
+    <w:lvl w:ilvl="5">
+      <w:start w:val="1"/>
+      <w:numFmt w:val="lowerRoman"/>
+      <w:lvlText w:val="%6."/>
+      <w:lvlJc w:val="right"/>
+      <w:pPr>
+        <w:ind w:left="4320" w:hanging="180"/>
+      </w:pPr>
+    </w:lvl>
+    <w:lvl w:ilvl="6">
+      <w:start w:val="1"/>
+      <w:numFmt w:val="decimal"/>
+      <w:lvlText w:val="%7."/>
+      <w:lvlJc w:val="left"/>
+      <w:pPr>
+        <w:ind w:left="5040" w:hanging="360"/>
+      </w:pPr>
+    </w:lvl>
+    <w:lvl w:ilvl="7">
+      <w:start w:val="1"/>
+      <w:numFmt w:val="lowerLetter"/>
+      <w:lvlText w:val="%8."/>
+      <w:lvlJc w:val="left"/>
+      <w:pPr>
+        <w:ind w:left="5760" w:hanging="360"/>
+      </w:pPr>
+    </w:lvl>
+    <w:lvl w:ilvl="8">
+      <w:start w:val="1"/>
+      <w:numFmt w:val="lowerRoman"/>
+      <w:lvlText w:val="%9."/>
+      <w:lvlJc w:val="right"/>
+      <w:pPr>
+        <w:ind w:left="6480" w:hanging="180"/>
+      </w:pPr>
+    </w:lvl>
+  </w:abstractNum>
+  <w:abstractNum w:abstractNumId="7" w15:restartNumberingAfterBreak="0">
+    <w:nsid w:val="287079EA"/>
+    <w:multiLevelType w:val="multilevel"/>
+    <w:tmpl w:val="EA5444DA"/>
     <w:lvl w:ilvl="0">
       <w:start w:val="1"/>
       <w:numFmt w:val="lowerLetter"/>
@@ -22463,10 +22700,1238 @@
       </w:rPr>
     </w:lvl>
   </w:abstractNum>
-  <w:abstractNum w:abstractNumId="6" w15:restartNumberingAfterBreak="0">
-    <w:nsid w:val="1EA84C8C"/>
+  <w:abstractNum w:abstractNumId="8" w15:restartNumberingAfterBreak="0">
+    <w:nsid w:val="2B077899"/>
     <w:multiLevelType w:val="multilevel"/>
-    <w:tmpl w:val="AB821A2E"/>
+    <w:tmpl w:val="D4868EC4"/>
+    <w:lvl w:ilvl="0">
+      <w:start w:val="1"/>
+      <w:numFmt w:val="lowerLetter"/>
+      <w:lvlText w:val="%1."/>
+      <w:lvlJc w:val="left"/>
+      <w:pPr>
+        <w:ind w:left="360" w:hanging="360"/>
+      </w:pPr>
+      <w:rPr>
+        <w:rFonts w:ascii="Times New Roman" w:hAnsi="Times New Roman" w:cs="Times New Roman"/>
+        <w:b/>
+        <w:bCs/>
+        <w:sz w:val="24"/>
+        <w:szCs w:val="24"/>
+      </w:rPr>
+    </w:lvl>
+    <w:lvl w:ilvl="1">
+      <w:start w:val="1"/>
+      <w:numFmt w:val="decimal"/>
+      <w:lvlText w:val="%1.%2"/>
+      <w:lvlJc w:val="left"/>
+      <w:pPr>
+        <w:ind w:left="720" w:hanging="360"/>
+      </w:pPr>
+      <w:rPr>
+        <w:rFonts w:ascii="Times New Roman" w:hAnsi="Times New Roman" w:cs="Times New Roman"/>
+        <w:b/>
+        <w:bCs/>
+        <w:sz w:val="24"/>
+        <w:szCs w:val="24"/>
+      </w:rPr>
+    </w:lvl>
+    <w:lvl w:ilvl="2">
+      <w:start w:val="1"/>
+      <w:numFmt w:val="decimal"/>
+      <w:lvlText w:val="%1.%2.%3"/>
+      <w:lvlJc w:val="left"/>
+      <w:pPr>
+        <w:ind w:left="1440" w:hanging="720"/>
+      </w:pPr>
+      <w:rPr>
+        <w:rFonts w:ascii="Times New Roman" w:hAnsi="Times New Roman" w:cs="Times New Roman"/>
+        <w:b/>
+        <w:bCs/>
+        <w:sz w:val="24"/>
+        <w:szCs w:val="24"/>
+      </w:rPr>
+    </w:lvl>
+    <w:lvl w:ilvl="3">
+      <w:start w:val="1"/>
+      <w:numFmt w:val="decimal"/>
+      <w:lvlText w:val="%1.%2.%3.%4"/>
+      <w:lvlJc w:val="left"/>
+      <w:pPr>
+        <w:ind w:left="1800" w:hanging="720"/>
+      </w:pPr>
+      <w:rPr>
+        <w:rFonts w:ascii="Times New Roman" w:hAnsi="Times New Roman" w:cs="Times New Roman"/>
+        <w:b/>
+        <w:bCs/>
+        <w:sz w:val="24"/>
+        <w:szCs w:val="24"/>
+      </w:rPr>
+    </w:lvl>
+    <w:lvl w:ilvl="4">
+      <w:start w:val="1"/>
+      <w:numFmt w:val="decimal"/>
+      <w:lvlText w:val="%1.%2.%3.%4.%5"/>
+      <w:lvlJc w:val="left"/>
+      <w:pPr>
+        <w:ind w:left="2520" w:hanging="1080"/>
+      </w:pPr>
+      <w:rPr>
+        <w:rFonts w:ascii="Times New Roman" w:hAnsi="Times New Roman" w:cs="Times New Roman"/>
+        <w:b/>
+        <w:bCs/>
+        <w:sz w:val="24"/>
+        <w:szCs w:val="24"/>
+      </w:rPr>
+    </w:lvl>
+    <w:lvl w:ilvl="5">
+      <w:start w:val="1"/>
+      <w:numFmt w:val="decimal"/>
+      <w:lvlText w:val="%1.%2.%3.%4.%5.%6"/>
+      <w:lvlJc w:val="left"/>
+      <w:pPr>
+        <w:ind w:left="2880" w:hanging="1080"/>
+      </w:pPr>
+      <w:rPr>
+        <w:rFonts w:ascii="Times New Roman" w:hAnsi="Times New Roman" w:cs="Times New Roman"/>
+        <w:b/>
+        <w:bCs/>
+        <w:sz w:val="24"/>
+        <w:szCs w:val="24"/>
+      </w:rPr>
+    </w:lvl>
+    <w:lvl w:ilvl="6">
+      <w:start w:val="1"/>
+      <w:numFmt w:val="decimal"/>
+      <w:lvlText w:val="%1.%2.%3.%4.%5.%6.%7"/>
+      <w:lvlJc w:val="left"/>
+      <w:pPr>
+        <w:ind w:left="3600" w:hanging="1440"/>
+      </w:pPr>
+      <w:rPr>
+        <w:rFonts w:ascii="Times New Roman" w:hAnsi="Times New Roman" w:cs="Times New Roman"/>
+        <w:b/>
+        <w:bCs/>
+        <w:sz w:val="24"/>
+        <w:szCs w:val="24"/>
+      </w:rPr>
+    </w:lvl>
+    <w:lvl w:ilvl="7">
+      <w:start w:val="1"/>
+      <w:numFmt w:val="decimal"/>
+      <w:lvlText w:val="%1.%2.%3.%4.%5.%6.%7.%8"/>
+      <w:lvlJc w:val="left"/>
+      <w:pPr>
+        <w:ind w:left="3960" w:hanging="1440"/>
+      </w:pPr>
+      <w:rPr>
+        <w:rFonts w:ascii="Times New Roman" w:hAnsi="Times New Roman" w:cs="Times New Roman"/>
+        <w:b/>
+        <w:bCs/>
+        <w:sz w:val="24"/>
+        <w:szCs w:val="24"/>
+      </w:rPr>
+    </w:lvl>
+    <w:lvl w:ilvl="8">
+      <w:start w:val="1"/>
+      <w:numFmt w:val="decimal"/>
+      <w:lvlText w:val="%1.%2.%3.%4.%5.%6.%7.%8.%9"/>
+      <w:lvlJc w:val="left"/>
+      <w:pPr>
+        <w:ind w:left="4680" w:hanging="1800"/>
+      </w:pPr>
+      <w:rPr>
+        <w:rFonts w:ascii="Times New Roman" w:hAnsi="Times New Roman" w:cs="Times New Roman"/>
+        <w:b/>
+        <w:bCs/>
+        <w:sz w:val="24"/>
+        <w:szCs w:val="24"/>
+      </w:rPr>
+    </w:lvl>
+  </w:abstractNum>
+  <w:abstractNum w:abstractNumId="9" w15:restartNumberingAfterBreak="0">
+    <w:nsid w:val="2D99716B"/>
+    <w:multiLevelType w:val="multilevel"/>
+    <w:tmpl w:val="B17C5760"/>
+    <w:lvl w:ilvl="0">
+      <w:start w:val="1"/>
+      <w:numFmt w:val="lowerLetter"/>
+      <w:lvlText w:val="%1."/>
+      <w:lvlJc w:val="left"/>
+      <w:pPr>
+        <w:ind w:left="1080" w:hanging="360"/>
+      </w:pPr>
+      <w:rPr>
+        <w:rFonts w:ascii="Times New Roman" w:hAnsi="Times New Roman" w:cs="Times New Roman"/>
+        <w:b/>
+        <w:bCs/>
+        <w:sz w:val="24"/>
+        <w:szCs w:val="24"/>
+      </w:rPr>
+    </w:lvl>
+    <w:lvl w:ilvl="1">
+      <w:start w:val="1"/>
+      <w:numFmt w:val="lowerLetter"/>
+      <w:lvlText w:val="%2."/>
+      <w:lvlJc w:val="left"/>
+      <w:pPr>
+        <w:ind w:left="1800" w:hanging="360"/>
+      </w:pPr>
+    </w:lvl>
+    <w:lvl w:ilvl="2">
+      <w:start w:val="1"/>
+      <w:numFmt w:val="lowerRoman"/>
+      <w:lvlText w:val="%3."/>
+      <w:lvlJc w:val="right"/>
+      <w:pPr>
+        <w:ind w:left="2520" w:hanging="180"/>
+      </w:pPr>
+    </w:lvl>
+    <w:lvl w:ilvl="3">
+      <w:start w:val="1"/>
+      <w:numFmt w:val="decimal"/>
+      <w:lvlText w:val="%4."/>
+      <w:lvlJc w:val="left"/>
+      <w:pPr>
+        <w:ind w:left="3240" w:hanging="360"/>
+      </w:pPr>
+    </w:lvl>
+    <w:lvl w:ilvl="4">
+      <w:start w:val="1"/>
+      <w:numFmt w:val="lowerLetter"/>
+      <w:lvlText w:val="%5."/>
+      <w:lvlJc w:val="left"/>
+      <w:pPr>
+        <w:ind w:left="3960" w:hanging="360"/>
+      </w:pPr>
+    </w:lvl>
+    <w:lvl w:ilvl="5">
+      <w:start w:val="1"/>
+      <w:numFmt w:val="lowerRoman"/>
+      <w:lvlText w:val="%6."/>
+      <w:lvlJc w:val="right"/>
+      <w:pPr>
+        <w:ind w:left="4680" w:hanging="180"/>
+      </w:pPr>
+    </w:lvl>
+    <w:lvl w:ilvl="6">
+      <w:start w:val="1"/>
+      <w:numFmt w:val="decimal"/>
+      <w:lvlText w:val="%7."/>
+      <w:lvlJc w:val="left"/>
+      <w:pPr>
+        <w:ind w:left="5400" w:hanging="360"/>
+      </w:pPr>
+    </w:lvl>
+    <w:lvl w:ilvl="7">
+      <w:start w:val="1"/>
+      <w:numFmt w:val="lowerLetter"/>
+      <w:lvlText w:val="%8."/>
+      <w:lvlJc w:val="left"/>
+      <w:pPr>
+        <w:ind w:left="6120" w:hanging="360"/>
+      </w:pPr>
+    </w:lvl>
+    <w:lvl w:ilvl="8">
+      <w:start w:val="1"/>
+      <w:numFmt w:val="lowerRoman"/>
+      <w:lvlText w:val="%9."/>
+      <w:lvlJc w:val="right"/>
+      <w:pPr>
+        <w:ind w:left="6840" w:hanging="180"/>
+      </w:pPr>
+    </w:lvl>
+  </w:abstractNum>
+  <w:abstractNum w:abstractNumId="10" w15:restartNumberingAfterBreak="0">
+    <w:nsid w:val="2E2A3FF2"/>
+    <w:multiLevelType w:val="multilevel"/>
+    <w:tmpl w:val="C37E2C74"/>
+    <w:lvl w:ilvl="0">
+      <w:start w:val="1"/>
+      <w:numFmt w:val="decimal"/>
+      <w:lvlText w:val="%1)"/>
+      <w:lvlJc w:val="left"/>
+      <w:pPr>
+        <w:ind w:left="1287" w:hanging="360"/>
+      </w:pPr>
+      <w:rPr>
+        <w:rFonts w:ascii="Times New Roman" w:hAnsi="Times New Roman" w:cs="Times New Roman"/>
+        <w:b/>
+        <w:bCs/>
+        <w:sz w:val="24"/>
+        <w:szCs w:val="24"/>
+      </w:rPr>
+    </w:lvl>
+    <w:lvl w:ilvl="1">
+      <w:start w:val="1"/>
+      <w:numFmt w:val="lowerLetter"/>
+      <w:lvlText w:val="%2."/>
+      <w:lvlJc w:val="left"/>
+      <w:pPr>
+        <w:ind w:left="2007" w:hanging="360"/>
+      </w:pPr>
+    </w:lvl>
+    <w:lvl w:ilvl="2">
+      <w:start w:val="1"/>
+      <w:numFmt w:val="lowerRoman"/>
+      <w:lvlText w:val="%3."/>
+      <w:lvlJc w:val="right"/>
+      <w:pPr>
+        <w:ind w:left="2727" w:hanging="180"/>
+      </w:pPr>
+    </w:lvl>
+    <w:lvl w:ilvl="3">
+      <w:start w:val="1"/>
+      <w:numFmt w:val="decimal"/>
+      <w:lvlText w:val="%4."/>
+      <w:lvlJc w:val="left"/>
+      <w:pPr>
+        <w:ind w:left="3447" w:hanging="360"/>
+      </w:pPr>
+    </w:lvl>
+    <w:lvl w:ilvl="4">
+      <w:start w:val="1"/>
+      <w:numFmt w:val="lowerLetter"/>
+      <w:lvlText w:val="%5."/>
+      <w:lvlJc w:val="left"/>
+      <w:pPr>
+        <w:ind w:left="4167" w:hanging="360"/>
+      </w:pPr>
+    </w:lvl>
+    <w:lvl w:ilvl="5">
+      <w:start w:val="1"/>
+      <w:numFmt w:val="lowerRoman"/>
+      <w:lvlText w:val="%6."/>
+      <w:lvlJc w:val="right"/>
+      <w:pPr>
+        <w:ind w:left="4887" w:hanging="180"/>
+      </w:pPr>
+    </w:lvl>
+    <w:lvl w:ilvl="6">
+      <w:start w:val="1"/>
+      <w:numFmt w:val="decimal"/>
+      <w:lvlText w:val="%7."/>
+      <w:lvlJc w:val="left"/>
+      <w:pPr>
+        <w:ind w:left="5607" w:hanging="360"/>
+      </w:pPr>
+    </w:lvl>
+    <w:lvl w:ilvl="7">
+      <w:start w:val="1"/>
+      <w:numFmt w:val="lowerLetter"/>
+      <w:lvlText w:val="%8."/>
+      <w:lvlJc w:val="left"/>
+      <w:pPr>
+        <w:ind w:left="6327" w:hanging="360"/>
+      </w:pPr>
+    </w:lvl>
+    <w:lvl w:ilvl="8">
+      <w:start w:val="1"/>
+      <w:numFmt w:val="lowerRoman"/>
+      <w:lvlText w:val="%9."/>
+      <w:lvlJc w:val="right"/>
+      <w:pPr>
+        <w:ind w:left="7047" w:hanging="180"/>
+      </w:pPr>
+    </w:lvl>
+  </w:abstractNum>
+  <w:abstractNum w:abstractNumId="11" w15:restartNumberingAfterBreak="0">
+    <w:nsid w:val="3B9F7DDD"/>
+    <w:multiLevelType w:val="multilevel"/>
+    <w:tmpl w:val="9DBA53D4"/>
+    <w:lvl w:ilvl="0">
+      <w:start w:val="1"/>
+      <w:numFmt w:val="decimal"/>
+      <w:lvlText w:val="1.%1."/>
+      <w:lvlJc w:val="left"/>
+      <w:pPr>
+        <w:ind w:left="720" w:hanging="360"/>
+      </w:pPr>
+      <w:rPr>
+        <w:rFonts w:ascii="Times New Roman" w:hAnsi="Times New Roman" w:cs="Times New Roman"/>
+        <w:b/>
+        <w:bCs/>
+        <w:sz w:val="24"/>
+        <w:szCs w:val="24"/>
+      </w:rPr>
+    </w:lvl>
+    <w:lvl w:ilvl="1">
+      <w:start w:val="1"/>
+      <w:numFmt w:val="lowerLetter"/>
+      <w:lvlText w:val="%2."/>
+      <w:lvlJc w:val="left"/>
+      <w:pPr>
+        <w:ind w:left="1440" w:hanging="360"/>
+      </w:pPr>
+    </w:lvl>
+    <w:lvl w:ilvl="2">
+      <w:start w:val="1"/>
+      <w:numFmt w:val="lowerRoman"/>
+      <w:lvlText w:val="%3."/>
+      <w:lvlJc w:val="right"/>
+      <w:pPr>
+        <w:ind w:left="2160" w:hanging="180"/>
+      </w:pPr>
+    </w:lvl>
+    <w:lvl w:ilvl="3">
+      <w:start w:val="1"/>
+      <w:numFmt w:val="decimal"/>
+      <w:lvlText w:val="%4."/>
+      <w:lvlJc w:val="left"/>
+      <w:pPr>
+        <w:ind w:left="2880" w:hanging="360"/>
+      </w:pPr>
+    </w:lvl>
+    <w:lvl w:ilvl="4">
+      <w:start w:val="1"/>
+      <w:numFmt w:val="lowerLetter"/>
+      <w:lvlText w:val="%5."/>
+      <w:lvlJc w:val="left"/>
+      <w:pPr>
+        <w:ind w:left="3600" w:hanging="360"/>
+      </w:pPr>
+    </w:lvl>
+    <w:lvl w:ilvl="5">
+      <w:start w:val="1"/>
+      <w:numFmt w:val="lowerRoman"/>
+      <w:lvlText w:val="%6."/>
+      <w:lvlJc w:val="right"/>
+      <w:pPr>
+        <w:ind w:left="4320" w:hanging="180"/>
+      </w:pPr>
+    </w:lvl>
+    <w:lvl w:ilvl="6">
+      <w:start w:val="1"/>
+      <w:numFmt w:val="decimal"/>
+      <w:lvlText w:val="%7."/>
+      <w:lvlJc w:val="left"/>
+      <w:pPr>
+        <w:ind w:left="5040" w:hanging="360"/>
+      </w:pPr>
+    </w:lvl>
+    <w:lvl w:ilvl="7">
+      <w:start w:val="1"/>
+      <w:numFmt w:val="lowerLetter"/>
+      <w:lvlText w:val="%8."/>
+      <w:lvlJc w:val="left"/>
+      <w:pPr>
+        <w:ind w:left="5760" w:hanging="360"/>
+      </w:pPr>
+    </w:lvl>
+    <w:lvl w:ilvl="8">
+      <w:start w:val="1"/>
+      <w:numFmt w:val="lowerRoman"/>
+      <w:lvlText w:val="%9."/>
+      <w:lvlJc w:val="right"/>
+      <w:pPr>
+        <w:ind w:left="6480" w:hanging="180"/>
+      </w:pPr>
+    </w:lvl>
+  </w:abstractNum>
+  <w:abstractNum w:abstractNumId="12" w15:restartNumberingAfterBreak="0">
+    <w:nsid w:val="3D2745F8"/>
+    <w:multiLevelType w:val="multilevel"/>
+    <w:tmpl w:val="EBA821FA"/>
+    <w:lvl w:ilvl="0">
+      <w:start w:val="1"/>
+      <w:numFmt w:val="lowerLetter"/>
+      <w:lvlText w:val="%1."/>
+      <w:lvlJc w:val="left"/>
+      <w:pPr>
+        <w:ind w:left="720" w:hanging="360"/>
+      </w:pPr>
+      <w:rPr>
+        <w:rFonts w:ascii="Times New Roman" w:hAnsi="Times New Roman" w:cs="Times New Roman"/>
+        <w:b/>
+        <w:bCs/>
+        <w:sz w:val="24"/>
+        <w:szCs w:val="24"/>
+      </w:rPr>
+    </w:lvl>
+    <w:lvl w:ilvl="1">
+      <w:start w:val="1"/>
+      <w:numFmt w:val="lowerLetter"/>
+      <w:lvlText w:val="%2."/>
+      <w:lvlJc w:val="left"/>
+      <w:pPr>
+        <w:ind w:left="1440" w:hanging="360"/>
+      </w:pPr>
+    </w:lvl>
+    <w:lvl w:ilvl="2">
+      <w:start w:val="1"/>
+      <w:numFmt w:val="lowerRoman"/>
+      <w:lvlText w:val="%3."/>
+      <w:lvlJc w:val="right"/>
+      <w:pPr>
+        <w:ind w:left="2160" w:hanging="180"/>
+      </w:pPr>
+    </w:lvl>
+    <w:lvl w:ilvl="3">
+      <w:start w:val="1"/>
+      <w:numFmt w:val="decimal"/>
+      <w:lvlText w:val="%4."/>
+      <w:lvlJc w:val="left"/>
+      <w:pPr>
+        <w:ind w:left="2880" w:hanging="360"/>
+      </w:pPr>
+    </w:lvl>
+    <w:lvl w:ilvl="4">
+      <w:start w:val="1"/>
+      <w:numFmt w:val="lowerLetter"/>
+      <w:lvlText w:val="%5."/>
+      <w:lvlJc w:val="left"/>
+      <w:pPr>
+        <w:ind w:left="3600" w:hanging="360"/>
+      </w:pPr>
+    </w:lvl>
+    <w:lvl w:ilvl="5">
+      <w:start w:val="1"/>
+      <w:numFmt w:val="lowerRoman"/>
+      <w:lvlText w:val="%6."/>
+      <w:lvlJc w:val="right"/>
+      <w:pPr>
+        <w:ind w:left="4320" w:hanging="180"/>
+      </w:pPr>
+    </w:lvl>
+    <w:lvl w:ilvl="6">
+      <w:start w:val="1"/>
+      <w:numFmt w:val="decimal"/>
+      <w:lvlText w:val="%7."/>
+      <w:lvlJc w:val="left"/>
+      <w:pPr>
+        <w:ind w:left="5040" w:hanging="360"/>
+      </w:pPr>
+    </w:lvl>
+    <w:lvl w:ilvl="7">
+      <w:start w:val="1"/>
+      <w:numFmt w:val="lowerLetter"/>
+      <w:lvlText w:val="%8."/>
+      <w:lvlJc w:val="left"/>
+      <w:pPr>
+        <w:ind w:left="5760" w:hanging="360"/>
+      </w:pPr>
+    </w:lvl>
+    <w:lvl w:ilvl="8">
+      <w:start w:val="1"/>
+      <w:numFmt w:val="lowerRoman"/>
+      <w:lvlText w:val="%9."/>
+      <w:lvlJc w:val="right"/>
+      <w:pPr>
+        <w:ind w:left="6480" w:hanging="180"/>
+      </w:pPr>
+    </w:lvl>
+  </w:abstractNum>
+  <w:abstractNum w:abstractNumId="13" w15:restartNumberingAfterBreak="0">
+    <w:nsid w:val="46520708"/>
+    <w:multiLevelType w:val="multilevel"/>
+    <w:tmpl w:val="D576BC16"/>
+    <w:lvl w:ilvl="0">
+      <w:start w:val="1"/>
+      <w:numFmt w:val="decimal"/>
+      <w:lvlText w:val="%1."/>
+      <w:lvlJc w:val="left"/>
+      <w:pPr>
+        <w:ind w:left="644" w:hanging="359"/>
+      </w:pPr>
+      <w:rPr>
+        <w:rFonts w:ascii="Times New Roman" w:hAnsi="Times New Roman" w:cs="Times New Roman"/>
+        <w:b/>
+        <w:bCs/>
+        <w:sz w:val="24"/>
+        <w:szCs w:val="24"/>
+      </w:rPr>
+    </w:lvl>
+    <w:lvl w:ilvl="1">
+      <w:start w:val="1"/>
+      <w:numFmt w:val="lowerLetter"/>
+      <w:lvlText w:val="%2."/>
+      <w:lvlJc w:val="left"/>
+      <w:pPr>
+        <w:ind w:left="1364" w:hanging="360"/>
+      </w:pPr>
+    </w:lvl>
+    <w:lvl w:ilvl="2">
+      <w:start w:val="1"/>
+      <w:numFmt w:val="lowerRoman"/>
+      <w:lvlText w:val="%3."/>
+      <w:lvlJc w:val="right"/>
+      <w:pPr>
+        <w:ind w:left="2084" w:hanging="180"/>
+      </w:pPr>
+    </w:lvl>
+    <w:lvl w:ilvl="3">
+      <w:start w:val="1"/>
+      <w:numFmt w:val="decimal"/>
+      <w:lvlText w:val="%4."/>
+      <w:lvlJc w:val="left"/>
+      <w:pPr>
+        <w:ind w:left="2804" w:hanging="360"/>
+      </w:pPr>
+    </w:lvl>
+    <w:lvl w:ilvl="4">
+      <w:start w:val="1"/>
+      <w:numFmt w:val="lowerLetter"/>
+      <w:lvlText w:val="%5."/>
+      <w:lvlJc w:val="left"/>
+      <w:pPr>
+        <w:ind w:left="3524" w:hanging="360"/>
+      </w:pPr>
+    </w:lvl>
+    <w:lvl w:ilvl="5">
+      <w:start w:val="1"/>
+      <w:numFmt w:val="lowerRoman"/>
+      <w:lvlText w:val="%6."/>
+      <w:lvlJc w:val="right"/>
+      <w:pPr>
+        <w:ind w:left="4244" w:hanging="180"/>
+      </w:pPr>
+    </w:lvl>
+    <w:lvl w:ilvl="6">
+      <w:start w:val="1"/>
+      <w:numFmt w:val="decimal"/>
+      <w:lvlText w:val="%7."/>
+      <w:lvlJc w:val="left"/>
+      <w:pPr>
+        <w:ind w:left="4964" w:hanging="360"/>
+      </w:pPr>
+    </w:lvl>
+    <w:lvl w:ilvl="7">
+      <w:start w:val="1"/>
+      <w:numFmt w:val="lowerLetter"/>
+      <w:lvlText w:val="%8."/>
+      <w:lvlJc w:val="left"/>
+      <w:pPr>
+        <w:ind w:left="5684" w:hanging="360"/>
+      </w:pPr>
+    </w:lvl>
+    <w:lvl w:ilvl="8">
+      <w:start w:val="1"/>
+      <w:numFmt w:val="lowerRoman"/>
+      <w:lvlText w:val="%9."/>
+      <w:lvlJc w:val="right"/>
+      <w:pPr>
+        <w:ind w:left="6404" w:hanging="180"/>
+      </w:pPr>
+    </w:lvl>
+  </w:abstractNum>
+  <w:abstractNum w:abstractNumId="14" w15:restartNumberingAfterBreak="0">
+    <w:nsid w:val="485360EA"/>
+    <w:multiLevelType w:val="multilevel"/>
+    <w:tmpl w:val="6C5A57F4"/>
+    <w:lvl w:ilvl="0">
+      <w:start w:val="1"/>
+      <w:numFmt w:val="lowerLetter"/>
+      <w:lvlText w:val="%1."/>
+      <w:lvlJc w:val="left"/>
+      <w:pPr>
+        <w:ind w:left="720" w:hanging="360"/>
+      </w:pPr>
+      <w:rPr>
+        <w:rFonts w:ascii="Times New Roman" w:hAnsi="Times New Roman" w:cs="Times New Roman"/>
+        <w:b/>
+        <w:bCs/>
+        <w:sz w:val="24"/>
+        <w:szCs w:val="24"/>
+      </w:rPr>
+    </w:lvl>
+    <w:lvl w:ilvl="1">
+      <w:start w:val="1"/>
+      <w:numFmt w:val="lowerLetter"/>
+      <w:lvlText w:val="%2."/>
+      <w:lvlJc w:val="left"/>
+      <w:pPr>
+        <w:ind w:left="1440" w:hanging="360"/>
+      </w:pPr>
+    </w:lvl>
+    <w:lvl w:ilvl="2">
+      <w:start w:val="1"/>
+      <w:numFmt w:val="lowerRoman"/>
+      <w:lvlText w:val="%3."/>
+      <w:lvlJc w:val="right"/>
+      <w:pPr>
+        <w:ind w:left="2160" w:hanging="180"/>
+      </w:pPr>
+    </w:lvl>
+    <w:lvl w:ilvl="3">
+      <w:start w:val="1"/>
+      <w:numFmt w:val="decimal"/>
+      <w:lvlText w:val="%4."/>
+      <w:lvlJc w:val="left"/>
+      <w:pPr>
+        <w:ind w:left="2880" w:hanging="360"/>
+      </w:pPr>
+    </w:lvl>
+    <w:lvl w:ilvl="4">
+      <w:start w:val="1"/>
+      <w:numFmt w:val="lowerLetter"/>
+      <w:lvlText w:val="%5."/>
+      <w:lvlJc w:val="left"/>
+      <w:pPr>
+        <w:ind w:left="3600" w:hanging="360"/>
+      </w:pPr>
+    </w:lvl>
+    <w:lvl w:ilvl="5">
+      <w:start w:val="1"/>
+      <w:numFmt w:val="lowerRoman"/>
+      <w:lvlText w:val="%6."/>
+      <w:lvlJc w:val="right"/>
+      <w:pPr>
+        <w:ind w:left="4320" w:hanging="180"/>
+      </w:pPr>
+    </w:lvl>
+    <w:lvl w:ilvl="6">
+      <w:start w:val="1"/>
+      <w:numFmt w:val="decimal"/>
+      <w:lvlText w:val="%7."/>
+      <w:lvlJc w:val="left"/>
+      <w:pPr>
+        <w:ind w:left="5040" w:hanging="360"/>
+      </w:pPr>
+    </w:lvl>
+    <w:lvl w:ilvl="7">
+      <w:start w:val="1"/>
+      <w:numFmt w:val="lowerLetter"/>
+      <w:lvlText w:val="%8."/>
+      <w:lvlJc w:val="left"/>
+      <w:pPr>
+        <w:ind w:left="5760" w:hanging="360"/>
+      </w:pPr>
+    </w:lvl>
+    <w:lvl w:ilvl="8">
+      <w:start w:val="1"/>
+      <w:numFmt w:val="lowerRoman"/>
+      <w:lvlText w:val="%9."/>
+      <w:lvlJc w:val="right"/>
+      <w:pPr>
+        <w:ind w:left="6480" w:hanging="180"/>
+      </w:pPr>
+    </w:lvl>
+  </w:abstractNum>
+  <w:abstractNum w:abstractNumId="15" w15:restartNumberingAfterBreak="0">
+    <w:nsid w:val="50632141"/>
+    <w:multiLevelType w:val="multilevel"/>
+    <w:tmpl w:val="ED7AF630"/>
+    <w:lvl w:ilvl="0">
+      <w:start w:val="1"/>
+      <w:numFmt w:val="lowerLetter"/>
+      <w:lvlText w:val="%1."/>
+      <w:lvlJc w:val="left"/>
+      <w:pPr>
+        <w:ind w:left="720" w:hanging="360"/>
+      </w:pPr>
+      <w:rPr>
+        <w:rFonts w:ascii="Times New Roman" w:hAnsi="Times New Roman" w:cs="Times New Roman"/>
+        <w:b/>
+        <w:bCs/>
+        <w:sz w:val="24"/>
+        <w:szCs w:val="24"/>
+      </w:rPr>
+    </w:lvl>
+    <w:lvl w:ilvl="1">
+      <w:start w:val="1"/>
+      <w:numFmt w:val="lowerLetter"/>
+      <w:lvlText w:val="%2."/>
+      <w:lvlJc w:val="left"/>
+      <w:pPr>
+        <w:ind w:left="1440" w:hanging="360"/>
+      </w:pPr>
+    </w:lvl>
+    <w:lvl w:ilvl="2">
+      <w:start w:val="1"/>
+      <w:numFmt w:val="lowerRoman"/>
+      <w:lvlText w:val="%3."/>
+      <w:lvlJc w:val="right"/>
+      <w:pPr>
+        <w:ind w:left="2160" w:hanging="180"/>
+      </w:pPr>
+    </w:lvl>
+    <w:lvl w:ilvl="3">
+      <w:start w:val="1"/>
+      <w:numFmt w:val="decimal"/>
+      <w:lvlText w:val="%4."/>
+      <w:lvlJc w:val="left"/>
+      <w:pPr>
+        <w:ind w:left="2880" w:hanging="360"/>
+      </w:pPr>
+    </w:lvl>
+    <w:lvl w:ilvl="4">
+      <w:start w:val="1"/>
+      <w:numFmt w:val="lowerLetter"/>
+      <w:lvlText w:val="%5."/>
+      <w:lvlJc w:val="left"/>
+      <w:pPr>
+        <w:ind w:left="3600" w:hanging="360"/>
+      </w:pPr>
+    </w:lvl>
+    <w:lvl w:ilvl="5">
+      <w:start w:val="1"/>
+      <w:numFmt w:val="lowerRoman"/>
+      <w:lvlText w:val="%6."/>
+      <w:lvlJc w:val="right"/>
+      <w:pPr>
+        <w:ind w:left="4320" w:hanging="180"/>
+      </w:pPr>
+    </w:lvl>
+    <w:lvl w:ilvl="6">
+      <w:start w:val="1"/>
+      <w:numFmt w:val="decimal"/>
+      <w:lvlText w:val="%7."/>
+      <w:lvlJc w:val="left"/>
+      <w:pPr>
+        <w:ind w:left="5040" w:hanging="360"/>
+      </w:pPr>
+    </w:lvl>
+    <w:lvl w:ilvl="7">
+      <w:start w:val="1"/>
+      <w:numFmt w:val="lowerLetter"/>
+      <w:lvlText w:val="%8."/>
+      <w:lvlJc w:val="left"/>
+      <w:pPr>
+        <w:ind w:left="5760" w:hanging="360"/>
+      </w:pPr>
+    </w:lvl>
+    <w:lvl w:ilvl="8">
+      <w:start w:val="1"/>
+      <w:numFmt w:val="lowerRoman"/>
+      <w:lvlText w:val="%9."/>
+      <w:lvlJc w:val="right"/>
+      <w:pPr>
+        <w:ind w:left="6480" w:hanging="180"/>
+      </w:pPr>
+    </w:lvl>
+  </w:abstractNum>
+  <w:abstractNum w:abstractNumId="16" w15:restartNumberingAfterBreak="0">
+    <w:nsid w:val="52DF75B6"/>
+    <w:multiLevelType w:val="multilevel"/>
+    <w:tmpl w:val="15303A7E"/>
+    <w:lvl w:ilvl="0">
+      <w:start w:val="1"/>
+      <w:numFmt w:val="decimal"/>
+      <w:lvlText w:val="%1."/>
+      <w:lvlJc w:val="left"/>
+      <w:pPr>
+        <w:ind w:left="786" w:hanging="360"/>
+      </w:pPr>
+      <w:rPr>
+        <w:rFonts w:ascii="Times New Roman" w:hAnsi="Times New Roman" w:cs="Times New Roman"/>
+        <w:b/>
+        <w:bCs/>
+        <w:sz w:val="24"/>
+        <w:szCs w:val="24"/>
+      </w:rPr>
+    </w:lvl>
+    <w:lvl w:ilvl="1">
+      <w:start w:val="1"/>
+      <w:numFmt w:val="decimal"/>
+      <w:lvlText w:val="%1.%2"/>
+      <w:lvlJc w:val="left"/>
+      <w:pPr>
+        <w:ind w:left="787" w:hanging="360"/>
+      </w:pPr>
+      <w:rPr>
+        <w:rFonts w:ascii="Times New Roman" w:hAnsi="Times New Roman" w:cs="Times New Roman"/>
+        <w:b/>
+        <w:bCs/>
+        <w:sz w:val="24"/>
+        <w:szCs w:val="24"/>
+      </w:rPr>
+    </w:lvl>
+    <w:lvl w:ilvl="2">
+      <w:start w:val="1"/>
+      <w:numFmt w:val="decimal"/>
+      <w:lvlText w:val="%1.%2.%3"/>
+      <w:lvlJc w:val="left"/>
+      <w:pPr>
+        <w:ind w:left="1148" w:hanging="720"/>
+      </w:pPr>
+      <w:rPr>
+        <w:rFonts w:ascii="Times New Roman" w:hAnsi="Times New Roman" w:cs="Times New Roman"/>
+        <w:b/>
+        <w:bCs/>
+        <w:sz w:val="24"/>
+        <w:szCs w:val="24"/>
+      </w:rPr>
+    </w:lvl>
+    <w:lvl w:ilvl="3">
+      <w:start w:val="1"/>
+      <w:numFmt w:val="decimal"/>
+      <w:lvlText w:val="%1.%2.%3.%4"/>
+      <w:lvlJc w:val="left"/>
+      <w:pPr>
+        <w:ind w:left="1149" w:hanging="720"/>
+      </w:pPr>
+      <w:rPr>
+        <w:rFonts w:ascii="Times New Roman" w:hAnsi="Times New Roman" w:cs="Times New Roman"/>
+        <w:b/>
+        <w:bCs/>
+        <w:sz w:val="24"/>
+        <w:szCs w:val="24"/>
+      </w:rPr>
+    </w:lvl>
+    <w:lvl w:ilvl="4">
+      <w:start w:val="1"/>
+      <w:numFmt w:val="decimal"/>
+      <w:lvlText w:val="%1.%2.%3.%4.%5"/>
+      <w:lvlJc w:val="left"/>
+      <w:pPr>
+        <w:ind w:left="1510" w:hanging="1080"/>
+      </w:pPr>
+      <w:rPr>
+        <w:rFonts w:ascii="Times New Roman" w:hAnsi="Times New Roman" w:cs="Times New Roman"/>
+        <w:b/>
+        <w:bCs/>
+        <w:sz w:val="24"/>
+        <w:szCs w:val="24"/>
+      </w:rPr>
+    </w:lvl>
+    <w:lvl w:ilvl="5">
+      <w:start w:val="1"/>
+      <w:numFmt w:val="decimal"/>
+      <w:lvlText w:val="%1.%2.%3.%4.%5.%6"/>
+      <w:lvlJc w:val="left"/>
+      <w:pPr>
+        <w:ind w:left="1511" w:hanging="1080"/>
+      </w:pPr>
+      <w:rPr>
+        <w:rFonts w:ascii="Times New Roman" w:hAnsi="Times New Roman" w:cs="Times New Roman"/>
+        <w:b/>
+        <w:bCs/>
+        <w:sz w:val="24"/>
+        <w:szCs w:val="24"/>
+      </w:rPr>
+    </w:lvl>
+    <w:lvl w:ilvl="6">
+      <w:start w:val="1"/>
+      <w:numFmt w:val="decimal"/>
+      <w:lvlText w:val="%1.%2.%3.%4.%5.%6.%7"/>
+      <w:lvlJc w:val="left"/>
+      <w:pPr>
+        <w:ind w:left="1872" w:hanging="1440"/>
+      </w:pPr>
+      <w:rPr>
+        <w:rFonts w:ascii="Times New Roman" w:hAnsi="Times New Roman" w:cs="Times New Roman"/>
+        <w:b/>
+        <w:bCs/>
+        <w:sz w:val="24"/>
+        <w:szCs w:val="24"/>
+      </w:rPr>
+    </w:lvl>
+    <w:lvl w:ilvl="7">
+      <w:start w:val="1"/>
+      <w:numFmt w:val="decimal"/>
+      <w:lvlText w:val="%1.%2.%3.%4.%5.%6.%7.%8"/>
+      <w:lvlJc w:val="left"/>
+      <w:pPr>
+        <w:ind w:left="1873" w:hanging="1440"/>
+      </w:pPr>
+      <w:rPr>
+        <w:rFonts w:ascii="Times New Roman" w:hAnsi="Times New Roman" w:cs="Times New Roman"/>
+        <w:b/>
+        <w:bCs/>
+        <w:sz w:val="24"/>
+        <w:szCs w:val="24"/>
+      </w:rPr>
+    </w:lvl>
+    <w:lvl w:ilvl="8">
+      <w:start w:val="1"/>
+      <w:numFmt w:val="decimal"/>
+      <w:lvlText w:val="%1.%2.%3.%4.%5.%6.%7.%8.%9"/>
+      <w:lvlJc w:val="left"/>
+      <w:pPr>
+        <w:ind w:left="2234" w:hanging="1800"/>
+      </w:pPr>
+      <w:rPr>
+        <w:rFonts w:ascii="Times New Roman" w:hAnsi="Times New Roman" w:cs="Times New Roman"/>
+        <w:b/>
+        <w:bCs/>
+        <w:sz w:val="24"/>
+        <w:szCs w:val="24"/>
+      </w:rPr>
+    </w:lvl>
+  </w:abstractNum>
+  <w:abstractNum w:abstractNumId="17" w15:restartNumberingAfterBreak="0">
+    <w:nsid w:val="5CB253FE"/>
+    <w:multiLevelType w:val="multilevel"/>
+    <w:tmpl w:val="F63E6EB2"/>
+    <w:lvl w:ilvl="0">
+      <w:start w:val="1"/>
+      <w:numFmt w:val="decimal"/>
+      <w:lvlText w:val="2.%1."/>
+      <w:lvlJc w:val="left"/>
+      <w:pPr>
+        <w:ind w:left="720" w:hanging="360"/>
+      </w:pPr>
+      <w:rPr>
+        <w:rFonts w:ascii="Times New Roman" w:hAnsi="Times New Roman" w:cs="Times New Roman"/>
+        <w:b/>
+        <w:bCs/>
+        <w:sz w:val="24"/>
+        <w:szCs w:val="24"/>
+      </w:rPr>
+    </w:lvl>
+    <w:lvl w:ilvl="1">
+      <w:start w:val="1"/>
+      <w:numFmt w:val="lowerLetter"/>
+      <w:lvlText w:val="%2."/>
+      <w:lvlJc w:val="left"/>
+      <w:pPr>
+        <w:ind w:left="1440" w:hanging="360"/>
+      </w:pPr>
+    </w:lvl>
+    <w:lvl w:ilvl="2">
+      <w:start w:val="1"/>
+      <w:numFmt w:val="lowerRoman"/>
+      <w:lvlText w:val="%3."/>
+      <w:lvlJc w:val="right"/>
+      <w:pPr>
+        <w:ind w:left="2160" w:hanging="180"/>
+      </w:pPr>
+    </w:lvl>
+    <w:lvl w:ilvl="3">
+      <w:start w:val="1"/>
+      <w:numFmt w:val="decimal"/>
+      <w:lvlText w:val="%4."/>
+      <w:lvlJc w:val="left"/>
+      <w:pPr>
+        <w:ind w:left="2880" w:hanging="360"/>
+      </w:pPr>
+    </w:lvl>
+    <w:lvl w:ilvl="4">
+      <w:start w:val="1"/>
+      <w:numFmt w:val="lowerLetter"/>
+      <w:lvlText w:val="%5."/>
+      <w:lvlJc w:val="left"/>
+      <w:pPr>
+        <w:ind w:left="3600" w:hanging="360"/>
+      </w:pPr>
+    </w:lvl>
+    <w:lvl w:ilvl="5">
+      <w:start w:val="1"/>
+      <w:numFmt w:val="lowerRoman"/>
+      <w:lvlText w:val="%6."/>
+      <w:lvlJc w:val="right"/>
+      <w:pPr>
+        <w:ind w:left="4320" w:hanging="180"/>
+      </w:pPr>
+    </w:lvl>
+    <w:lvl w:ilvl="6">
+      <w:start w:val="1"/>
+      <w:numFmt w:val="decimal"/>
+      <w:lvlText w:val="%7."/>
+      <w:lvlJc w:val="left"/>
+      <w:pPr>
+        <w:ind w:left="5040" w:hanging="360"/>
+      </w:pPr>
+    </w:lvl>
+    <w:lvl w:ilvl="7">
+      <w:start w:val="1"/>
+      <w:numFmt w:val="lowerLetter"/>
+      <w:lvlText w:val="%8."/>
+      <w:lvlJc w:val="left"/>
+      <w:pPr>
+        <w:ind w:left="5760" w:hanging="360"/>
+      </w:pPr>
+    </w:lvl>
+    <w:lvl w:ilvl="8">
+      <w:start w:val="1"/>
+      <w:numFmt w:val="lowerRoman"/>
+      <w:lvlText w:val="%9."/>
+      <w:lvlJc w:val="right"/>
+      <w:pPr>
+        <w:ind w:left="6480" w:hanging="180"/>
+      </w:pPr>
+    </w:lvl>
+  </w:abstractNum>
+  <w:abstractNum w:abstractNumId="18" w15:restartNumberingAfterBreak="0">
+    <w:nsid w:val="5D251922"/>
+    <w:multiLevelType w:val="multilevel"/>
+    <w:tmpl w:val="E5D6F2CE"/>
+    <w:lvl w:ilvl="0">
+      <w:start w:val="1"/>
+      <w:numFmt w:val="decimal"/>
+      <w:lvlText w:val="%1."/>
+      <w:lvlJc w:val="left"/>
+      <w:pPr>
+        <w:ind w:left="720" w:hanging="360"/>
+      </w:pPr>
+      <w:rPr>
+        <w:rFonts w:ascii="Times New Roman" w:hAnsi="Times New Roman" w:cs="Times New Roman"/>
+        <w:b/>
+        <w:bCs/>
+        <w:sz w:val="24"/>
+        <w:szCs w:val="24"/>
+      </w:rPr>
+    </w:lvl>
+    <w:lvl w:ilvl="1">
+      <w:start w:val="1"/>
+      <w:numFmt w:val="lowerLetter"/>
+      <w:lvlText w:val="%2."/>
+      <w:lvlJc w:val="left"/>
+      <w:pPr>
+        <w:ind w:left="1440" w:hanging="360"/>
+      </w:pPr>
+    </w:lvl>
+    <w:lvl w:ilvl="2">
+      <w:start w:val="1"/>
+      <w:numFmt w:val="lowerRoman"/>
+      <w:lvlText w:val="%3."/>
+      <w:lvlJc w:val="right"/>
+      <w:pPr>
+        <w:ind w:left="2160" w:hanging="180"/>
+      </w:pPr>
+    </w:lvl>
+    <w:lvl w:ilvl="3">
+      <w:start w:val="1"/>
+      <w:numFmt w:val="decimal"/>
+      <w:lvlText w:val="%4."/>
+      <w:lvlJc w:val="left"/>
+      <w:pPr>
+        <w:ind w:left="2880" w:hanging="360"/>
+      </w:pPr>
+    </w:lvl>
+    <w:lvl w:ilvl="4">
+      <w:start w:val="1"/>
+      <w:numFmt w:val="lowerLetter"/>
+      <w:lvlText w:val="%5."/>
+      <w:lvlJc w:val="left"/>
+      <w:pPr>
+        <w:ind w:left="3600" w:hanging="360"/>
+      </w:pPr>
+    </w:lvl>
+    <w:lvl w:ilvl="5">
+      <w:start w:val="1"/>
+      <w:numFmt w:val="lowerRoman"/>
+      <w:lvlText w:val="%6."/>
+      <w:lvlJc w:val="right"/>
+      <w:pPr>
+        <w:ind w:left="4320" w:hanging="180"/>
+      </w:pPr>
+    </w:lvl>
+    <w:lvl w:ilvl="6">
+      <w:start w:val="1"/>
+      <w:numFmt w:val="decimal"/>
+      <w:lvlText w:val="%7."/>
+      <w:lvlJc w:val="left"/>
+      <w:pPr>
+        <w:ind w:left="5040" w:hanging="360"/>
+      </w:pPr>
+    </w:lvl>
+    <w:lvl w:ilvl="7">
+      <w:start w:val="1"/>
+      <w:numFmt w:val="lowerLetter"/>
+      <w:lvlText w:val="%8."/>
+      <w:lvlJc w:val="left"/>
+      <w:pPr>
+        <w:ind w:left="5760" w:hanging="360"/>
+      </w:pPr>
+    </w:lvl>
+    <w:lvl w:ilvl="8">
+      <w:start w:val="1"/>
+      <w:numFmt w:val="lowerRoman"/>
+      <w:lvlText w:val="%9."/>
+      <w:lvlJc w:val="right"/>
+      <w:pPr>
+        <w:ind w:left="6480" w:hanging="180"/>
+      </w:pPr>
+    </w:lvl>
+  </w:abstractNum>
+  <w:abstractNum w:abstractNumId="19" w15:restartNumberingAfterBreak="0">
+    <w:nsid w:val="620C35F6"/>
+    <w:multiLevelType w:val="multilevel"/>
+    <w:tmpl w:val="9CFCF06A"/>
+    <w:lvl w:ilvl="0">
+      <w:start w:val="1"/>
+      <w:numFmt w:val="lowerLetter"/>
+      <w:lvlText w:val="%1."/>
+      <w:lvlJc w:val="left"/>
+      <w:pPr>
+        <w:ind w:left="720" w:hanging="360"/>
+      </w:pPr>
+      <w:rPr>
+        <w:rFonts w:ascii="Times New Roman" w:hAnsi="Times New Roman" w:cs="Times New Roman"/>
+        <w:b/>
+        <w:bCs/>
+        <w:sz w:val="24"/>
+        <w:szCs w:val="24"/>
+      </w:rPr>
+    </w:lvl>
+    <w:lvl w:ilvl="1">
+      <w:start w:val="1"/>
+      <w:numFmt w:val="lowerLetter"/>
+      <w:lvlText w:val="%2."/>
+      <w:lvlJc w:val="left"/>
+      <w:pPr>
+        <w:ind w:left="1440" w:hanging="360"/>
+      </w:pPr>
+    </w:lvl>
+    <w:lvl w:ilvl="2">
+      <w:start w:val="1"/>
+      <w:numFmt w:val="lowerRoman"/>
+      <w:lvlText w:val="%3."/>
+      <w:lvlJc w:val="right"/>
+      <w:pPr>
+        <w:ind w:left="2160" w:hanging="180"/>
+      </w:pPr>
+    </w:lvl>
+    <w:lvl w:ilvl="3">
+      <w:start w:val="1"/>
+      <w:numFmt w:val="decimal"/>
+      <w:lvlText w:val="%4."/>
+      <w:lvlJc w:val="left"/>
+      <w:pPr>
+        <w:ind w:left="2880" w:hanging="360"/>
+      </w:pPr>
+    </w:lvl>
+    <w:lvl w:ilvl="4">
+      <w:start w:val="1"/>
+      <w:numFmt w:val="lowerLetter"/>
+      <w:lvlText w:val="%5."/>
+      <w:lvlJc w:val="left"/>
+      <w:pPr>
+        <w:ind w:left="3600" w:hanging="360"/>
+      </w:pPr>
+    </w:lvl>
+    <w:lvl w:ilvl="5">
+      <w:start w:val="1"/>
+      <w:numFmt w:val="lowerRoman"/>
+      <w:lvlText w:val="%6."/>
+      <w:lvlJc w:val="right"/>
+      <w:pPr>
+        <w:ind w:left="4320" w:hanging="180"/>
+      </w:pPr>
+    </w:lvl>
+    <w:lvl w:ilvl="6">
+      <w:start w:val="1"/>
+      <w:numFmt w:val="decimal"/>
+      <w:lvlText w:val="%7."/>
+      <w:lvlJc w:val="left"/>
+      <w:pPr>
+        <w:ind w:left="5040" w:hanging="360"/>
+      </w:pPr>
+    </w:lvl>
+    <w:lvl w:ilvl="7">
+      <w:start w:val="1"/>
+      <w:numFmt w:val="lowerLetter"/>
+      <w:lvlText w:val="%8."/>
+      <w:lvlJc w:val="left"/>
+      <w:pPr>
+        <w:ind w:left="5760" w:hanging="360"/>
+      </w:pPr>
+    </w:lvl>
+    <w:lvl w:ilvl="8">
+      <w:start w:val="1"/>
+      <w:numFmt w:val="lowerRoman"/>
+      <w:lvlText w:val="%9."/>
+      <w:lvlJc w:val="right"/>
+      <w:pPr>
+        <w:ind w:left="6480" w:hanging="180"/>
+      </w:pPr>
+    </w:lvl>
+  </w:abstractNum>
+  <w:abstractNum w:abstractNumId="20" w15:restartNumberingAfterBreak="0">
+    <w:nsid w:val="68E30A13"/>
+    <w:multiLevelType w:val="multilevel"/>
+    <w:tmpl w:val="6AFEF392"/>
     <w:lvl w:ilvl="0">
       <w:start w:val="1"/>
       <w:numFmt w:val="upperLetter"/>
@@ -22556,166 +24021,17 @@
       </w:pPr>
     </w:lvl>
   </w:abstractNum>
-  <w:abstractNum w:abstractNumId="7" w15:restartNumberingAfterBreak="0">
-    <w:nsid w:val="1F123F39"/>
+  <w:abstractNum w:abstractNumId="21" w15:restartNumberingAfterBreak="0">
+    <w:nsid w:val="6ED703F0"/>
     <w:multiLevelType w:val="multilevel"/>
-    <w:tmpl w:val="24A88456"/>
+    <w:tmpl w:val="7DDA73C8"/>
     <w:lvl w:ilvl="0">
       <w:start w:val="1"/>
       <w:numFmt w:val="lowerLetter"/>
       <w:lvlText w:val="%1."/>
       <w:lvlJc w:val="left"/>
       <w:pPr>
-        <w:ind w:left="360" w:hanging="360"/>
-      </w:pPr>
-      <w:rPr>
-        <w:rFonts w:ascii="Times New Roman" w:hAnsi="Times New Roman" w:cs="Times New Roman"/>
-        <w:b/>
-        <w:bCs/>
-        <w:sz w:val="24"/>
-        <w:szCs w:val="24"/>
-      </w:rPr>
-    </w:lvl>
-    <w:lvl w:ilvl="1">
-      <w:start w:val="1"/>
-      <w:numFmt w:val="decimal"/>
-      <w:lvlText w:val="%1.%2"/>
-      <w:lvlJc w:val="left"/>
-      <w:pPr>
         <w:ind w:left="720" w:hanging="360"/>
-      </w:pPr>
-      <w:rPr>
-        <w:rFonts w:ascii="Times New Roman" w:hAnsi="Times New Roman" w:cs="Times New Roman"/>
-        <w:b/>
-        <w:bCs/>
-        <w:sz w:val="24"/>
-        <w:szCs w:val="24"/>
-      </w:rPr>
-    </w:lvl>
-    <w:lvl w:ilvl="2">
-      <w:start w:val="1"/>
-      <w:numFmt w:val="decimal"/>
-      <w:lvlText w:val="%1.%2.%3"/>
-      <w:lvlJc w:val="left"/>
-      <w:pPr>
-        <w:ind w:left="1440" w:hanging="720"/>
-      </w:pPr>
-      <w:rPr>
-        <w:rFonts w:ascii="Times New Roman" w:hAnsi="Times New Roman" w:cs="Times New Roman"/>
-        <w:b/>
-        <w:bCs/>
-        <w:sz w:val="24"/>
-        <w:szCs w:val="24"/>
-      </w:rPr>
-    </w:lvl>
-    <w:lvl w:ilvl="3">
-      <w:start w:val="1"/>
-      <w:numFmt w:val="decimal"/>
-      <w:lvlText w:val="%1.%2.%3.%4"/>
-      <w:lvlJc w:val="left"/>
-      <w:pPr>
-        <w:ind w:left="1800" w:hanging="720"/>
-      </w:pPr>
-      <w:rPr>
-        <w:rFonts w:ascii="Times New Roman" w:hAnsi="Times New Roman" w:cs="Times New Roman"/>
-        <w:b/>
-        <w:bCs/>
-        <w:sz w:val="24"/>
-        <w:szCs w:val="24"/>
-      </w:rPr>
-    </w:lvl>
-    <w:lvl w:ilvl="4">
-      <w:start w:val="1"/>
-      <w:numFmt w:val="decimal"/>
-      <w:lvlText w:val="%1.%2.%3.%4.%5"/>
-      <w:lvlJc w:val="left"/>
-      <w:pPr>
-        <w:ind w:left="2520" w:hanging="1080"/>
-      </w:pPr>
-      <w:rPr>
-        <w:rFonts w:ascii="Times New Roman" w:hAnsi="Times New Roman" w:cs="Times New Roman"/>
-        <w:b/>
-        <w:bCs/>
-        <w:sz w:val="24"/>
-        <w:szCs w:val="24"/>
-      </w:rPr>
-    </w:lvl>
-    <w:lvl w:ilvl="5">
-      <w:start w:val="1"/>
-      <w:numFmt w:val="decimal"/>
-      <w:lvlText w:val="%1.%2.%3.%4.%5.%6"/>
-      <w:lvlJc w:val="left"/>
-      <w:pPr>
-        <w:ind w:left="2880" w:hanging="1080"/>
-      </w:pPr>
-      <w:rPr>
-        <w:rFonts w:ascii="Times New Roman" w:hAnsi="Times New Roman" w:cs="Times New Roman"/>
-        <w:b/>
-        <w:bCs/>
-        <w:sz w:val="24"/>
-        <w:szCs w:val="24"/>
-      </w:rPr>
-    </w:lvl>
-    <w:lvl w:ilvl="6">
-      <w:start w:val="1"/>
-      <w:numFmt w:val="decimal"/>
-      <w:lvlText w:val="%1.%2.%3.%4.%5.%6.%7"/>
-      <w:lvlJc w:val="left"/>
-      <w:pPr>
-        <w:ind w:left="3600" w:hanging="1440"/>
-      </w:pPr>
-      <w:rPr>
-        <w:rFonts w:ascii="Times New Roman" w:hAnsi="Times New Roman" w:cs="Times New Roman"/>
-        <w:b/>
-        <w:bCs/>
-        <w:sz w:val="24"/>
-        <w:szCs w:val="24"/>
-      </w:rPr>
-    </w:lvl>
-    <w:lvl w:ilvl="7">
-      <w:start w:val="1"/>
-      <w:numFmt w:val="decimal"/>
-      <w:lvlText w:val="%1.%2.%3.%4.%5.%6.%7.%8"/>
-      <w:lvlJc w:val="left"/>
-      <w:pPr>
-        <w:ind w:left="3960" w:hanging="1440"/>
-      </w:pPr>
-      <w:rPr>
-        <w:rFonts w:ascii="Times New Roman" w:hAnsi="Times New Roman" w:cs="Times New Roman"/>
-        <w:b/>
-        <w:bCs/>
-        <w:sz w:val="24"/>
-        <w:szCs w:val="24"/>
-      </w:rPr>
-    </w:lvl>
-    <w:lvl w:ilvl="8">
-      <w:start w:val="1"/>
-      <w:numFmt w:val="decimal"/>
-      <w:lvlText w:val="%1.%2.%3.%4.%5.%6.%7.%8.%9"/>
-      <w:lvlJc w:val="left"/>
-      <w:pPr>
-        <w:ind w:left="4680" w:hanging="1800"/>
-      </w:pPr>
-      <w:rPr>
-        <w:rFonts w:ascii="Times New Roman" w:hAnsi="Times New Roman" w:cs="Times New Roman"/>
-        <w:b/>
-        <w:bCs/>
-        <w:sz w:val="24"/>
-        <w:szCs w:val="24"/>
-      </w:rPr>
-    </w:lvl>
-  </w:abstractNum>
-  <w:abstractNum w:abstractNumId="8" w15:restartNumberingAfterBreak="0">
-    <w:nsid w:val="1FC16CFA"/>
-    <w:multiLevelType w:val="multilevel"/>
-    <w:tmpl w:val="EE6E6F98"/>
-    <w:lvl w:ilvl="0">
-      <w:start w:val="1"/>
-      <w:numFmt w:val="lowerLetter"/>
-      <w:lvlText w:val="%1."/>
-      <w:lvlJc w:val="left"/>
-      <w:pPr>
-        <w:ind w:left="1080" w:hanging="360"/>
       </w:pPr>
       <w:rPr>
         <w:rFonts w:ascii="Times New Roman" w:hAnsi="Times New Roman" w:cs="Times New Roman"/>
@@ -22731,7 +24047,7 @@
       <w:lvlText w:val="%2."/>
       <w:lvlJc w:val="left"/>
       <w:pPr>
-        <w:ind w:left="1800" w:hanging="360"/>
+        <w:ind w:left="1440" w:hanging="360"/>
       </w:pPr>
     </w:lvl>
     <w:lvl w:ilvl="2">
@@ -22740,7 +24056,7 @@
       <w:lvlText w:val="%3."/>
       <w:lvlJc w:val="right"/>
       <w:pPr>
-        <w:ind w:left="2520" w:hanging="180"/>
+        <w:ind w:left="2160" w:hanging="180"/>
       </w:pPr>
     </w:lvl>
     <w:lvl w:ilvl="3">
@@ -22749,7 +24065,7 @@
       <w:lvlText w:val="%4."/>
       <w:lvlJc w:val="left"/>
       <w:pPr>
-        <w:ind w:left="3240" w:hanging="360"/>
+        <w:ind w:left="2880" w:hanging="360"/>
       </w:pPr>
     </w:lvl>
     <w:lvl w:ilvl="4">
@@ -22758,7 +24074,7 @@
       <w:lvlText w:val="%5."/>
       <w:lvlJc w:val="left"/>
       <w:pPr>
-        <w:ind w:left="3960" w:hanging="360"/>
+        <w:ind w:left="3600" w:hanging="360"/>
       </w:pPr>
     </w:lvl>
     <w:lvl w:ilvl="5">
@@ -22767,7 +24083,7 @@
       <w:lvlText w:val="%6."/>
       <w:lvlJc w:val="right"/>
       <w:pPr>
-        <w:ind w:left="4680" w:hanging="180"/>
+        <w:ind w:left="4320" w:hanging="180"/>
       </w:pPr>
     </w:lvl>
     <w:lvl w:ilvl="6">
@@ -22776,7 +24092,7 @@
       <w:lvlText w:val="%7."/>
       <w:lvlJc w:val="left"/>
       <w:pPr>
-        <w:ind w:left="5400" w:hanging="360"/>
+        <w:ind w:left="5040" w:hanging="360"/>
       </w:pPr>
     </w:lvl>
     <w:lvl w:ilvl="7">
@@ -22785,7 +24101,7 @@
       <w:lvlText w:val="%8."/>
       <w:lvlJc w:val="left"/>
       <w:pPr>
-        <w:ind w:left="6120" w:hanging="360"/>
+        <w:ind w:left="5760" w:hanging="360"/>
       </w:pPr>
     </w:lvl>
     <w:lvl w:ilvl="8">
@@ -22794,1391 +24110,126 @@
       <w:lvlText w:val="%9."/>
       <w:lvlJc w:val="right"/>
       <w:pPr>
-        <w:ind w:left="6840" w:hanging="180"/>
+        <w:ind w:left="6480" w:hanging="180"/>
       </w:pPr>
     </w:lvl>
   </w:abstractNum>
-  <w:abstractNum w:abstractNumId="9" w15:restartNumberingAfterBreak="0">
-    <w:nsid w:val="24E34A0F"/>
-    <w:multiLevelType w:val="multilevel"/>
-    <w:tmpl w:val="D054AD80"/>
-    <w:lvl w:ilvl="0">
-      <w:start w:val="1"/>
-      <w:numFmt w:val="decimal"/>
-      <w:lvlText w:val="%1)"/>
-      <w:lvlJc w:val="left"/>
-      <w:pPr>
-        <w:ind w:left="1287" w:hanging="360"/>
-      </w:pPr>
-      <w:rPr>
-        <w:rFonts w:ascii="Times New Roman" w:hAnsi="Times New Roman" w:cs="Times New Roman"/>
-        <w:b/>
-        <w:bCs/>
-        <w:sz w:val="24"/>
-        <w:szCs w:val="24"/>
-      </w:rPr>
-    </w:lvl>
-    <w:lvl w:ilvl="1">
-      <w:start w:val="1"/>
-      <w:numFmt w:val="lowerLetter"/>
-      <w:lvlText w:val="%2."/>
-      <w:lvlJc w:val="left"/>
-      <w:pPr>
-        <w:ind w:left="2007" w:hanging="360"/>
-      </w:pPr>
-    </w:lvl>
-    <w:lvl w:ilvl="2">
-      <w:start w:val="1"/>
-      <w:numFmt w:val="lowerRoman"/>
-      <w:lvlText w:val="%3."/>
-      <w:lvlJc w:val="right"/>
-      <w:pPr>
-        <w:ind w:left="2727" w:hanging="180"/>
-      </w:pPr>
-    </w:lvl>
-    <w:lvl w:ilvl="3">
-      <w:start w:val="1"/>
-      <w:numFmt w:val="decimal"/>
-      <w:lvlText w:val="%4."/>
-      <w:lvlJc w:val="left"/>
-      <w:pPr>
-        <w:ind w:left="3447" w:hanging="360"/>
-      </w:pPr>
-    </w:lvl>
-    <w:lvl w:ilvl="4">
-      <w:start w:val="1"/>
-      <w:numFmt w:val="lowerLetter"/>
-      <w:lvlText w:val="%5."/>
-      <w:lvlJc w:val="left"/>
-      <w:pPr>
-        <w:ind w:left="4167" w:hanging="360"/>
-      </w:pPr>
-    </w:lvl>
-    <w:lvl w:ilvl="5">
-      <w:start w:val="1"/>
-      <w:numFmt w:val="lowerRoman"/>
-      <w:lvlText w:val="%6."/>
-      <w:lvlJc w:val="right"/>
-      <w:pPr>
-        <w:ind w:left="4887" w:hanging="180"/>
-      </w:pPr>
-    </w:lvl>
-    <w:lvl w:ilvl="6">
-      <w:start w:val="1"/>
-      <w:numFmt w:val="decimal"/>
-      <w:lvlText w:val="%7."/>
-      <w:lvlJc w:val="left"/>
-      <w:pPr>
-        <w:ind w:left="5607" w:hanging="360"/>
-      </w:pPr>
-    </w:lvl>
-    <w:lvl w:ilvl="7">
-      <w:start w:val="1"/>
-      <w:numFmt w:val="lowerLetter"/>
-      <w:lvlText w:val="%8."/>
-      <w:lvlJc w:val="left"/>
-      <w:pPr>
-        <w:ind w:left="6327" w:hanging="360"/>
-      </w:pPr>
-    </w:lvl>
-    <w:lvl w:ilvl="8">
-      <w:start w:val="1"/>
-      <w:numFmt w:val="lowerRoman"/>
-      <w:lvlText w:val="%9."/>
-      <w:lvlJc w:val="right"/>
-      <w:pPr>
-        <w:ind w:left="7047" w:hanging="180"/>
-      </w:pPr>
-    </w:lvl>
-  </w:abstractNum>
-  <w:abstractNum w:abstractNumId="10" w15:restartNumberingAfterBreak="0">
-    <w:nsid w:val="26D878BA"/>
-    <w:multiLevelType w:val="multilevel"/>
-    <w:tmpl w:val="A5A4364C"/>
-    <w:lvl w:ilvl="0">
-      <w:start w:val="1"/>
-      <w:numFmt w:val="lowerLetter"/>
-      <w:lvlText w:val="%1."/>
-      <w:lvlJc w:val="left"/>
-      <w:pPr>
-        <w:ind w:left="360" w:hanging="360"/>
-      </w:pPr>
-      <w:rPr>
-        <w:rFonts w:ascii="Times New Roman" w:hAnsi="Times New Roman" w:cs="Times New Roman"/>
-        <w:b/>
-        <w:bCs/>
-        <w:sz w:val="24"/>
-        <w:szCs w:val="24"/>
-      </w:rPr>
-    </w:lvl>
-    <w:lvl w:ilvl="1">
-      <w:start w:val="1"/>
-      <w:numFmt w:val="decimal"/>
-      <w:lvlText w:val="%1.%2"/>
-      <w:lvlJc w:val="left"/>
-      <w:pPr>
-        <w:ind w:left="720" w:hanging="360"/>
-      </w:pPr>
-      <w:rPr>
-        <w:rFonts w:ascii="Times New Roman" w:hAnsi="Times New Roman" w:cs="Times New Roman"/>
-        <w:b/>
-        <w:bCs/>
-        <w:sz w:val="24"/>
-        <w:szCs w:val="24"/>
-      </w:rPr>
-    </w:lvl>
-    <w:lvl w:ilvl="2">
-      <w:start w:val="1"/>
-      <w:numFmt w:val="decimal"/>
-      <w:lvlText w:val="%1.%2.%3"/>
-      <w:lvlJc w:val="left"/>
-      <w:pPr>
-        <w:ind w:left="1440" w:hanging="720"/>
-      </w:pPr>
-      <w:rPr>
-        <w:rFonts w:ascii="Times New Roman" w:hAnsi="Times New Roman" w:cs="Times New Roman"/>
-        <w:b/>
-        <w:bCs/>
-        <w:sz w:val="24"/>
-        <w:szCs w:val="24"/>
-      </w:rPr>
-    </w:lvl>
-    <w:lvl w:ilvl="3">
-      <w:start w:val="1"/>
-      <w:numFmt w:val="decimal"/>
-      <w:lvlText w:val="%1.%2.%3.%4"/>
-      <w:lvlJc w:val="left"/>
-      <w:pPr>
-        <w:ind w:left="1800" w:hanging="720"/>
-      </w:pPr>
-      <w:rPr>
-        <w:rFonts w:ascii="Times New Roman" w:hAnsi="Times New Roman" w:cs="Times New Roman"/>
-        <w:b/>
-        <w:bCs/>
-        <w:sz w:val="24"/>
-        <w:szCs w:val="24"/>
-      </w:rPr>
-    </w:lvl>
-    <w:lvl w:ilvl="4">
-      <w:start w:val="1"/>
-      <w:numFmt w:val="decimal"/>
-      <w:lvlText w:val="%1.%2.%3.%4.%5"/>
-      <w:lvlJc w:val="left"/>
-      <w:pPr>
-        <w:ind w:left="2520" w:hanging="1080"/>
-      </w:pPr>
-      <w:rPr>
-        <w:rFonts w:ascii="Times New Roman" w:hAnsi="Times New Roman" w:cs="Times New Roman"/>
-        <w:b/>
-        <w:bCs/>
-        <w:sz w:val="24"/>
-        <w:szCs w:val="24"/>
-      </w:rPr>
-    </w:lvl>
-    <w:lvl w:ilvl="5">
-      <w:start w:val="1"/>
-      <w:numFmt w:val="decimal"/>
-      <w:lvlText w:val="%1.%2.%3.%4.%5.%6"/>
-      <w:lvlJc w:val="left"/>
-      <w:pPr>
-        <w:ind w:left="2880" w:hanging="1080"/>
-      </w:pPr>
-      <w:rPr>
-        <w:rFonts w:ascii="Times New Roman" w:hAnsi="Times New Roman" w:cs="Times New Roman"/>
-        <w:b/>
-        <w:bCs/>
-        <w:sz w:val="24"/>
-        <w:szCs w:val="24"/>
-      </w:rPr>
-    </w:lvl>
-    <w:lvl w:ilvl="6">
-      <w:start w:val="1"/>
-      <w:numFmt w:val="decimal"/>
-      <w:lvlText w:val="%1.%2.%3.%4.%5.%6.%7"/>
-      <w:lvlJc w:val="left"/>
-      <w:pPr>
-        <w:ind w:left="3600" w:hanging="1440"/>
-      </w:pPr>
-      <w:rPr>
-        <w:rFonts w:ascii="Times New Roman" w:hAnsi="Times New Roman" w:cs="Times New Roman"/>
-        <w:b/>
-        <w:bCs/>
-        <w:sz w:val="24"/>
-        <w:szCs w:val="24"/>
-      </w:rPr>
-    </w:lvl>
-    <w:lvl w:ilvl="7">
-      <w:start w:val="1"/>
-      <w:numFmt w:val="decimal"/>
-      <w:lvlText w:val="%1.%2.%3.%4.%5.%6.%7.%8"/>
-      <w:lvlJc w:val="left"/>
-      <w:pPr>
-        <w:ind w:left="3960" w:hanging="1440"/>
-      </w:pPr>
-      <w:rPr>
-        <w:rFonts w:ascii="Times New Roman" w:hAnsi="Times New Roman" w:cs="Times New Roman"/>
-        <w:b/>
-        <w:bCs/>
-        <w:sz w:val="24"/>
-        <w:szCs w:val="24"/>
-      </w:rPr>
-    </w:lvl>
-    <w:lvl w:ilvl="8">
-      <w:start w:val="1"/>
-      <w:numFmt w:val="decimal"/>
-      <w:lvlText w:val="%1.%2.%3.%4.%5.%6.%7.%8.%9"/>
-      <w:lvlJc w:val="left"/>
-      <w:pPr>
-        <w:ind w:left="4680" w:hanging="1800"/>
-      </w:pPr>
-      <w:rPr>
-        <w:rFonts w:ascii="Times New Roman" w:hAnsi="Times New Roman" w:cs="Times New Roman"/>
-        <w:b/>
-        <w:bCs/>
-        <w:sz w:val="24"/>
-        <w:szCs w:val="24"/>
-      </w:rPr>
-    </w:lvl>
-  </w:abstractNum>
-  <w:abstractNum w:abstractNumId="11" w15:restartNumberingAfterBreak="0">
-    <w:nsid w:val="28A2014B"/>
-    <w:multiLevelType w:val="multilevel"/>
-    <w:tmpl w:val="B0A64202"/>
-    <w:lvl w:ilvl="0">
-      <w:start w:val="1"/>
-      <w:numFmt w:val="lowerLetter"/>
-      <w:lvlText w:val="%1."/>
-      <w:lvlJc w:val="left"/>
-      <w:pPr>
-        <w:ind w:left="720" w:hanging="360"/>
-      </w:pPr>
-      <w:rPr>
-        <w:rFonts w:ascii="Times New Roman" w:hAnsi="Times New Roman" w:cs="Times New Roman"/>
-        <w:b/>
-        <w:bCs/>
-        <w:sz w:val="24"/>
-        <w:szCs w:val="24"/>
-      </w:rPr>
-    </w:lvl>
-    <w:lvl w:ilvl="1">
-      <w:start w:val="1"/>
-      <w:numFmt w:val="lowerLetter"/>
-      <w:lvlText w:val="%2."/>
-      <w:lvlJc w:val="left"/>
-      <w:pPr>
-        <w:ind w:left="1440" w:hanging="360"/>
-      </w:pPr>
-    </w:lvl>
-    <w:lvl w:ilvl="2">
-      <w:start w:val="1"/>
-      <w:numFmt w:val="lowerRoman"/>
-      <w:lvlText w:val="%3."/>
-      <w:lvlJc w:val="right"/>
-      <w:pPr>
-        <w:ind w:left="2160" w:hanging="180"/>
-      </w:pPr>
-    </w:lvl>
-    <w:lvl w:ilvl="3">
-      <w:start w:val="1"/>
-      <w:numFmt w:val="decimal"/>
-      <w:lvlText w:val="%4."/>
-      <w:lvlJc w:val="left"/>
-      <w:pPr>
-        <w:ind w:left="2880" w:hanging="360"/>
-      </w:pPr>
-    </w:lvl>
-    <w:lvl w:ilvl="4">
-      <w:start w:val="1"/>
-      <w:numFmt w:val="lowerLetter"/>
-      <w:lvlText w:val="%5."/>
-      <w:lvlJc w:val="left"/>
-      <w:pPr>
-        <w:ind w:left="3600" w:hanging="360"/>
-      </w:pPr>
-    </w:lvl>
-    <w:lvl w:ilvl="5">
-      <w:start w:val="1"/>
-      <w:numFmt w:val="lowerRoman"/>
-      <w:lvlText w:val="%6."/>
-      <w:lvlJc w:val="right"/>
-      <w:pPr>
-        <w:ind w:left="4320" w:hanging="180"/>
-      </w:pPr>
-    </w:lvl>
-    <w:lvl w:ilvl="6">
-      <w:start w:val="1"/>
-      <w:numFmt w:val="decimal"/>
-      <w:lvlText w:val="%7."/>
-      <w:lvlJc w:val="left"/>
-      <w:pPr>
-        <w:ind w:left="5040" w:hanging="360"/>
-      </w:pPr>
-    </w:lvl>
-    <w:lvl w:ilvl="7">
-      <w:start w:val="1"/>
-      <w:numFmt w:val="lowerLetter"/>
-      <w:lvlText w:val="%8."/>
-      <w:lvlJc w:val="left"/>
-      <w:pPr>
-        <w:ind w:left="5760" w:hanging="360"/>
-      </w:pPr>
-    </w:lvl>
-    <w:lvl w:ilvl="8">
-      <w:start w:val="1"/>
-      <w:numFmt w:val="lowerRoman"/>
-      <w:lvlText w:val="%9."/>
-      <w:lvlJc w:val="right"/>
-      <w:pPr>
-        <w:ind w:left="6480" w:hanging="180"/>
-      </w:pPr>
-    </w:lvl>
-  </w:abstractNum>
-  <w:abstractNum w:abstractNumId="12" w15:restartNumberingAfterBreak="0">
-    <w:nsid w:val="31F305B7"/>
-    <w:multiLevelType w:val="multilevel"/>
-    <w:tmpl w:val="EC6EDC10"/>
-    <w:lvl w:ilvl="0">
-      <w:start w:val="1"/>
-      <w:numFmt w:val="lowerLetter"/>
-      <w:lvlText w:val="%1."/>
-      <w:lvlJc w:val="left"/>
-      <w:pPr>
-        <w:ind w:left="720" w:hanging="360"/>
-      </w:pPr>
-      <w:rPr>
-        <w:rFonts w:ascii="Times New Roman" w:hAnsi="Times New Roman" w:cs="Times New Roman"/>
-        <w:b/>
-        <w:bCs/>
-        <w:sz w:val="24"/>
-        <w:szCs w:val="24"/>
-      </w:rPr>
-    </w:lvl>
-    <w:lvl w:ilvl="1">
-      <w:start w:val="1"/>
-      <w:numFmt w:val="lowerLetter"/>
-      <w:lvlText w:val="%2."/>
-      <w:lvlJc w:val="left"/>
-      <w:pPr>
-        <w:ind w:left="1440" w:hanging="360"/>
-      </w:pPr>
-    </w:lvl>
-    <w:lvl w:ilvl="2">
-      <w:start w:val="1"/>
-      <w:numFmt w:val="lowerRoman"/>
-      <w:lvlText w:val="%3."/>
-      <w:lvlJc w:val="right"/>
-      <w:pPr>
-        <w:ind w:left="2160" w:hanging="180"/>
-      </w:pPr>
-    </w:lvl>
-    <w:lvl w:ilvl="3">
-      <w:start w:val="1"/>
-      <w:numFmt w:val="decimal"/>
-      <w:lvlText w:val="%4."/>
-      <w:lvlJc w:val="left"/>
-      <w:pPr>
-        <w:ind w:left="2880" w:hanging="360"/>
-      </w:pPr>
-    </w:lvl>
-    <w:lvl w:ilvl="4">
-      <w:start w:val="1"/>
-      <w:numFmt w:val="lowerLetter"/>
-      <w:lvlText w:val="%5."/>
-      <w:lvlJc w:val="left"/>
-      <w:pPr>
-        <w:ind w:left="3600" w:hanging="360"/>
-      </w:pPr>
-    </w:lvl>
-    <w:lvl w:ilvl="5">
-      <w:start w:val="1"/>
-      <w:numFmt w:val="lowerRoman"/>
-      <w:lvlText w:val="%6."/>
-      <w:lvlJc w:val="right"/>
-      <w:pPr>
-        <w:ind w:left="4320" w:hanging="180"/>
-      </w:pPr>
-    </w:lvl>
-    <w:lvl w:ilvl="6">
-      <w:start w:val="1"/>
-      <w:numFmt w:val="decimal"/>
-      <w:lvlText w:val="%7."/>
-      <w:lvlJc w:val="left"/>
-      <w:pPr>
-        <w:ind w:left="5040" w:hanging="360"/>
-      </w:pPr>
-    </w:lvl>
-    <w:lvl w:ilvl="7">
-      <w:start w:val="1"/>
-      <w:numFmt w:val="lowerLetter"/>
-      <w:lvlText w:val="%8."/>
-      <w:lvlJc w:val="left"/>
-      <w:pPr>
-        <w:ind w:left="5760" w:hanging="360"/>
-      </w:pPr>
-    </w:lvl>
-    <w:lvl w:ilvl="8">
-      <w:start w:val="1"/>
-      <w:numFmt w:val="lowerRoman"/>
-      <w:lvlText w:val="%9."/>
-      <w:lvlJc w:val="right"/>
-      <w:pPr>
-        <w:ind w:left="6480" w:hanging="180"/>
-      </w:pPr>
-    </w:lvl>
-  </w:abstractNum>
-  <w:abstractNum w:abstractNumId="13" w15:restartNumberingAfterBreak="0">
-    <w:nsid w:val="327E4CC4"/>
-    <w:multiLevelType w:val="multilevel"/>
-    <w:tmpl w:val="6914A000"/>
-    <w:lvl w:ilvl="0">
-      <w:start w:val="1"/>
-      <w:numFmt w:val="decimal"/>
-      <w:lvlText w:val="2.%1."/>
-      <w:lvlJc w:val="left"/>
-      <w:pPr>
-        <w:ind w:left="720" w:hanging="360"/>
-      </w:pPr>
-      <w:rPr>
-        <w:rFonts w:ascii="Times New Roman" w:hAnsi="Times New Roman" w:cs="Times New Roman"/>
-        <w:b/>
-        <w:bCs/>
-        <w:sz w:val="24"/>
-        <w:szCs w:val="24"/>
-      </w:rPr>
-    </w:lvl>
-    <w:lvl w:ilvl="1">
-      <w:start w:val="1"/>
-      <w:numFmt w:val="lowerLetter"/>
-      <w:lvlText w:val="%2."/>
-      <w:lvlJc w:val="left"/>
-      <w:pPr>
-        <w:ind w:left="1440" w:hanging="360"/>
-      </w:pPr>
-    </w:lvl>
-    <w:lvl w:ilvl="2">
-      <w:start w:val="1"/>
-      <w:numFmt w:val="lowerRoman"/>
-      <w:lvlText w:val="%3."/>
-      <w:lvlJc w:val="right"/>
-      <w:pPr>
-        <w:ind w:left="2160" w:hanging="180"/>
-      </w:pPr>
-    </w:lvl>
-    <w:lvl w:ilvl="3">
-      <w:start w:val="1"/>
-      <w:numFmt w:val="decimal"/>
-      <w:lvlText w:val="%4."/>
-      <w:lvlJc w:val="left"/>
-      <w:pPr>
-        <w:ind w:left="2880" w:hanging="360"/>
-      </w:pPr>
-    </w:lvl>
-    <w:lvl w:ilvl="4">
-      <w:start w:val="1"/>
-      <w:numFmt w:val="lowerLetter"/>
-      <w:lvlText w:val="%5."/>
-      <w:lvlJc w:val="left"/>
-      <w:pPr>
-        <w:ind w:left="3600" w:hanging="360"/>
-      </w:pPr>
-    </w:lvl>
-    <w:lvl w:ilvl="5">
-      <w:start w:val="1"/>
-      <w:numFmt w:val="lowerRoman"/>
-      <w:lvlText w:val="%6."/>
-      <w:lvlJc w:val="right"/>
-      <w:pPr>
-        <w:ind w:left="4320" w:hanging="180"/>
-      </w:pPr>
-    </w:lvl>
-    <w:lvl w:ilvl="6">
-      <w:start w:val="1"/>
-      <w:numFmt w:val="decimal"/>
-      <w:lvlText w:val="%7."/>
-      <w:lvlJc w:val="left"/>
-      <w:pPr>
-        <w:ind w:left="5040" w:hanging="360"/>
-      </w:pPr>
-    </w:lvl>
-    <w:lvl w:ilvl="7">
-      <w:start w:val="1"/>
-      <w:numFmt w:val="lowerLetter"/>
-      <w:lvlText w:val="%8."/>
-      <w:lvlJc w:val="left"/>
-      <w:pPr>
-        <w:ind w:left="5760" w:hanging="360"/>
-      </w:pPr>
-    </w:lvl>
-    <w:lvl w:ilvl="8">
-      <w:start w:val="1"/>
-      <w:numFmt w:val="lowerRoman"/>
-      <w:lvlText w:val="%9."/>
-      <w:lvlJc w:val="right"/>
-      <w:pPr>
-        <w:ind w:left="6480" w:hanging="180"/>
-      </w:pPr>
-    </w:lvl>
-  </w:abstractNum>
-  <w:abstractNum w:abstractNumId="14" w15:restartNumberingAfterBreak="0">
-    <w:nsid w:val="428E11CC"/>
-    <w:multiLevelType w:val="multilevel"/>
-    <w:tmpl w:val="09C876D0"/>
-    <w:lvl w:ilvl="0">
-      <w:start w:val="1"/>
-      <w:numFmt w:val="lowerLetter"/>
-      <w:lvlText w:val="%1."/>
-      <w:lvlJc w:val="left"/>
-      <w:pPr>
-        <w:ind w:left="720" w:hanging="360"/>
-      </w:pPr>
-      <w:rPr>
-        <w:rFonts w:ascii="Times New Roman" w:hAnsi="Times New Roman" w:cs="Times New Roman"/>
-        <w:b/>
-        <w:bCs/>
-        <w:sz w:val="24"/>
-        <w:szCs w:val="24"/>
-      </w:rPr>
-    </w:lvl>
-    <w:lvl w:ilvl="1">
-      <w:start w:val="1"/>
-      <w:numFmt w:val="lowerLetter"/>
-      <w:lvlText w:val="%2."/>
-      <w:lvlJc w:val="left"/>
-      <w:pPr>
-        <w:ind w:left="1440" w:hanging="360"/>
-      </w:pPr>
-    </w:lvl>
-    <w:lvl w:ilvl="2">
-      <w:start w:val="1"/>
-      <w:numFmt w:val="lowerRoman"/>
-      <w:lvlText w:val="%3."/>
-      <w:lvlJc w:val="right"/>
-      <w:pPr>
-        <w:ind w:left="2160" w:hanging="180"/>
-      </w:pPr>
-    </w:lvl>
-    <w:lvl w:ilvl="3">
-      <w:start w:val="1"/>
-      <w:numFmt w:val="decimal"/>
-      <w:lvlText w:val="%4."/>
-      <w:lvlJc w:val="left"/>
-      <w:pPr>
-        <w:ind w:left="2880" w:hanging="360"/>
-      </w:pPr>
-    </w:lvl>
-    <w:lvl w:ilvl="4">
-      <w:start w:val="1"/>
-      <w:numFmt w:val="lowerLetter"/>
-      <w:lvlText w:val="%5."/>
-      <w:lvlJc w:val="left"/>
-      <w:pPr>
-        <w:ind w:left="3600" w:hanging="360"/>
-      </w:pPr>
-    </w:lvl>
-    <w:lvl w:ilvl="5">
-      <w:start w:val="1"/>
-      <w:numFmt w:val="lowerRoman"/>
-      <w:lvlText w:val="%6."/>
-      <w:lvlJc w:val="right"/>
-      <w:pPr>
-        <w:ind w:left="4320" w:hanging="180"/>
-      </w:pPr>
-    </w:lvl>
-    <w:lvl w:ilvl="6">
-      <w:start w:val="1"/>
-      <w:numFmt w:val="decimal"/>
-      <w:lvlText w:val="%7."/>
-      <w:lvlJc w:val="left"/>
-      <w:pPr>
-        <w:ind w:left="5040" w:hanging="360"/>
-      </w:pPr>
-    </w:lvl>
-    <w:lvl w:ilvl="7">
-      <w:start w:val="1"/>
-      <w:numFmt w:val="lowerLetter"/>
-      <w:lvlText w:val="%8."/>
-      <w:lvlJc w:val="left"/>
-      <w:pPr>
-        <w:ind w:left="5760" w:hanging="360"/>
-      </w:pPr>
-    </w:lvl>
-    <w:lvl w:ilvl="8">
-      <w:start w:val="1"/>
-      <w:numFmt w:val="lowerRoman"/>
-      <w:lvlText w:val="%9."/>
-      <w:lvlJc w:val="right"/>
-      <w:pPr>
-        <w:ind w:left="6480" w:hanging="180"/>
-      </w:pPr>
-    </w:lvl>
-  </w:abstractNum>
-  <w:abstractNum w:abstractNumId="15" w15:restartNumberingAfterBreak="0">
-    <w:nsid w:val="436F4B84"/>
-    <w:multiLevelType w:val="multilevel"/>
-    <w:tmpl w:val="93C09FC4"/>
-    <w:lvl w:ilvl="0">
-      <w:start w:val="1"/>
-      <w:numFmt w:val="decimal"/>
-      <w:lvlText w:val="%1."/>
-      <w:lvlJc w:val="left"/>
-      <w:pPr>
-        <w:ind w:left="720" w:hanging="360"/>
-      </w:pPr>
-      <w:rPr>
-        <w:rFonts w:ascii="Times New Roman" w:hAnsi="Times New Roman" w:cs="Times New Roman"/>
-        <w:b/>
-        <w:bCs/>
-        <w:sz w:val="24"/>
-        <w:szCs w:val="24"/>
-      </w:rPr>
-    </w:lvl>
-    <w:lvl w:ilvl="1">
-      <w:start w:val="1"/>
-      <w:numFmt w:val="lowerLetter"/>
-      <w:lvlText w:val="%2."/>
-      <w:lvlJc w:val="left"/>
-      <w:pPr>
-        <w:ind w:left="1440" w:hanging="360"/>
-      </w:pPr>
-    </w:lvl>
-    <w:lvl w:ilvl="2">
-      <w:start w:val="1"/>
-      <w:numFmt w:val="lowerRoman"/>
-      <w:lvlText w:val="%3."/>
-      <w:lvlJc w:val="right"/>
-      <w:pPr>
-        <w:ind w:left="2160" w:hanging="180"/>
-      </w:pPr>
-    </w:lvl>
-    <w:lvl w:ilvl="3">
-      <w:start w:val="1"/>
-      <w:numFmt w:val="decimal"/>
-      <w:lvlText w:val="%4."/>
-      <w:lvlJc w:val="left"/>
-      <w:pPr>
-        <w:ind w:left="2880" w:hanging="360"/>
-      </w:pPr>
-    </w:lvl>
-    <w:lvl w:ilvl="4">
-      <w:start w:val="1"/>
-      <w:numFmt w:val="lowerLetter"/>
-      <w:lvlText w:val="%5."/>
-      <w:lvlJc w:val="left"/>
-      <w:pPr>
-        <w:ind w:left="3600" w:hanging="360"/>
-      </w:pPr>
-    </w:lvl>
-    <w:lvl w:ilvl="5">
-      <w:start w:val="1"/>
-      <w:numFmt w:val="lowerRoman"/>
-      <w:lvlText w:val="%6."/>
-      <w:lvlJc w:val="right"/>
-      <w:pPr>
-        <w:ind w:left="4320" w:hanging="180"/>
-      </w:pPr>
-    </w:lvl>
-    <w:lvl w:ilvl="6">
-      <w:start w:val="1"/>
-      <w:numFmt w:val="decimal"/>
-      <w:lvlText w:val="%7."/>
-      <w:lvlJc w:val="left"/>
-      <w:pPr>
-        <w:ind w:left="5040" w:hanging="360"/>
-      </w:pPr>
-    </w:lvl>
-    <w:lvl w:ilvl="7">
-      <w:start w:val="1"/>
-      <w:numFmt w:val="lowerLetter"/>
-      <w:lvlText w:val="%8."/>
-      <w:lvlJc w:val="left"/>
-      <w:pPr>
-        <w:ind w:left="5760" w:hanging="360"/>
-      </w:pPr>
-    </w:lvl>
-    <w:lvl w:ilvl="8">
-      <w:start w:val="1"/>
-      <w:numFmt w:val="lowerRoman"/>
-      <w:lvlText w:val="%9."/>
-      <w:lvlJc w:val="right"/>
-      <w:pPr>
-        <w:ind w:left="6480" w:hanging="180"/>
-      </w:pPr>
-    </w:lvl>
-  </w:abstractNum>
-  <w:abstractNum w:abstractNumId="16" w15:restartNumberingAfterBreak="0">
-    <w:nsid w:val="501E59B8"/>
-    <w:multiLevelType w:val="multilevel"/>
-    <w:tmpl w:val="7AB2677E"/>
-    <w:lvl w:ilvl="0">
-      <w:start w:val="1"/>
-      <w:numFmt w:val="lowerLetter"/>
-      <w:lvlText w:val="%1."/>
-      <w:lvlJc w:val="left"/>
-      <w:pPr>
-        <w:ind w:left="1080" w:hanging="360"/>
-      </w:pPr>
-      <w:rPr>
-        <w:rFonts w:ascii="Times New Roman" w:hAnsi="Times New Roman" w:cs="Times New Roman"/>
-        <w:b/>
-        <w:bCs/>
-        <w:sz w:val="24"/>
-        <w:szCs w:val="24"/>
-      </w:rPr>
-    </w:lvl>
-    <w:lvl w:ilvl="1">
-      <w:start w:val="1"/>
-      <w:numFmt w:val="lowerLetter"/>
-      <w:lvlText w:val="%2."/>
-      <w:lvlJc w:val="left"/>
-      <w:pPr>
-        <w:ind w:left="1800" w:hanging="360"/>
-      </w:pPr>
-    </w:lvl>
-    <w:lvl w:ilvl="2">
-      <w:start w:val="1"/>
-      <w:numFmt w:val="lowerRoman"/>
-      <w:lvlText w:val="%3."/>
-      <w:lvlJc w:val="right"/>
-      <w:pPr>
-        <w:ind w:left="2520" w:hanging="180"/>
-      </w:pPr>
-    </w:lvl>
-    <w:lvl w:ilvl="3">
-      <w:start w:val="1"/>
-      <w:numFmt w:val="decimal"/>
-      <w:lvlText w:val="%4."/>
-      <w:lvlJc w:val="left"/>
-      <w:pPr>
-        <w:ind w:left="3240" w:hanging="360"/>
-      </w:pPr>
-    </w:lvl>
-    <w:lvl w:ilvl="4">
-      <w:start w:val="1"/>
-      <w:numFmt w:val="lowerLetter"/>
-      <w:lvlText w:val="%5."/>
-      <w:lvlJc w:val="left"/>
-      <w:pPr>
-        <w:ind w:left="3960" w:hanging="360"/>
-      </w:pPr>
-    </w:lvl>
-    <w:lvl w:ilvl="5">
-      <w:start w:val="1"/>
-      <w:numFmt w:val="lowerRoman"/>
-      <w:lvlText w:val="%6."/>
-      <w:lvlJc w:val="right"/>
-      <w:pPr>
-        <w:ind w:left="4680" w:hanging="180"/>
-      </w:pPr>
-    </w:lvl>
-    <w:lvl w:ilvl="6">
-      <w:start w:val="1"/>
-      <w:numFmt w:val="decimal"/>
-      <w:lvlText w:val="%7."/>
-      <w:lvlJc w:val="left"/>
-      <w:pPr>
-        <w:ind w:left="5400" w:hanging="360"/>
-      </w:pPr>
-    </w:lvl>
-    <w:lvl w:ilvl="7">
-      <w:start w:val="1"/>
-      <w:numFmt w:val="lowerLetter"/>
-      <w:lvlText w:val="%8."/>
-      <w:lvlJc w:val="left"/>
-      <w:pPr>
-        <w:ind w:left="6120" w:hanging="360"/>
-      </w:pPr>
-    </w:lvl>
-    <w:lvl w:ilvl="8">
-      <w:start w:val="1"/>
-      <w:numFmt w:val="lowerRoman"/>
-      <w:lvlText w:val="%9."/>
-      <w:lvlJc w:val="right"/>
-      <w:pPr>
-        <w:ind w:left="6840" w:hanging="180"/>
-      </w:pPr>
-    </w:lvl>
-  </w:abstractNum>
-  <w:abstractNum w:abstractNumId="17" w15:restartNumberingAfterBreak="0">
-    <w:nsid w:val="63B3140B"/>
-    <w:multiLevelType w:val="multilevel"/>
-    <w:tmpl w:val="1F8CC962"/>
-    <w:lvl w:ilvl="0">
-      <w:start w:val="1"/>
-      <w:numFmt w:val="lowerLetter"/>
-      <w:lvlText w:val="%1."/>
-      <w:lvlJc w:val="left"/>
-      <w:pPr>
-        <w:ind w:left="720" w:hanging="360"/>
-      </w:pPr>
-      <w:rPr>
-        <w:rFonts w:ascii="Times New Roman" w:hAnsi="Times New Roman" w:cs="Times New Roman"/>
-        <w:b/>
-        <w:bCs/>
-        <w:sz w:val="24"/>
-        <w:szCs w:val="24"/>
-      </w:rPr>
-    </w:lvl>
-    <w:lvl w:ilvl="1">
-      <w:start w:val="1"/>
-      <w:numFmt w:val="lowerLetter"/>
-      <w:lvlText w:val="%2."/>
-      <w:lvlJc w:val="left"/>
-      <w:pPr>
-        <w:ind w:left="1440" w:hanging="360"/>
-      </w:pPr>
-    </w:lvl>
-    <w:lvl w:ilvl="2">
-      <w:start w:val="1"/>
-      <w:numFmt w:val="lowerRoman"/>
-      <w:lvlText w:val="%3."/>
-      <w:lvlJc w:val="right"/>
-      <w:pPr>
-        <w:ind w:left="2160" w:hanging="180"/>
-      </w:pPr>
-    </w:lvl>
-    <w:lvl w:ilvl="3">
-      <w:start w:val="1"/>
-      <w:numFmt w:val="decimal"/>
-      <w:lvlText w:val="%4."/>
-      <w:lvlJc w:val="left"/>
-      <w:pPr>
-        <w:ind w:left="2880" w:hanging="360"/>
-      </w:pPr>
-    </w:lvl>
-    <w:lvl w:ilvl="4">
-      <w:start w:val="1"/>
-      <w:numFmt w:val="lowerLetter"/>
-      <w:lvlText w:val="%5."/>
-      <w:lvlJc w:val="left"/>
-      <w:pPr>
-        <w:ind w:left="3600" w:hanging="360"/>
-      </w:pPr>
-    </w:lvl>
-    <w:lvl w:ilvl="5">
-      <w:start w:val="1"/>
-      <w:numFmt w:val="lowerRoman"/>
-      <w:lvlText w:val="%6."/>
-      <w:lvlJc w:val="right"/>
-      <w:pPr>
-        <w:ind w:left="4320" w:hanging="180"/>
-      </w:pPr>
-    </w:lvl>
-    <w:lvl w:ilvl="6">
-      <w:start w:val="1"/>
-      <w:numFmt w:val="decimal"/>
-      <w:lvlText w:val="%7."/>
-      <w:lvlJc w:val="left"/>
-      <w:pPr>
-        <w:ind w:left="5040" w:hanging="360"/>
-      </w:pPr>
-    </w:lvl>
-    <w:lvl w:ilvl="7">
-      <w:start w:val="1"/>
-      <w:numFmt w:val="lowerLetter"/>
-      <w:lvlText w:val="%8."/>
-      <w:lvlJc w:val="left"/>
-      <w:pPr>
-        <w:ind w:left="5760" w:hanging="360"/>
-      </w:pPr>
-    </w:lvl>
-    <w:lvl w:ilvl="8">
-      <w:start w:val="1"/>
-      <w:numFmt w:val="lowerRoman"/>
-      <w:lvlText w:val="%9."/>
-      <w:lvlJc w:val="right"/>
-      <w:pPr>
-        <w:ind w:left="6480" w:hanging="180"/>
-      </w:pPr>
-    </w:lvl>
-  </w:abstractNum>
-  <w:abstractNum w:abstractNumId="18" w15:restartNumberingAfterBreak="0">
-    <w:nsid w:val="6F433F5A"/>
-    <w:multiLevelType w:val="multilevel"/>
-    <w:tmpl w:val="610C96B6"/>
-    <w:lvl w:ilvl="0">
-      <w:start w:val="1"/>
-      <w:numFmt w:val="decimal"/>
-      <w:lvlText w:val="%1."/>
-      <w:lvlJc w:val="left"/>
-      <w:pPr>
-        <w:ind w:left="644" w:hanging="359"/>
-      </w:pPr>
-      <w:rPr>
-        <w:rFonts w:ascii="Times New Roman" w:hAnsi="Times New Roman" w:cs="Times New Roman"/>
-        <w:b/>
-        <w:bCs/>
-        <w:sz w:val="24"/>
-        <w:szCs w:val="24"/>
-      </w:rPr>
-    </w:lvl>
-    <w:lvl w:ilvl="1">
-      <w:start w:val="1"/>
-      <w:numFmt w:val="lowerLetter"/>
-      <w:lvlText w:val="%2."/>
-      <w:lvlJc w:val="left"/>
-      <w:pPr>
-        <w:ind w:left="1364" w:hanging="360"/>
-      </w:pPr>
-    </w:lvl>
-    <w:lvl w:ilvl="2">
-      <w:start w:val="1"/>
-      <w:numFmt w:val="lowerRoman"/>
-      <w:lvlText w:val="%3."/>
-      <w:lvlJc w:val="right"/>
-      <w:pPr>
-        <w:ind w:left="2084" w:hanging="180"/>
-      </w:pPr>
-    </w:lvl>
-    <w:lvl w:ilvl="3">
-      <w:start w:val="1"/>
-      <w:numFmt w:val="decimal"/>
-      <w:lvlText w:val="%4."/>
-      <w:lvlJc w:val="left"/>
-      <w:pPr>
-        <w:ind w:left="2804" w:hanging="360"/>
-      </w:pPr>
-    </w:lvl>
-    <w:lvl w:ilvl="4">
-      <w:start w:val="1"/>
-      <w:numFmt w:val="lowerLetter"/>
-      <w:lvlText w:val="%5."/>
-      <w:lvlJc w:val="left"/>
-      <w:pPr>
-        <w:ind w:left="3524" w:hanging="360"/>
-      </w:pPr>
-    </w:lvl>
-    <w:lvl w:ilvl="5">
-      <w:start w:val="1"/>
-      <w:numFmt w:val="lowerRoman"/>
-      <w:lvlText w:val="%6."/>
-      <w:lvlJc w:val="right"/>
-      <w:pPr>
-        <w:ind w:left="4244" w:hanging="180"/>
-      </w:pPr>
-    </w:lvl>
-    <w:lvl w:ilvl="6">
-      <w:start w:val="1"/>
-      <w:numFmt w:val="decimal"/>
-      <w:lvlText w:val="%7."/>
-      <w:lvlJc w:val="left"/>
-      <w:pPr>
-        <w:ind w:left="4964" w:hanging="360"/>
-      </w:pPr>
-    </w:lvl>
-    <w:lvl w:ilvl="7">
-      <w:start w:val="1"/>
-      <w:numFmt w:val="lowerLetter"/>
-      <w:lvlText w:val="%8."/>
-      <w:lvlJc w:val="left"/>
-      <w:pPr>
-        <w:ind w:left="5684" w:hanging="360"/>
-      </w:pPr>
-    </w:lvl>
-    <w:lvl w:ilvl="8">
-      <w:start w:val="1"/>
-      <w:numFmt w:val="lowerRoman"/>
-      <w:lvlText w:val="%9."/>
-      <w:lvlJc w:val="right"/>
-      <w:pPr>
-        <w:ind w:left="6404" w:hanging="180"/>
-      </w:pPr>
-    </w:lvl>
-  </w:abstractNum>
-  <w:abstractNum w:abstractNumId="19" w15:restartNumberingAfterBreak="0">
-    <w:nsid w:val="702E701F"/>
-    <w:multiLevelType w:val="multilevel"/>
-    <w:tmpl w:val="467EBB60"/>
-    <w:lvl w:ilvl="0">
-      <w:start w:val="1"/>
-      <w:numFmt w:val="lowerLetter"/>
-      <w:lvlText w:val="%1."/>
-      <w:lvlJc w:val="left"/>
-      <w:pPr>
-        <w:ind w:left="720" w:hanging="360"/>
-      </w:pPr>
-      <w:rPr>
-        <w:rFonts w:ascii="Times New Roman" w:hAnsi="Times New Roman" w:cs="Times New Roman"/>
-        <w:b/>
-        <w:bCs/>
-        <w:sz w:val="24"/>
-        <w:szCs w:val="24"/>
-      </w:rPr>
-    </w:lvl>
-    <w:lvl w:ilvl="1">
-      <w:start w:val="1"/>
-      <w:numFmt w:val="lowerLetter"/>
-      <w:lvlText w:val="%2."/>
-      <w:lvlJc w:val="left"/>
-      <w:pPr>
-        <w:ind w:left="1440" w:hanging="360"/>
-      </w:pPr>
-    </w:lvl>
-    <w:lvl w:ilvl="2">
-      <w:start w:val="1"/>
-      <w:numFmt w:val="lowerRoman"/>
-      <w:lvlText w:val="%3."/>
-      <w:lvlJc w:val="right"/>
-      <w:pPr>
-        <w:ind w:left="2160" w:hanging="180"/>
-      </w:pPr>
-    </w:lvl>
-    <w:lvl w:ilvl="3">
-      <w:start w:val="1"/>
-      <w:numFmt w:val="decimal"/>
-      <w:lvlText w:val="%4."/>
-      <w:lvlJc w:val="left"/>
-      <w:pPr>
-        <w:ind w:left="2880" w:hanging="360"/>
-      </w:pPr>
-    </w:lvl>
-    <w:lvl w:ilvl="4">
-      <w:start w:val="1"/>
-      <w:numFmt w:val="lowerLetter"/>
-      <w:lvlText w:val="%5."/>
-      <w:lvlJc w:val="left"/>
-      <w:pPr>
-        <w:ind w:left="3600" w:hanging="360"/>
-      </w:pPr>
-    </w:lvl>
-    <w:lvl w:ilvl="5">
-      <w:start w:val="1"/>
-      <w:numFmt w:val="lowerRoman"/>
-      <w:lvlText w:val="%6."/>
-      <w:lvlJc w:val="right"/>
-      <w:pPr>
-        <w:ind w:left="4320" w:hanging="180"/>
-      </w:pPr>
-    </w:lvl>
-    <w:lvl w:ilvl="6">
-      <w:start w:val="1"/>
-      <w:numFmt w:val="decimal"/>
-      <w:lvlText w:val="%7."/>
-      <w:lvlJc w:val="left"/>
-      <w:pPr>
-        <w:ind w:left="5040" w:hanging="360"/>
-      </w:pPr>
-    </w:lvl>
-    <w:lvl w:ilvl="7">
-      <w:start w:val="1"/>
-      <w:numFmt w:val="lowerLetter"/>
-      <w:lvlText w:val="%8."/>
-      <w:lvlJc w:val="left"/>
-      <w:pPr>
-        <w:ind w:left="5760" w:hanging="360"/>
-      </w:pPr>
-    </w:lvl>
-    <w:lvl w:ilvl="8">
-      <w:start w:val="1"/>
-      <w:numFmt w:val="lowerRoman"/>
-      <w:lvlText w:val="%9."/>
-      <w:lvlJc w:val="right"/>
-      <w:pPr>
-        <w:ind w:left="6480" w:hanging="180"/>
-      </w:pPr>
-    </w:lvl>
-  </w:abstractNum>
-  <w:abstractNum w:abstractNumId="20" w15:restartNumberingAfterBreak="0">
-    <w:nsid w:val="705F3077"/>
-    <w:multiLevelType w:val="multilevel"/>
-    <w:tmpl w:val="1610B9FC"/>
-    <w:lvl w:ilvl="0">
-      <w:start w:val="1"/>
-      <w:numFmt w:val="lowerLetter"/>
-      <w:lvlText w:val="%1."/>
-      <w:lvlJc w:val="left"/>
-      <w:pPr>
-        <w:ind w:left="720" w:hanging="360"/>
-      </w:pPr>
-      <w:rPr>
-        <w:rFonts w:ascii="Times New Roman" w:hAnsi="Times New Roman" w:cs="Times New Roman"/>
-        <w:b/>
-        <w:bCs/>
-        <w:sz w:val="24"/>
-        <w:szCs w:val="24"/>
-      </w:rPr>
-    </w:lvl>
-    <w:lvl w:ilvl="1">
-      <w:start w:val="1"/>
-      <w:numFmt w:val="lowerLetter"/>
-      <w:lvlText w:val="%2."/>
-      <w:lvlJc w:val="left"/>
-      <w:pPr>
-        <w:ind w:left="1440" w:hanging="360"/>
-      </w:pPr>
-    </w:lvl>
-    <w:lvl w:ilvl="2">
-      <w:start w:val="1"/>
-      <w:numFmt w:val="lowerRoman"/>
-      <w:lvlText w:val="%3."/>
-      <w:lvlJc w:val="right"/>
-      <w:pPr>
-        <w:ind w:left="2160" w:hanging="180"/>
-      </w:pPr>
-    </w:lvl>
-    <w:lvl w:ilvl="3">
-      <w:start w:val="1"/>
-      <w:numFmt w:val="decimal"/>
-      <w:lvlText w:val="%4."/>
-      <w:lvlJc w:val="left"/>
-      <w:pPr>
-        <w:ind w:left="2880" w:hanging="360"/>
-      </w:pPr>
-    </w:lvl>
-    <w:lvl w:ilvl="4">
-      <w:start w:val="1"/>
-      <w:numFmt w:val="lowerLetter"/>
-      <w:lvlText w:val="%5."/>
-      <w:lvlJc w:val="left"/>
-      <w:pPr>
-        <w:ind w:left="3600" w:hanging="360"/>
-      </w:pPr>
-    </w:lvl>
-    <w:lvl w:ilvl="5">
-      <w:start w:val="1"/>
-      <w:numFmt w:val="lowerRoman"/>
-      <w:lvlText w:val="%6."/>
-      <w:lvlJc w:val="right"/>
-      <w:pPr>
-        <w:ind w:left="4320" w:hanging="180"/>
-      </w:pPr>
-    </w:lvl>
-    <w:lvl w:ilvl="6">
-      <w:start w:val="1"/>
-      <w:numFmt w:val="decimal"/>
-      <w:lvlText w:val="%7."/>
-      <w:lvlJc w:val="left"/>
-      <w:pPr>
-        <w:ind w:left="5040" w:hanging="360"/>
-      </w:pPr>
-    </w:lvl>
-    <w:lvl w:ilvl="7">
-      <w:start w:val="1"/>
-      <w:numFmt w:val="lowerLetter"/>
-      <w:lvlText w:val="%8."/>
-      <w:lvlJc w:val="left"/>
-      <w:pPr>
-        <w:ind w:left="5760" w:hanging="360"/>
-      </w:pPr>
-    </w:lvl>
-    <w:lvl w:ilvl="8">
-      <w:start w:val="1"/>
-      <w:numFmt w:val="lowerRoman"/>
-      <w:lvlText w:val="%9."/>
-      <w:lvlJc w:val="right"/>
-      <w:pPr>
-        <w:ind w:left="6480" w:hanging="180"/>
-      </w:pPr>
-    </w:lvl>
-  </w:abstractNum>
-  <w:abstractNum w:abstractNumId="21" w15:restartNumberingAfterBreak="0">
-    <w:nsid w:val="7C354F38"/>
-    <w:multiLevelType w:val="multilevel"/>
-    <w:tmpl w:val="C9B47B8A"/>
-    <w:lvl w:ilvl="0">
-      <w:start w:val="1"/>
-      <w:numFmt w:val="decimal"/>
-      <w:lvlText w:val="%1."/>
-      <w:lvlJc w:val="left"/>
-      <w:pPr>
-        <w:ind w:left="720" w:hanging="360"/>
-      </w:pPr>
-      <w:rPr>
-        <w:rFonts w:ascii="Times New Roman" w:hAnsi="Times New Roman" w:cs="Times New Roman"/>
-        <w:b/>
-        <w:bCs/>
-        <w:sz w:val="24"/>
-        <w:szCs w:val="24"/>
-      </w:rPr>
-    </w:lvl>
-    <w:lvl w:ilvl="1">
-      <w:start w:val="1"/>
-      <w:numFmt w:val="lowerLetter"/>
-      <w:lvlText w:val="%2."/>
-      <w:lvlJc w:val="left"/>
-      <w:pPr>
-        <w:ind w:left="1440" w:hanging="360"/>
-      </w:pPr>
-    </w:lvl>
-    <w:lvl w:ilvl="2">
-      <w:start w:val="1"/>
-      <w:numFmt w:val="lowerRoman"/>
-      <w:lvlText w:val="%3."/>
-      <w:lvlJc w:val="right"/>
-      <w:pPr>
-        <w:ind w:left="2160" w:hanging="180"/>
-      </w:pPr>
-    </w:lvl>
-    <w:lvl w:ilvl="3">
-      <w:start w:val="1"/>
-      <w:numFmt w:val="decimal"/>
-      <w:lvlText w:val="%4."/>
-      <w:lvlJc w:val="left"/>
-      <w:pPr>
-        <w:ind w:left="2880" w:hanging="360"/>
-      </w:pPr>
-    </w:lvl>
-    <w:lvl w:ilvl="4">
-      <w:start w:val="1"/>
-      <w:numFmt w:val="lowerLetter"/>
-      <w:lvlText w:val="%5."/>
-      <w:lvlJc w:val="left"/>
-      <w:pPr>
-        <w:ind w:left="3600" w:hanging="360"/>
-      </w:pPr>
-    </w:lvl>
-    <w:lvl w:ilvl="5">
-      <w:start w:val="1"/>
-      <w:numFmt w:val="lowerRoman"/>
-      <w:lvlText w:val="%6."/>
-      <w:lvlJc w:val="right"/>
-      <w:pPr>
-        <w:ind w:left="4320" w:hanging="180"/>
-      </w:pPr>
-    </w:lvl>
-    <w:lvl w:ilvl="6">
-      <w:start w:val="1"/>
-      <w:numFmt w:val="decimal"/>
-      <w:lvlText w:val="%7."/>
-      <w:lvlJc w:val="left"/>
-      <w:pPr>
-        <w:ind w:left="5040" w:hanging="360"/>
-      </w:pPr>
-    </w:lvl>
-    <w:lvl w:ilvl="7">
-      <w:start w:val="1"/>
-      <w:numFmt w:val="lowerLetter"/>
-      <w:lvlText w:val="%8."/>
-      <w:lvlJc w:val="left"/>
-      <w:pPr>
-        <w:ind w:left="5760" w:hanging="360"/>
-      </w:pPr>
-    </w:lvl>
-    <w:lvl w:ilvl="8">
-      <w:start w:val="1"/>
-      <w:numFmt w:val="lowerRoman"/>
-      <w:lvlText w:val="%9."/>
-      <w:lvlJc w:val="right"/>
-      <w:pPr>
-        <w:ind w:left="6480" w:hanging="180"/>
-      </w:pPr>
-    </w:lvl>
-  </w:abstractNum>
-  <w:num w:numId="1" w16cid:durableId="1920795513">
+  <w:num w:numId="1" w16cid:durableId="306127649">
     <w:abstractNumId w:val="7"/>
   </w:num>
-  <w:num w:numId="2" w16cid:durableId="80295676">
+  <w:num w:numId="2" w16cid:durableId="1786071632">
+    <w:abstractNumId w:val="11"/>
+  </w:num>
+  <w:num w:numId="3" w16cid:durableId="1210728242">
+    <w:abstractNumId w:val="17"/>
+  </w:num>
+  <w:num w:numId="4" w16cid:durableId="1350915740">
+    <w:abstractNumId w:val="3"/>
+  </w:num>
+  <w:num w:numId="5" w16cid:durableId="1644851202">
     <w:abstractNumId w:val="4"/>
   </w:num>
-  <w:num w:numId="3" w16cid:durableId="165676184">
+  <w:num w:numId="6" w16cid:durableId="1249998510">
     <w:abstractNumId w:val="13"/>
   </w:num>
-  <w:num w:numId="4" w16cid:durableId="915432742">
+  <w:num w:numId="7" w16cid:durableId="113139812">
+    <w:abstractNumId w:val="18"/>
+  </w:num>
+  <w:num w:numId="8" w16cid:durableId="1934125485">
+    <w:abstractNumId w:val="12"/>
+  </w:num>
+  <w:num w:numId="9" w16cid:durableId="1824930914">
+    <w:abstractNumId w:val="19"/>
+  </w:num>
+  <w:num w:numId="10" w16cid:durableId="1046442171">
+    <w:abstractNumId w:val="14"/>
+  </w:num>
+  <w:num w:numId="11" w16cid:durableId="1104419753">
+    <w:abstractNumId w:val="6"/>
+  </w:num>
+  <w:num w:numId="12" w16cid:durableId="1284117740">
+    <w:abstractNumId w:val="15"/>
+  </w:num>
+  <w:num w:numId="13" w16cid:durableId="2078630289">
+    <w:abstractNumId w:val="5"/>
+  </w:num>
+  <w:num w:numId="14" w16cid:durableId="370813216">
+    <w:abstractNumId w:val="21"/>
+  </w:num>
+  <w:num w:numId="15" w16cid:durableId="369771344">
+    <w:abstractNumId w:val="10"/>
+  </w:num>
+  <w:num w:numId="16" w16cid:durableId="1148865835">
+    <w:abstractNumId w:val="0"/>
+  </w:num>
+  <w:num w:numId="17" w16cid:durableId="2040084538">
+    <w:abstractNumId w:val="20"/>
+  </w:num>
+  <w:num w:numId="18" w16cid:durableId="202912059">
+    <w:abstractNumId w:val="1"/>
+  </w:num>
+  <w:num w:numId="19" w16cid:durableId="944581958">
+    <w:abstractNumId w:val="9"/>
+  </w:num>
+  <w:num w:numId="20" w16cid:durableId="1095900859">
+    <w:abstractNumId w:val="16"/>
+  </w:num>
+  <w:num w:numId="21" w16cid:durableId="1255242377">
+    <w:abstractNumId w:val="8"/>
+  </w:num>
+  <w:num w:numId="22" w16cid:durableId="1566184205">
     <w:abstractNumId w:val="2"/>
   </w:num>
-  <w:num w:numId="5" w16cid:durableId="681705639">
-    <w:abstractNumId w:val="15"/>
-  </w:num>
-  <w:num w:numId="6" w16cid:durableId="1582837002">
-    <w:abstractNumId w:val="18"/>
-  </w:num>
-  <w:num w:numId="7" w16cid:durableId="1350057731">
-    <w:abstractNumId w:val="21"/>
-  </w:num>
-  <w:num w:numId="8" w16cid:durableId="1957250101">
-    <w:abstractNumId w:val="3"/>
-  </w:num>
-  <w:num w:numId="9" w16cid:durableId="480315559">
-    <w:abstractNumId w:val="20"/>
-  </w:num>
-  <w:num w:numId="10" w16cid:durableId="520163015">
-    <w:abstractNumId w:val="17"/>
-  </w:num>
-  <w:num w:numId="11" w16cid:durableId="545608560">
-    <w:abstractNumId w:val="19"/>
-  </w:num>
-  <w:num w:numId="12" w16cid:durableId="1223715390">
-    <w:abstractNumId w:val="14"/>
-  </w:num>
-  <w:num w:numId="13" w16cid:durableId="774446762">
-    <w:abstractNumId w:val="11"/>
-  </w:num>
-  <w:num w:numId="14" w16cid:durableId="126241170">
-    <w:abstractNumId w:val="12"/>
-  </w:num>
-  <w:num w:numId="15" w16cid:durableId="1310943962">
-    <w:abstractNumId w:val="9"/>
-  </w:num>
-  <w:num w:numId="16" w16cid:durableId="588345729">
-    <w:abstractNumId w:val="1"/>
-  </w:num>
-  <w:num w:numId="17" w16cid:durableId="1085373355">
-    <w:abstractNumId w:val="6"/>
-  </w:num>
-  <w:num w:numId="18" w16cid:durableId="1986009649">
-    <w:abstractNumId w:val="8"/>
-  </w:num>
-  <w:num w:numId="19" w16cid:durableId="1114593278">
-    <w:abstractNumId w:val="16"/>
-  </w:num>
-  <w:num w:numId="20" w16cid:durableId="596789933">
-    <w:abstractNumId w:val="0"/>
-  </w:num>
-  <w:num w:numId="21" w16cid:durableId="246767118">
-    <w:abstractNumId w:val="5"/>
-  </w:num>
-  <w:num w:numId="22" w16cid:durableId="227572691">
-    <w:abstractNumId w:val="10"/>
-  </w:num>
-  <w:num w:numId="23" w16cid:durableId="1703362755">
-    <w:abstractNumId w:val="15"/>
+  <w:num w:numId="23" w16cid:durableId="320893895">
+    <w:abstractNumId w:val="4"/>
     <w:lvlOverride w:ilvl="0">
       <w:startOverride w:val="1"/>
     </w:lvlOverride>
   </w:num>
-  <w:num w:numId="24" w16cid:durableId="1428113332">
-    <w:abstractNumId w:val="15"/>
+  <w:num w:numId="24" w16cid:durableId="1409226421">
+    <w:abstractNumId w:val="4"/>
     <w:lvlOverride w:ilvl="0">
       <w:startOverride w:val="1"/>
     </w:lvlOverride>
   </w:num>
-  <w:num w:numId="25" w16cid:durableId="1847550777">
-    <w:abstractNumId w:val="15"/>
+  <w:num w:numId="25" w16cid:durableId="358776472">
+    <w:abstractNumId w:val="4"/>
     <w:lvlOverride w:ilvl="0">
       <w:startOverride w:val="1"/>
     </w:lvlOverride>
   </w:num>
-  <w:num w:numId="26" w16cid:durableId="1500077747">
-    <w:abstractNumId w:val="15"/>
+  <w:num w:numId="26" w16cid:durableId="1357659368">
+    <w:abstractNumId w:val="4"/>
     <w:lvlOverride w:ilvl="0">
       <w:startOverride w:val="1"/>
     </w:lvlOverride>
   </w:num>
-  <w:num w:numId="27" w16cid:durableId="571696356">
-    <w:abstractNumId w:val="15"/>
+  <w:num w:numId="27" w16cid:durableId="650870097">
+    <w:abstractNumId w:val="4"/>
     <w:lvlOverride w:ilvl="0">
       <w:startOverride w:val="1"/>
     </w:lvlOverride>
   </w:num>
-  <w:num w:numId="28" w16cid:durableId="180779178">
-    <w:abstractNumId w:val="15"/>
+  <w:num w:numId="28" w16cid:durableId="1053508303">
+    <w:abstractNumId w:val="4"/>
     <w:lvlOverride w:ilvl="0">
       <w:startOverride w:val="1"/>
     </w:lvlOverride>
   </w:num>
-  <w:num w:numId="29" w16cid:durableId="1244606910">
-    <w:abstractNumId w:val="15"/>
+  <w:num w:numId="29" w16cid:durableId="960451412">
+    <w:abstractNumId w:val="4"/>
     <w:lvlOverride w:ilvl="0">
       <w:startOverride w:val="1"/>
     </w:lvlOverride>
   </w:num>
-  <w:num w:numId="30" w16cid:durableId="513882950">
-    <w:abstractNumId w:val="15"/>
+  <w:num w:numId="30" w16cid:durableId="1720592465">
+    <w:abstractNumId w:val="4"/>
     <w:lvlOverride w:ilvl="0">
       <w:startOverride w:val="1"/>
     </w:lvlOverride>
   </w:num>
-  <w:num w:numId="31" w16cid:durableId="1696997145">
-    <w:abstractNumId w:val="15"/>
+  <w:num w:numId="31" w16cid:durableId="1398094437">
+    <w:abstractNumId w:val="4"/>
     <w:lvlOverride w:ilvl="0">
       <w:startOverride w:val="1"/>
     </w:lvlOverride>
@@ -24873,7 +24924,7 @@
     <w:autoRedefine/>
     <w:uiPriority w:val="39"/>
     <w:unhideWhenUsed/>
-    <w:rsid w:val="008902EA"/>
+    <w:rsid w:val="005A6673"/>
     <w:pPr>
       <w:spacing w:after="100"/>
     </w:pPr>
@@ -24885,7 +24936,7 @@
     <w:autoRedefine/>
     <w:uiPriority w:val="39"/>
     <w:unhideWhenUsed/>
-    <w:rsid w:val="008902EA"/>
+    <w:rsid w:val="005A6673"/>
     <w:pPr>
       <w:spacing w:after="100"/>
       <w:ind w:left="240"/>
@@ -24898,7 +24949,7 @@
     <w:autoRedefine/>
     <w:uiPriority w:val="39"/>
     <w:unhideWhenUsed/>
-    <w:rsid w:val="008902EA"/>
+    <w:rsid w:val="005A6673"/>
     <w:pPr>
       <w:spacing w:after="100"/>
       <w:ind w:left="480"/>
@@ -24909,7 +24960,7 @@
     <w:basedOn w:val="DefaultParagraphFont"/>
     <w:uiPriority w:val="99"/>
     <w:unhideWhenUsed/>
-    <w:rsid w:val="008902EA"/>
+    <w:rsid w:val="005A6673"/>
     <w:rPr>
       <w:color w:val="0000FF" w:themeColor="hyperlink"/>
       <w:u w:val="single"/>
